--- a/Fase 2/Evidencias proyecto/Documentación/SCRUM/2. Épicas e Historias de Usuario.docx
+++ b/Fase 2/Evidencias proyecto/Documentación/SCRUM/2. Épicas e Historias de Usuario.docx
@@ -30,6 +30,15 @@
           <w:szCs w:val="36"/>
         </w:rPr>
       </w:r>
+      <w:r>
+        <w:rPr>
+          <w:b/>
+          <w:bCs/>
+          <w:color w:val="000000"/>
+          <w:sz w:val="36"/>
+          <w:szCs w:val="36"/>
+        </w:rPr>
+      </w:r>
     </w:p>
     <w:p>
       <w:pPr>
@@ -59,6 +68,15 @@
           <w:szCs w:val="36"/>
         </w:rPr>
       </w:r>
+      <w:r>
+        <w:rPr>
+          <w:b/>
+          <w:bCs/>
+          <w:color w:val="000000"/>
+          <w:sz w:val="36"/>
+          <w:szCs w:val="36"/>
+        </w:rPr>
+      </w:r>
     </w:p>
     <w:p>
       <w:pPr>
@@ -88,6 +106,15 @@
           <w:szCs w:val="36"/>
         </w:rPr>
       </w:r>
+      <w:r>
+        <w:rPr>
+          <w:b/>
+          <w:bCs/>
+          <w:color w:val="000000"/>
+          <w:sz w:val="36"/>
+          <w:szCs w:val="36"/>
+        </w:rPr>
+      </w:r>
     </w:p>
     <w:p>
       <w:pPr>
@@ -117,6 +144,15 @@
           <w:szCs w:val="36"/>
         </w:rPr>
       </w:r>
+      <w:r>
+        <w:rPr>
+          <w:b/>
+          <w:bCs/>
+          <w:color w:val="000000"/>
+          <w:sz w:val="36"/>
+          <w:szCs w:val="36"/>
+        </w:rPr>
+      </w:r>
     </w:p>
     <w:p>
       <w:pPr>
@@ -146,6 +182,15 @@
           <w:szCs w:val="36"/>
         </w:rPr>
       </w:r>
+      <w:r>
+        <w:rPr>
+          <w:b/>
+          <w:bCs/>
+          <w:color w:val="000000"/>
+          <w:sz w:val="36"/>
+          <w:szCs w:val="36"/>
+        </w:rPr>
+      </w:r>
     </w:p>
     <w:p>
       <w:pPr>
@@ -175,6 +220,15 @@
           <w:szCs w:val="36"/>
         </w:rPr>
       </w:r>
+      <w:r>
+        <w:rPr>
+          <w:b/>
+          <w:bCs/>
+          <w:color w:val="000000"/>
+          <w:sz w:val="36"/>
+          <w:szCs w:val="36"/>
+        </w:rPr>
+      </w:r>
     </w:p>
     <w:p>
       <w:pPr>
@@ -204,6 +258,15 @@
           <w:szCs w:val="36"/>
         </w:rPr>
       </w:r>
+      <w:r>
+        <w:rPr>
+          <w:b/>
+          <w:bCs/>
+          <w:color w:val="000000"/>
+          <w:sz w:val="36"/>
+          <w:szCs w:val="36"/>
+        </w:rPr>
+      </w:r>
     </w:p>
     <w:p>
       <w:pPr>
@@ -233,6 +296,15 @@
           <w:szCs w:val="36"/>
         </w:rPr>
       </w:r>
+      <w:r>
+        <w:rPr>
+          <w:b/>
+          <w:bCs/>
+          <w:color w:val="000000"/>
+          <w:sz w:val="36"/>
+          <w:szCs w:val="36"/>
+        </w:rPr>
+      </w:r>
     </w:p>
     <w:p>
       <w:pPr>
@@ -262,6 +334,15 @@
           <w:szCs w:val="36"/>
         </w:rPr>
       </w:r>
+      <w:r>
+        <w:rPr>
+          <w:b/>
+          <w:bCs/>
+          <w:color w:val="000000"/>
+          <w:sz w:val="36"/>
+          <w:szCs w:val="36"/>
+        </w:rPr>
+      </w:r>
     </w:p>
     <w:p>
       <w:pPr>
@@ -280,6 +361,15 @@
       <w:r>
         <w:rPr>
           <w:rtl w:val="0"/>
+        </w:rPr>
+      </w:r>
+      <w:r>
+        <w:rPr>
+          <w:b/>
+          <w:bCs/>
+          <w:color w:val="000000"/>
+          <w:sz w:val="36"/>
+          <w:szCs w:val="36"/>
         </w:rPr>
       </w:r>
       <w:r>
@@ -326,6 +416,15 @@
           <w:szCs w:val="48"/>
         </w:rPr>
       </w:r>
+      <w:r>
+        <w:rPr>
+          <w:b/>
+          <w:bCs/>
+          <w:color w:val="000000"/>
+          <w:sz w:val="48"/>
+          <w:szCs w:val="48"/>
+        </w:rPr>
+      </w:r>
     </w:p>
     <w:p>
       <w:pPr>
@@ -351,6 +450,15 @@
           <w:rtl w:val="0"/>
         </w:rPr>
         <w:t xml:space="preserve">Épicas e Historias de Usuario</w:t>
+      </w:r>
+      <w:r>
+        <w:rPr>
+          <w:b/>
+          <w:bCs/>
+          <w:color w:val="000000"/>
+          <w:sz w:val="48"/>
+          <w:szCs w:val="48"/>
+        </w:rPr>
       </w:r>
       <w:r>
         <w:rPr>
@@ -412,7 +520,13 @@
       </w:r>
       <w:r>
         <w:rPr>
-          <w:rtl w:val="0"/>
+          <w:b/>
+          <w:bCs/>
+          <w:i/>
+          <w:iCs/>
+          <w:color w:val="00b050"/>
+          <w:sz w:val="36"/>
+          <w:szCs w:val="36"/>
         </w:rPr>
       </w:r>
       <w:r>
@@ -457,7 +571,13 @@
       </w:r>
       <w:r>
         <w:rPr>
-          <w:rtl w:val="0"/>
+          <w:rFonts w:ascii="Calibri" w:hAnsi="Calibri" w:eastAsia="Calibri" w:cs="Calibri"/>
+          <w:b/>
+          <w:bCs/>
+          <w:i/>
+          <w:iCs/>
+          <w:sz w:val="36"/>
+          <w:szCs w:val="36"/>
         </w:rPr>
       </w:r>
       <w:r>
@@ -495,6 +615,13 @@
           <w:color w:val="365f91"/>
         </w:rPr>
       </w:r>
+      <w:r>
+        <w:rPr>
+          <w:b/>
+          <w:bCs/>
+          <w:color w:val="365f91"/>
+        </w:rPr>
+      </w:r>
     </w:p>
     <w:p>
       <w:pPr>
@@ -519,6 +646,13 @@
           <w:color w:val="365f91"/>
         </w:rPr>
       </w:r>
+      <w:r>
+        <w:rPr>
+          <w:b/>
+          <w:bCs/>
+          <w:color w:val="365f91"/>
+        </w:rPr>
+      </w:r>
     </w:p>
     <w:p>
       <w:pPr>
@@ -543,6 +677,13 @@
           <w:color w:val="365f91"/>
         </w:rPr>
       </w:r>
+      <w:r>
+        <w:rPr>
+          <w:b/>
+          <w:bCs/>
+          <w:color w:val="365f91"/>
+        </w:rPr>
+      </w:r>
     </w:p>
     <w:p>
       <w:pPr>
@@ -567,6 +708,13 @@
           <w:color w:val="365f91"/>
         </w:rPr>
       </w:r>
+      <w:r>
+        <w:rPr>
+          <w:b/>
+          <w:bCs/>
+          <w:color w:val="365f91"/>
+        </w:rPr>
+      </w:r>
     </w:p>
     <w:p>
       <w:pPr>
@@ -591,6 +739,13 @@
           <w:color w:val="365f91"/>
         </w:rPr>
       </w:r>
+      <w:r>
+        <w:rPr>
+          <w:b/>
+          <w:bCs/>
+          <w:color w:val="365f91"/>
+        </w:rPr>
+      </w:r>
     </w:p>
     <w:p>
       <w:pPr>
@@ -615,6 +770,13 @@
           <w:color w:val="365f91"/>
         </w:rPr>
       </w:r>
+      <w:r>
+        <w:rPr>
+          <w:b/>
+          <w:bCs/>
+          <w:color w:val="365f91"/>
+        </w:rPr>
+      </w:r>
     </w:p>
     <w:p>
       <w:pPr>
@@ -639,6 +801,13 @@
           <w:color w:val="365f91"/>
         </w:rPr>
       </w:r>
+      <w:r>
+        <w:rPr>
+          <w:b/>
+          <w:bCs/>
+          <w:color w:val="365f91"/>
+        </w:rPr>
+      </w:r>
     </w:p>
     <w:p>
       <w:pPr>
@@ -663,6 +832,13 @@
           <w:color w:val="365f91"/>
         </w:rPr>
       </w:r>
+      <w:r>
+        <w:rPr>
+          <w:b/>
+          <w:bCs/>
+          <w:color w:val="365f91"/>
+        </w:rPr>
+      </w:r>
     </w:p>
     <w:p>
       <w:pPr>
@@ -687,6 +863,13 @@
           <w:color w:val="365f91"/>
         </w:rPr>
       </w:r>
+      <w:r>
+        <w:rPr>
+          <w:b/>
+          <w:bCs/>
+          <w:color w:val="365f91"/>
+        </w:rPr>
+      </w:r>
     </w:p>
     <w:p>
       <w:pPr>
@@ -711,6 +894,13 @@
           <w:color w:val="365f91"/>
         </w:rPr>
       </w:r>
+      <w:r>
+        <w:rPr>
+          <w:b/>
+          <w:bCs/>
+          <w:color w:val="365f91"/>
+        </w:rPr>
+      </w:r>
     </w:p>
     <w:p>
       <w:pPr>
@@ -735,6 +925,13 @@
           <w:color w:val="365f91"/>
         </w:rPr>
       </w:r>
+      <w:r>
+        <w:rPr>
+          <w:b/>
+          <w:bCs/>
+          <w:color w:val="365f91"/>
+        </w:rPr>
+      </w:r>
     </w:p>
     <w:p>
       <w:pPr>
@@ -759,6 +956,13 @@
           <w:color w:val="365f91"/>
         </w:rPr>
       </w:r>
+      <w:r>
+        <w:rPr>
+          <w:b/>
+          <w:bCs/>
+          <w:color w:val="365f91"/>
+        </w:rPr>
+      </w:r>
     </w:p>
     <w:p>
       <w:pPr>
@@ -783,6 +987,13 @@
           <w:color w:val="365f91"/>
         </w:rPr>
       </w:r>
+      <w:r>
+        <w:rPr>
+          <w:b/>
+          <w:bCs/>
+          <w:color w:val="365f91"/>
+        </w:rPr>
+      </w:r>
     </w:p>
     <w:p>
       <w:pPr>
@@ -807,6 +1018,13 @@
           <w:color w:val="365f91"/>
         </w:rPr>
       </w:r>
+      <w:r>
+        <w:rPr>
+          <w:b/>
+          <w:bCs/>
+          <w:color w:val="365f91"/>
+        </w:rPr>
+      </w:r>
     </w:p>
     <w:p>
       <w:pPr>
@@ -831,6 +1049,13 @@
           <w:color w:val="365f91"/>
         </w:rPr>
       </w:r>
+      <w:r>
+        <w:rPr>
+          <w:b/>
+          <w:bCs/>
+          <w:color w:val="365f91"/>
+        </w:rPr>
+      </w:r>
     </w:p>
     <w:p>
       <w:pPr>
@@ -855,6 +1080,13 @@
           <w:color w:val="365f91"/>
         </w:rPr>
       </w:r>
+      <w:r>
+        <w:rPr>
+          <w:b/>
+          <w:bCs/>
+          <w:color w:val="365f91"/>
+        </w:rPr>
+      </w:r>
     </w:p>
     <w:p>
       <w:pPr>
@@ -879,6 +1111,13 @@
           <w:color w:val="365f91"/>
         </w:rPr>
       </w:r>
+      <w:r>
+        <w:rPr>
+          <w:b/>
+          <w:bCs/>
+          <w:color w:val="365f91"/>
+        </w:rPr>
+      </w:r>
     </w:p>
     <w:p>
       <w:pPr>
@@ -903,6 +1142,13 @@
           <w:color w:val="365f91"/>
         </w:rPr>
       </w:r>
+      <w:r>
+        <w:rPr>
+          <w:b/>
+          <w:bCs/>
+          <w:color w:val="365f91"/>
+        </w:rPr>
+      </w:r>
     </w:p>
     <w:p>
       <w:pPr>
@@ -927,6 +1173,13 @@
           <w:color w:val="365f91"/>
         </w:rPr>
       </w:r>
+      <w:r>
+        <w:rPr>
+          <w:b/>
+          <w:bCs/>
+          <w:color w:val="365f91"/>
+        </w:rPr>
+      </w:r>
     </w:p>
     <w:p>
       <w:pPr>
@@ -951,6 +1204,13 @@
           <w:color w:val="365f91"/>
         </w:rPr>
       </w:r>
+      <w:r>
+        <w:rPr>
+          <w:b/>
+          <w:bCs/>
+          <w:color w:val="365f91"/>
+        </w:rPr>
+      </w:r>
     </w:p>
     <w:p>
       <w:pPr>
@@ -975,24 +1235,33 @@
           <w:color w:val="365f91"/>
         </w:rPr>
       </w:r>
-    </w:p>
-    <w:p>
-      <w:pPr>
-        <w:pBdr/>
-        <w:spacing/>
-        <w:ind/>
+      <w:r>
         <w:rPr>
           <w:b/>
           <w:bCs/>
           <w:color w:val="365f91"/>
         </w:rPr>
+      </w:r>
+    </w:p>
+    <w:p>
+      <w:pPr>
+        <w:pBdr/>
+        <w:spacing/>
+        <w:ind/>
+        <w:rPr>
+          <w:b/>
+          <w:bCs/>
+          <w:color w:val="365f91"/>
+        </w:rPr>
       </w:pPr>
       <w:r>
         <w:br w:type="page" w:clear="all"/>
       </w:r>
       <w:r>
         <w:rPr>
-          <w:rtl w:val="0"/>
+          <w:b/>
+          <w:bCs/>
+          <w:color w:val="365f91"/>
         </w:rPr>
       </w:r>
       <w:r>
@@ -1017,6 +1286,13 @@
       <w:r>
         <w:rPr>
           <w:rtl w:val="0"/>
+        </w:rPr>
+      </w:r>
+      <w:r>
+        <w:rPr>
+          <w:b/>
+          <w:bCs/>
+          <w:color w:val="365f91"/>
         </w:rPr>
       </w:r>
       <w:r>
@@ -1055,7 +1331,9 @@
       </w:r>
       <w:r>
         <w:rPr>
-          <w:rtl w:val="0"/>
+          <w:color w:val="000000"/>
+          <w:sz w:val="24"/>
+          <w:szCs w:val="24"/>
         </w:rPr>
       </w:r>
       <w:r>
@@ -1080,6 +1358,13 @@
       <w:r>
         <w:rPr>
           <w:rtl w:val="0"/>
+        </w:rPr>
+      </w:r>
+      <w:r>
+        <w:rPr>
+          <w:color w:val="000000"/>
+          <w:sz w:val="24"/>
+          <w:szCs w:val="24"/>
         </w:rPr>
       </w:r>
       <w:r>
@@ -1141,6 +1426,23 @@
           <w:rtl w:val="0"/>
         </w:rPr>
         <w:t xml:space="preserve">Contenido</w:t>
+      </w:r>
+      <w:r>
+        <w:rPr>
+          <w:rFonts w:ascii="Cambria" w:hAnsi="Cambria" w:eastAsia="Cambria" w:cs="Cambria"/>
+          <w:b/>
+          <w:bCs/>
+          <w:i w:val="0"/>
+          <w:iCs w:val="0"/>
+          <w:smallCaps w:val="0"/>
+          <w:strike w:val="0"/>
+          <w:color w:val="366091"/>
+          <w:sz w:val="28"/>
+          <w:szCs w:val="28"/>
+          <w:u w:val="none"/>
+          <w:shd w:val="clear" w:color="auto" w:fill="auto"/>
+          <w:vertAlign w:val="baseline"/>
+        </w:rPr>
       </w:r>
       <w:r>
         <w:rPr>
@@ -1241,7 +1543,19 @@
           </w:hyperlink>
           <w:r>
             <w:rPr>
-              <w:rtl w:val="0"/>
+              <w:rFonts w:ascii="Calibri" w:hAnsi="Calibri" w:eastAsia="Calibri" w:cs="Calibri"/>
+              <w:b w:val="0"/>
+              <w:bCs w:val="0"/>
+              <w:i w:val="0"/>
+              <w:iCs w:val="0"/>
+              <w:smallCaps w:val="0"/>
+              <w:strike w:val="0"/>
+              <w:color w:val="000000"/>
+              <w:sz w:val="22"/>
+              <w:szCs w:val="22"/>
+              <w:u w:val="none"/>
+              <w:shd w:val="clear" w:color="auto" w:fill="auto"/>
+              <w:vertAlign w:val="baseline"/>
             </w:rPr>
           </w:r>
           <w:r>
@@ -1324,7 +1638,19 @@
           </w:hyperlink>
           <w:r>
             <w:rPr>
-              <w:rtl w:val="0"/>
+              <w:rFonts w:ascii="Calibri" w:hAnsi="Calibri" w:eastAsia="Calibri" w:cs="Calibri"/>
+              <w:b w:val="0"/>
+              <w:bCs w:val="0"/>
+              <w:i w:val="0"/>
+              <w:iCs w:val="0"/>
+              <w:smallCaps w:val="0"/>
+              <w:strike w:val="0"/>
+              <w:color w:val="000000"/>
+              <w:sz w:val="22"/>
+              <w:szCs w:val="22"/>
+              <w:u w:val="none"/>
+              <w:shd w:val="clear" w:color="auto" w:fill="auto"/>
+              <w:vertAlign w:val="baseline"/>
             </w:rPr>
           </w:r>
           <w:r>
@@ -1407,7 +1733,19 @@
           </w:hyperlink>
           <w:r>
             <w:rPr>
-              <w:rtl w:val="0"/>
+              <w:rFonts w:ascii="Calibri" w:hAnsi="Calibri" w:eastAsia="Calibri" w:cs="Calibri"/>
+              <w:b w:val="0"/>
+              <w:bCs w:val="0"/>
+              <w:i w:val="0"/>
+              <w:iCs w:val="0"/>
+              <w:smallCaps w:val="0"/>
+              <w:strike w:val="0"/>
+              <w:color w:val="000000"/>
+              <w:sz w:val="22"/>
+              <w:szCs w:val="22"/>
+              <w:u w:val="none"/>
+              <w:shd w:val="clear" w:color="auto" w:fill="auto"/>
+              <w:vertAlign w:val="baseline"/>
             </w:rPr>
           </w:r>
           <w:r>
@@ -1490,7 +1828,19 @@
           </w:hyperlink>
           <w:r>
             <w:rPr>
-              <w:rtl w:val="0"/>
+              <w:rFonts w:ascii="Calibri" w:hAnsi="Calibri" w:eastAsia="Calibri" w:cs="Calibri"/>
+              <w:b w:val="0"/>
+              <w:bCs w:val="0"/>
+              <w:i w:val="0"/>
+              <w:iCs w:val="0"/>
+              <w:smallCaps w:val="0"/>
+              <w:strike w:val="0"/>
+              <w:color w:val="000000"/>
+              <w:sz w:val="22"/>
+              <w:szCs w:val="22"/>
+              <w:u w:val="none"/>
+              <w:shd w:val="clear" w:color="auto" w:fill="auto"/>
+              <w:vertAlign w:val="baseline"/>
             </w:rPr>
           </w:r>
           <w:r>
@@ -1549,7 +1899,12 @@
       </w:r>
       <w:r>
         <w:rPr>
-          <w:rtl w:val="0"/>
+          <w:rFonts w:ascii="Cambria" w:hAnsi="Cambria" w:eastAsia="Cambria" w:cs="Cambria"/>
+          <w:b/>
+          <w:bCs/>
+          <w:color w:val="366091"/>
+          <w:sz w:val="28"/>
+          <w:szCs w:val="28"/>
         </w:rPr>
       </w:r>
       <w:r>
@@ -1565,7 +1920,7 @@
     </w:p>
     <w:p>
       <w:pPr>
-        <w:pStyle w:val="709"/>
+        <w:pStyle w:val="916"/>
         <w:pBdr/>
         <w:spacing/>
         <w:ind/>
@@ -1597,6 +1952,13 @@
       <w:r>
         <w:rPr>
           <w:rtl w:val="0"/>
+        </w:rPr>
+      </w:r>
+      <w:r>
+        <w:rPr>
+          <w:color w:val="000000"/>
+          <w:sz w:val="24"/>
+          <w:szCs w:val="24"/>
         </w:rPr>
       </w:r>
       <w:r>
@@ -1634,10 +1996,17 @@
           <w:szCs w:val="24"/>
         </w:rPr>
       </w:r>
+      <w:r>
+        <w:rPr>
+          <w:color w:val="000000"/>
+          <w:sz w:val="24"/>
+          <w:szCs w:val="24"/>
+        </w:rPr>
+      </w:r>
     </w:p>
     <w:tbl>
       <w:tblPr>
-        <w:tblStyle w:val="754"/>
+        <w:tblStyle w:val="961"/>
         <w:tblW w:w="8828" w:type="dxa"/>
         <w:tblBorders>
           <w:top w:val="single" w:color="000000" w:sz="4" w:space="0"/>
@@ -1702,6 +2071,13 @@
                 <w:szCs w:val="24"/>
               </w:rPr>
             </w:r>
+            <w:r>
+              <w:rPr>
+                <w:color w:val="000000"/>
+                <w:sz w:val="24"/>
+                <w:szCs w:val="24"/>
+              </w:rPr>
+            </w:r>
           </w:p>
         </w:tc>
         <w:tc>
@@ -1730,6 +2106,13 @@
                 <w:rtl w:val="0"/>
               </w:rPr>
               <w:t xml:space="preserve">Fecha</w:t>
+            </w:r>
+            <w:r>
+              <w:rPr>
+                <w:color w:val="000000"/>
+                <w:sz w:val="24"/>
+                <w:szCs w:val="24"/>
+              </w:rPr>
             </w:r>
             <w:r>
               <w:rPr>
@@ -1774,6 +2157,13 @@
                 <w:szCs w:val="24"/>
               </w:rPr>
             </w:r>
+            <w:r>
+              <w:rPr>
+                <w:color w:val="000000"/>
+                <w:sz w:val="24"/>
+                <w:szCs w:val="24"/>
+              </w:rPr>
+            </w:r>
           </w:p>
         </w:tc>
         <w:tc>
@@ -1802,6 +2192,13 @@
                 <w:rtl w:val="0"/>
               </w:rPr>
               <w:t xml:space="preserve">autor</w:t>
+            </w:r>
+            <w:r>
+              <w:rPr>
+                <w:color w:val="000000"/>
+                <w:sz w:val="24"/>
+                <w:szCs w:val="24"/>
+              </w:rPr>
             </w:r>
             <w:r>
               <w:rPr>
@@ -1850,6 +2247,13 @@
                 <w:szCs w:val="24"/>
               </w:rPr>
             </w:r>
+            <w:r>
+              <w:rPr>
+                <w:color w:val="000000"/>
+                <w:sz w:val="24"/>
+                <w:szCs w:val="24"/>
+              </w:rPr>
+            </w:r>
           </w:p>
         </w:tc>
         <w:tc>
@@ -1873,6 +2277,13 @@
             <w:r>
               <w:rPr>
                 <w:rtl w:val="0"/>
+              </w:rPr>
+            </w:r>
+            <w:r>
+              <w:rPr>
+                <w:color w:val="000000"/>
+                <w:sz w:val="24"/>
+                <w:szCs w:val="24"/>
               </w:rPr>
             </w:r>
             <w:r>
@@ -1914,6 +2325,13 @@
                 <w:szCs w:val="24"/>
               </w:rPr>
             </w:r>
+            <w:r>
+              <w:rPr>
+                <w:color w:val="000000"/>
+                <w:sz w:val="24"/>
+                <w:szCs w:val="24"/>
+              </w:rPr>
+            </w:r>
           </w:p>
         </w:tc>
         <w:tc>
@@ -1937,6 +2355,13 @@
             <w:r>
               <w:rPr>
                 <w:rtl w:val="0"/>
+              </w:rPr>
+            </w:r>
+            <w:r>
+              <w:rPr>
+                <w:color w:val="000000"/>
+                <w:sz w:val="24"/>
+                <w:szCs w:val="24"/>
               </w:rPr>
             </w:r>
             <w:r>
@@ -1983,6 +2408,13 @@
                 <w:szCs w:val="24"/>
               </w:rPr>
             </w:r>
+            <w:r>
+              <w:rPr>
+                <w:color w:val="000000"/>
+                <w:sz w:val="24"/>
+                <w:szCs w:val="24"/>
+              </w:rPr>
+            </w:r>
           </w:p>
         </w:tc>
         <w:tc>
@@ -2006,6 +2438,13 @@
             <w:r>
               <w:rPr>
                 <w:rtl w:val="0"/>
+              </w:rPr>
+            </w:r>
+            <w:r>
+              <w:rPr>
+                <w:color w:val="000000"/>
+                <w:sz w:val="24"/>
+                <w:szCs w:val="24"/>
               </w:rPr>
             </w:r>
             <w:r>
@@ -2047,6 +2486,13 @@
                 <w:szCs w:val="24"/>
               </w:rPr>
             </w:r>
+            <w:r>
+              <w:rPr>
+                <w:color w:val="000000"/>
+                <w:sz w:val="24"/>
+                <w:szCs w:val="24"/>
+              </w:rPr>
+            </w:r>
           </w:p>
         </w:tc>
         <w:tc>
@@ -2070,6 +2516,13 @@
             <w:r>
               <w:rPr>
                 <w:rtl w:val="0"/>
+              </w:rPr>
+            </w:r>
+            <w:r>
+              <w:rPr>
+                <w:color w:val="000000"/>
+                <w:sz w:val="24"/>
+                <w:szCs w:val="24"/>
               </w:rPr>
             </w:r>
             <w:r>
@@ -2116,6 +2569,13 @@
                 <w:szCs w:val="24"/>
               </w:rPr>
             </w:r>
+            <w:r>
+              <w:rPr>
+                <w:color w:val="000000"/>
+                <w:sz w:val="24"/>
+                <w:szCs w:val="24"/>
+              </w:rPr>
+            </w:r>
           </w:p>
         </w:tc>
         <w:tc>
@@ -2139,6 +2599,13 @@
             <w:r>
               <w:rPr>
                 <w:rtl w:val="0"/>
+              </w:rPr>
+            </w:r>
+            <w:r>
+              <w:rPr>
+                <w:color w:val="000000"/>
+                <w:sz w:val="24"/>
+                <w:szCs w:val="24"/>
               </w:rPr>
             </w:r>
             <w:r>
@@ -2180,6 +2647,13 @@
                 <w:szCs w:val="24"/>
               </w:rPr>
             </w:r>
+            <w:r>
+              <w:rPr>
+                <w:color w:val="000000"/>
+                <w:sz w:val="24"/>
+                <w:szCs w:val="24"/>
+              </w:rPr>
+            </w:r>
           </w:p>
         </w:tc>
         <w:tc>
@@ -2212,6 +2686,13 @@
                 <w:szCs w:val="24"/>
               </w:rPr>
             </w:r>
+            <w:r>
+              <w:rPr>
+                <w:color w:val="000000"/>
+                <w:sz w:val="24"/>
+                <w:szCs w:val="24"/>
+              </w:rPr>
+            </w:r>
           </w:p>
         </w:tc>
       </w:tr>
@@ -2234,6 +2715,14 @@
       <w:r>
         <w:rPr>
           <w:rtl w:val="0"/>
+        </w:rPr>
+      </w:r>
+      <w:r>
+        <w:rPr>
+          <w:color w:val="000000"/>
+          <w:sz w:val="24"/>
+          <w:szCs w:val="24"/>
+          <w:u w:val="single"/>
         </w:rPr>
       </w:r>
       <w:r>
@@ -2276,10 +2765,17 @@
           <w:szCs w:val="24"/>
         </w:rPr>
       </w:r>
+      <w:r>
+        <w:rPr>
+          <w:color w:val="000000"/>
+          <w:sz w:val="24"/>
+          <w:szCs w:val="24"/>
+        </w:rPr>
+      </w:r>
     </w:p>
     <w:tbl>
       <w:tblPr>
-        <w:tblStyle w:val="755"/>
+        <w:tblStyle w:val="962"/>
         <w:tblInd w:w="108" w:type="dxa"/>
         <w:tblW w:w="8720" w:type="dxa"/>
         <w:tblBorders>
@@ -2327,6 +2823,11 @@
                 <w:rtl w:val="0"/>
               </w:rPr>
               <w:t xml:space="preserve">Organización</w:t>
+            </w:r>
+            <w:r>
+              <w:rPr>
+                <w:color w:val="000000"/>
+              </w:rPr>
             </w:r>
             <w:r>
               <w:rPr>
@@ -2387,6 +2888,11 @@
                 <w:color w:val="000000"/>
               </w:rPr>
             </w:r>
+            <w:r>
+              <w:rPr>
+                <w:color w:val="000000"/>
+              </w:rPr>
+            </w:r>
           </w:p>
         </w:tc>
         <w:tc>
@@ -2435,6 +2941,11 @@
                 <w:rtl w:val="0"/>
               </w:rPr>
               <w:t xml:space="preserve">Proyecto (Nombre)</w:t>
+            </w:r>
+            <w:r>
+              <w:rPr>
+                <w:color w:val="000000"/>
+              </w:rPr>
             </w:r>
             <w:r>
               <w:rPr>
@@ -2495,6 +3006,11 @@
                 <w:color w:val="000000"/>
               </w:rPr>
             </w:r>
+            <w:r>
+              <w:rPr>
+                <w:color w:val="000000"/>
+              </w:rPr>
+            </w:r>
           </w:p>
         </w:tc>
         <w:tc>
@@ -2543,6 +3059,11 @@
                 <w:rtl w:val="0"/>
               </w:rPr>
               <w:t xml:space="preserve">Fecha de Término</w:t>
+            </w:r>
+            <w:r>
+              <w:rPr>
+                <w:color w:val="000000"/>
+              </w:rPr>
             </w:r>
             <w:r>
               <w:rPr>
@@ -2603,6 +3124,11 @@
                 <w:color w:val="000000"/>
               </w:rPr>
             </w:r>
+            <w:r>
+              <w:rPr>
+                <w:color w:val="000000"/>
+              </w:rPr>
+            </w:r>
           </w:p>
         </w:tc>
         <w:tc>
@@ -2656,6 +3182,11 @@
                 <w:color w:val="000000"/>
               </w:rPr>
             </w:r>
+            <w:r>
+              <w:rPr>
+                <w:color w:val="000000"/>
+              </w:rPr>
+            </w:r>
           </w:p>
         </w:tc>
         <w:tc>
@@ -2698,7 +3229,9 @@
       <w:bookmarkEnd w:id="4"/>
       <w:r>
         <w:rPr>
-          <w:rtl w:val="0"/>
+          <w:color w:val="000000"/>
+          <w:sz w:val="24"/>
+          <w:szCs w:val="24"/>
         </w:rPr>
       </w:r>
       <w:r>
@@ -2736,10 +3269,17 @@
           <w:szCs w:val="24"/>
         </w:rPr>
       </w:r>
+      <w:r>
+        <w:rPr>
+          <w:color w:val="000000"/>
+          <w:sz w:val="24"/>
+          <w:szCs w:val="24"/>
+        </w:rPr>
+      </w:r>
     </w:p>
     <w:tbl>
       <w:tblPr>
-        <w:tblStyle w:val="756"/>
+        <w:tblStyle w:val="963"/>
         <w:tblInd w:w="108" w:type="dxa"/>
         <w:tblW w:w="8720" w:type="dxa"/>
         <w:tblBorders>
@@ -2797,6 +3337,11 @@
                 <w:color w:val="000000"/>
               </w:rPr>
             </w:r>
+            <w:r>
+              <w:rPr>
+                <w:color w:val="000000"/>
+              </w:rPr>
+            </w:r>
           </w:p>
         </w:tc>
         <w:tc>
@@ -2826,6 +3371,11 @@
                 <w:color w:val="000000"/>
               </w:rPr>
             </w:r>
+            <w:r>
+              <w:rPr>
+                <w:color w:val="000000"/>
+              </w:rPr>
+            </w:r>
           </w:p>
         </w:tc>
         <w:tc>
@@ -2849,6 +3399,11 @@
                 <w:rtl w:val="0"/>
               </w:rPr>
               <w:t xml:space="preserve">Correo</w:t>
+            </w:r>
+            <w:r>
+              <w:rPr>
+                <w:color w:val="000000"/>
+              </w:rPr>
             </w:r>
             <w:r>
               <w:rPr>
@@ -2892,6 +3447,12 @@
                 <w:bCs/>
               </w:rPr>
             </w:r>
+            <w:r>
+              <w:rPr>
+                <w:b/>
+                <w:bCs/>
+              </w:rPr>
+            </w:r>
           </w:p>
         </w:tc>
         <w:tc>
@@ -2924,6 +3485,12 @@
                 <w:bCs/>
               </w:rPr>
             </w:r>
+            <w:r>
+              <w:rPr>
+                <w:b/>
+                <w:bCs/>
+              </w:rPr>
+            </w:r>
           </w:p>
         </w:tc>
         <w:tc>
@@ -2949,6 +3516,12 @@
                 <w:rtl w:val="0"/>
               </w:rPr>
               <w:t xml:space="preserve">mar.valladares@duocuc.cl</w:t>
+            </w:r>
+            <w:r>
+              <w:rPr>
+                <w:b/>
+                <w:bCs/>
+              </w:rPr>
             </w:r>
             <w:r>
               <w:rPr>
@@ -2993,6 +3566,12 @@
                 <w:bCs/>
               </w:rPr>
             </w:r>
+            <w:r>
+              <w:rPr>
+                <w:b/>
+                <w:bCs/>
+              </w:rPr>
+            </w:r>
           </w:p>
         </w:tc>
         <w:tc>
@@ -3018,6 +3597,12 @@
                 <w:rtl w:val="0"/>
               </w:rPr>
               <w:t xml:space="preserve">Antonia Lizana</w:t>
+            </w:r>
+            <w:r>
+              <w:rPr>
+                <w:b/>
+                <w:bCs/>
+              </w:rPr>
             </w:r>
             <w:r>
               <w:rPr>
@@ -3057,13 +3642,19 @@
                 <w:bCs/>
               </w:rPr>
             </w:r>
+            <w:r>
+              <w:rPr>
+                <w:b/>
+                <w:bCs/>
+              </w:rPr>
+            </w:r>
           </w:p>
         </w:tc>
       </w:tr>
     </w:tbl>
     <w:p>
       <w:pPr>
-        <w:pStyle w:val="709"/>
+        <w:pStyle w:val="916"/>
         <w:pBdr/>
         <w:spacing/>
         <w:ind/>
@@ -3093,7 +3684,10 @@
       </w:r>
       <w:r>
         <w:rPr>
-          <w:rtl w:val="0"/>
+          <w:color w:val="000000"/>
+          <w:sz w:val="24"/>
+          <w:szCs w:val="24"/>
+          <w:u w:val="single"/>
         </w:rPr>
       </w:r>
       <w:r>
@@ -3107,7 +3701,7 @@
     </w:p>
     <w:p>
       <w:pPr>
-        <w:pStyle w:val="710"/>
+        <w:pStyle w:val="917"/>
         <w:pBdr/>
         <w:spacing/>
         <w:ind/>
@@ -3122,7 +3716,7 @@
     </w:p>
     <w:p>
       <w:pPr>
-        <w:pStyle w:val="709"/>
+        <w:pStyle w:val="916"/>
         <w:pBdr/>
         <w:spacing/>
         <w:ind/>
@@ -3156,7 +3750,7 @@
     </w:p>
     <w:tbl>
       <w:tblPr>
-        <w:tblStyle w:val="757"/>
+        <w:tblStyle w:val="964"/>
         <w:tblW w:w="8926" w:type="dxa"/>
         <w:tblBorders>
           <w:top w:val="single" w:color="000000" w:sz="4" w:space="0"/>
@@ -3213,6 +3807,12 @@
                 <w:bCs/>
               </w:rPr>
             </w:r>
+            <w:r>
+              <w:rPr>
+                <w:b/>
+                <w:bCs/>
+              </w:rPr>
+            </w:r>
           </w:p>
         </w:tc>
         <w:tc>
@@ -3237,6 +3837,12 @@
                 <w:rtl w:val="0"/>
               </w:rPr>
               <w:t xml:space="preserve">Épica</w:t>
+            </w:r>
+            <w:r>
+              <w:rPr>
+                <w:b/>
+                <w:bCs/>
+              </w:rPr>
             </w:r>
             <w:r>
               <w:rPr>
@@ -3607,7 +4213,7 @@
     </w:p>
     <w:p>
       <w:pPr>
-        <w:pStyle w:val="709"/>
+        <w:pStyle w:val="916"/>
         <w:pBdr/>
         <w:spacing/>
         <w:ind/>
@@ -3627,7 +4233,7 @@
     </w:p>
     <w:tbl>
       <w:tblPr>
-        <w:tblStyle w:val="758"/>
+        <w:tblStyle w:val="965"/>
         <w:tblW w:w="8828" w:type="dxa"/>
         <w:tblBorders>
           <w:top w:val="single" w:color="000000" w:sz="4" w:space="0"/>
@@ -3689,6 +4295,12 @@
                 <w:color w:val="1f1f1f"/>
               </w:rPr>
             </w:r>
+            <w:r>
+              <w:rPr>
+                <w:rFonts w:ascii="Roboto" w:hAnsi="Roboto" w:eastAsia="Roboto" w:cs="Roboto"/>
+                <w:color w:val="1f1f1f"/>
+              </w:rPr>
+            </w:r>
           </w:p>
           <w:p>
             <w:pPr>
@@ -3704,6 +4316,12 @@
             <w:r>
               <w:rPr>
                 <w:rtl w:val="0"/>
+              </w:rPr>
+            </w:r>
+            <w:r>
+              <w:rPr>
+                <w:rFonts w:ascii="Roboto" w:hAnsi="Roboto" w:eastAsia="Roboto" w:cs="Roboto"/>
+                <w:color w:val="1f1f1f"/>
               </w:rPr>
             </w:r>
             <w:r>
@@ -3731,6 +4349,12 @@
                 <w:rtl w:val="0"/>
               </w:rPr>
               <w:t xml:space="preserve">A continuación se presentan las</w:t>
+            </w:r>
+            <w:r>
+              <w:rPr>
+                <w:rFonts w:ascii="Roboto" w:hAnsi="Roboto" w:eastAsia="Roboto" w:cs="Roboto"/>
+                <w:color w:val="1f1f1f"/>
+              </w:rPr>
             </w:r>
             <w:r>
               <w:rPr>
@@ -3771,6 +4395,11 @@
                 <w:u w:val="none"/>
               </w:rPr>
             </w:r>
+            <w:r>
+              <w:rPr>
+                <w:u w:val="none"/>
+              </w:rPr>
+            </w:r>
           </w:p>
           <w:p>
             <w:pPr>
@@ -3798,6 +4427,11 @@
                 <w:rtl w:val="0"/>
               </w:rPr>
               <w:t xml:space="preserve"> Elementos de alto valor comprometidos en el alcance original, pero que admiten alternativas simplificadas de contingencia si los tiempos se reducen.</w:t>
+            </w:r>
+            <w:r>
+              <w:rPr>
+                <w:u w:val="none"/>
+              </w:rPr>
             </w:r>
             <w:r>
               <w:rPr>
@@ -3837,6 +4471,11 @@
                 <w:u w:val="none"/>
               </w:rPr>
             </w:r>
+            <w:r>
+              <w:rPr>
+                <w:u w:val="none"/>
+              </w:rPr>
+            </w:r>
           </w:p>
           <w:p>
             <w:pPr>
@@ -3867,7 +4506,7 @@
             </w:r>
             <w:r>
               <w:rPr>
-                <w:rtl w:val="0"/>
+                <w:u w:val="none"/>
               </w:rPr>
             </w:r>
             <w:r>
@@ -3895,7 +4534,7 @@
     </w:p>
     <w:tbl>
       <w:tblPr>
-        <w:tblStyle w:val="759"/>
+        <w:tblStyle w:val="966"/>
         <w:tblW w:w="8828" w:type="dxa"/>
         <w:tblBorders>
           <w:top w:val="single" w:color="000000" w:sz="4" w:space="0"/>
@@ -3954,6 +4593,12 @@
                 <w:bCs/>
               </w:rPr>
             </w:r>
+            <w:r>
+              <w:rPr>
+                <w:b/>
+                <w:bCs/>
+              </w:rPr>
+            </w:r>
           </w:p>
         </w:tc>
         <w:tc>
@@ -3985,6 +4630,12 @@
                 <w:bCs/>
               </w:rPr>
             </w:r>
+            <w:r>
+              <w:rPr>
+                <w:b/>
+                <w:bCs/>
+              </w:rPr>
+            </w:r>
           </w:p>
         </w:tc>
         <w:tc>
@@ -4009,6 +4660,12 @@
                 <w:rtl w:val="0"/>
               </w:rPr>
               <w:t xml:space="preserve">Priorización</w:t>
+            </w:r>
+            <w:r>
+              <w:rPr>
+                <w:b/>
+                <w:bCs/>
+              </w:rPr>
             </w:r>
             <w:r>
               <w:rPr>
@@ -4477,7 +5134,7 @@
     </w:tbl>
     <w:p>
       <w:pPr>
-        <w:pStyle w:val="709"/>
+        <w:pStyle w:val="916"/>
         <w:pBdr/>
         <w:spacing/>
         <w:ind/>
@@ -4557,7 +5214,11 @@
         </w:rPr>
         <w:t xml:space="preserve"> muy clara.</w:t>
       </w:r>
-      <w:r/>
+      <w:r>
+        <w:rPr>
+          <w:highlight w:val="none"/>
+        </w:rPr>
+      </w:r>
     </w:p>
     <w:p>
       <w:pPr>
@@ -4569,6 +5230,7 @@
           <w:i/>
           <w:sz w:val="16"/>
           <w:szCs w:val="16"/>
+          <w:highlight w:val="none"/>
         </w:rPr>
       </w:pPr>
       <w:r>
@@ -4589,30 +5251,33 @@
           <w:iCs/>
           <w:sz w:val="16"/>
           <w:szCs w:val="16"/>
-          <w:highlight w:val="none"/>
-          <w:rtl w:val="0"/>
         </w:rPr>
       </w:r>
+      <w:r>
+        <w:rPr>
+          <w:bCs/>
+          <w:i/>
+          <w:sz w:val="16"/>
+          <w:szCs w:val="16"/>
+        </w:rPr>
+      </w:r>
+    </w:p>
+    <w:p>
+      <w:pPr>
+        <w:pBdr/>
+        <w:spacing w:after="0"/>
+        <w:ind/>
+        <w:rPr>
+          <w:highlight w:val="none"/>
+        </w:rPr>
+      </w:pPr>
       <w:r>
         <w:rPr>
           <w:i/>
           <w:iCs/>
           <w:sz w:val="16"/>
           <w:szCs w:val="16"/>
-        </w:rPr>
-      </w:r>
-    </w:p>
-    <w:p>
-      <w:pPr>
-        <w:pBdr/>
-        <w:spacing/>
-        <w:ind/>
-        <w:rPr/>
-      </w:pPr>
-      <w:r/>
-      <w:r>
-        <w:rPr>
-          <w:rtl w:val="0"/>
+          <w:highlight w:val="none"/>
         </w:rPr>
       </w:r>
       <w:r>
@@ -4620,7 +5285,7 @@
           <mc:Choice Requires="wpg">
             <w:drawing>
               <wp:inline xmlns:wp="http://schemas.openxmlformats.org/drawingml/2006/wordprocessingDrawing" distT="0" distB="0" distL="0" distR="0">
-                <wp:extent cx="5612130" cy="2367822"/>
+                <wp:extent cx="5612130" cy="1969972"/>
                 <wp:effectExtent l="0" t="0" r="0" b="0"/>
                 <wp:docPr id="2" name=""/>
                 <wp:cNvGraphicFramePr>
@@ -4630,7 +5295,7 @@
                   <a:graphicData uri="http://schemas.openxmlformats.org/drawingml/2006/picture">
                     <pic:pic xmlns:pic="http://schemas.openxmlformats.org/drawingml/2006/picture">
                       <pic:nvPicPr>
-                        <pic:cNvPr id="367813473" name=""/>
+                        <pic:cNvPr id="123157813" name=""/>
                         <pic:cNvPicPr>
                           <a:picLocks noChangeAspect="1"/>
                         </pic:cNvPicPr>
@@ -4643,7 +5308,7 @@
                       <pic:spPr bwMode="auto">
                         <a:xfrm>
                           <a:off x="0" y="0"/>
-                          <a:ext cx="5612129" cy="2367821"/>
+                          <a:ext cx="5612129" cy="1969971"/>
                         </a:xfrm>
                         <a:prstGeom prst="rect">
                           <a:avLst/>
@@ -4676,7 +5341,7 @@
                 <v:path o:extrusionok="f" gradientshapeok="t" o:connecttype="rect"/>
                 <o:lock v:ext="edit" aspectratio="t"/>
               </v:shapetype>
-              <v:shape id="_x0000_i1" o:spid="_x0000_s1" type="#_x0000_t75" style="width:441.90pt;height:186.44pt;mso-wrap-distance-left:0.00pt;mso-wrap-distance-top:0.00pt;mso-wrap-distance-right:0.00pt;mso-wrap-distance-bottom:0.00pt;z-index:1;" stroked="false">
+              <v:shape id="_x0000_i1" o:spid="_x0000_s1" type="#_x0000_t75" style="width:441.90pt;height:155.12pt;mso-wrap-distance-left:0.00pt;mso-wrap-distance-top:0.00pt;mso-wrap-distance-right:0.00pt;mso-wrap-distance-bottom:0.00pt;z-index:1;" stroked="false">
                 <v:imagedata r:id="rId12" o:title=""/>
                 <o:lock v:ext="edit" rotation="t"/>
               </v:shape>
@@ -4686,10 +5351,40 @@
       </w:r>
       <w:r>
         <w:rPr>
-          <w:rtl w:val="0"/>
+          <w:bCs/>
+          <w:i/>
+          <w:sz w:val="16"/>
+          <w:szCs w:val="16"/>
         </w:rPr>
       </w:r>
-      <w:r/>
+    </w:p>
+    <w:p>
+      <w:pPr>
+        <w:pBdr/>
+        <w:spacing w:after="0"/>
+        <w:ind/>
+        <w:rPr>
+          <w:bCs/>
+          <w:i/>
+          <w:sz w:val="16"/>
+          <w:szCs w:val="16"/>
+        </w:rPr>
+      </w:pPr>
+      <w:r>
+        <w:rPr>
+          <w:highlight w:val="none"/>
+        </w:rPr>
+      </w:r>
+      <w:r>
+        <w:rPr>
+          <w:highlight w:val="none"/>
+        </w:rPr>
+      </w:r>
+      <w:r>
+        <w:rPr>
+          <w:highlight w:val="none"/>
+        </w:rPr>
+      </w:r>
     </w:p>
     <w:p>
       <w:pPr>
@@ -4731,6 +5426,15 @@
           <w:szCs w:val="16"/>
         </w:rPr>
       </w:r>
+      <w:r>
+        <w:rPr>
+          <w:bCs/>
+          <w:i/>
+          <w:sz w:val="16"/>
+          <w:szCs w:val="16"/>
+          <w:highlight w:val="none"/>
+        </w:rPr>
+      </w:r>
     </w:p>
     <w:p>
       <w:pPr>
@@ -4751,7 +5455,7 @@
           <mc:Choice Requires="wpg">
             <w:drawing>
               <wp:inline xmlns:wp="http://schemas.openxmlformats.org/drawingml/2006/wordprocessingDrawing" distT="0" distB="0" distL="0" distR="0">
-                <wp:extent cx="5612130" cy="2359385"/>
+                <wp:extent cx="5612130" cy="2534299"/>
                 <wp:effectExtent l="0" t="0" r="0" b="0"/>
                 <wp:docPr id="3" name=""/>
                 <wp:cNvGraphicFramePr>
@@ -4761,7 +5465,7 @@
                   <a:graphicData uri="http://schemas.openxmlformats.org/drawingml/2006/picture">
                     <pic:pic xmlns:pic="http://schemas.openxmlformats.org/drawingml/2006/picture">
                       <pic:nvPicPr>
-                        <pic:cNvPr id="965083596" name=""/>
+                        <pic:cNvPr id="501484577" name=""/>
                         <pic:cNvPicPr>
                           <a:picLocks noChangeAspect="1"/>
                         </pic:cNvPicPr>
@@ -4774,7 +5478,7 @@
                       <pic:spPr bwMode="auto">
                         <a:xfrm>
                           <a:off x="0" y="0"/>
-                          <a:ext cx="5612129" cy="2359384"/>
+                          <a:ext cx="5612129" cy="2534298"/>
                         </a:xfrm>
                         <a:prstGeom prst="rect">
                           <a:avLst/>
@@ -4807,7 +5511,7 @@
                 <v:path o:extrusionok="f" gradientshapeok="t" o:connecttype="rect"/>
                 <o:lock v:ext="edit" aspectratio="t"/>
               </v:shapetype>
-              <v:shape id="_x0000_i2" o:spid="_x0000_s2" type="#_x0000_t75" style="width:441.90pt;height:185.78pt;mso-wrap-distance-left:0.00pt;mso-wrap-distance-top:0.00pt;mso-wrap-distance-right:0.00pt;mso-wrap-distance-bottom:0.00pt;z-index:1;" stroked="false">
+              <v:shape id="_x0000_i2" o:spid="_x0000_s2" type="#_x0000_t75" style="width:441.90pt;height:199.55pt;mso-wrap-distance-left:0.00pt;mso-wrap-distance-top:0.00pt;mso-wrap-distance-right:0.00pt;mso-wrap-distance-bottom:0.00pt;z-index:1;" stroked="false">
                 <v:imagedata r:id="rId13" o:title=""/>
                 <o:lock v:ext="edit" rotation="t"/>
               </v:shape>
@@ -4822,6 +5526,7 @@
           <w:lang w:val="es-ES"/>
         </w:rPr>
       </w:r>
+      <w:r/>
       <w:r>
         <w:rPr>
           <w:highlight w:val="none"/>
@@ -4829,13 +5534,47 @@
           <w:lang w:val="es-ES"/>
         </w:rPr>
       </w:r>
-      <w:r>
-        <w:rPr>
-          <w:highlight w:val="none"/>
-          <w:rtl w:val="0"/>
-          <w:lang w:val="es-ES"/>
-        </w:rPr>
-      </w:r>
+      <w:r/>
+    </w:p>
+    <w:p>
+      <w:pPr>
+        <w:pBdr/>
+        <w:spacing/>
+        <w:ind/>
+        <w:rPr/>
+      </w:pPr>
+      <w:r/>
+      <w:r/>
+    </w:p>
+    <w:p>
+      <w:pPr>
+        <w:pBdr/>
+        <w:spacing/>
+        <w:ind/>
+        <w:rPr/>
+      </w:pPr>
+      <w:r/>
+      <w:r/>
+    </w:p>
+    <w:p>
+      <w:pPr>
+        <w:pBdr/>
+        <w:spacing/>
+        <w:ind/>
+        <w:rPr/>
+      </w:pPr>
+      <w:r/>
+      <w:r/>
+    </w:p>
+    <w:p>
+      <w:pPr>
+        <w:pBdr/>
+        <w:spacing/>
+        <w:ind/>
+        <w:rPr/>
+      </w:pPr>
+      <w:r/>
+      <w:r/>
     </w:p>
     <w:p>
       <w:pPr>
@@ -4855,40 +5594,6 @@
         <w:ind/>
         <w:rPr/>
       </w:pPr>
-      <w:r/>
-      <w:r/>
-      <w:r/>
-    </w:p>
-    <w:p>
-      <w:pPr>
-        <w:pBdr/>
-        <w:spacing/>
-        <w:ind/>
-        <w:rPr/>
-      </w:pPr>
-      <w:r/>
-      <w:r/>
-      <w:r/>
-    </w:p>
-    <w:p>
-      <w:pPr>
-        <w:pBdr/>
-        <w:spacing/>
-        <w:ind/>
-        <w:rPr/>
-      </w:pPr>
-      <w:r/>
-      <w:r/>
-      <w:r/>
-    </w:p>
-    <w:p>
-      <w:pPr>
-        <w:pBdr/>
-        <w:spacing/>
-        <w:ind/>
-        <w:rPr/>
-      </w:pPr>
-      <w:r/>
       <w:r/>
       <w:r/>
     </w:p>
@@ -4924,7 +5629,7 @@
           <w:rtl w:val="0"/>
           <w:lang w:val="es-ES"/>
         </w:rPr>
-        <w:t xml:space="preserve">Figura 3: Historias de usuario 12 a 16</w:t>
+        <w:t xml:space="preserve">Figura 3: Historias de usuario 12 a 15</w:t>
       </w:r>
       <w:r>
         <w:rPr>
@@ -4932,6 +5637,15 @@
           <w:iCs/>
           <w:sz w:val="16"/>
           <w:szCs w:val="16"/>
+        </w:rPr>
+      </w:r>
+      <w:r>
+        <w:rPr>
+          <w:bCs/>
+          <w:i/>
+          <w:sz w:val="16"/>
+          <w:szCs w:val="16"/>
+          <w:highlight w:val="none"/>
         </w:rPr>
       </w:r>
     </w:p>
@@ -4957,7 +5671,7 @@
           <mc:Choice Requires="wpg">
             <w:drawing>
               <wp:inline xmlns:wp="http://schemas.openxmlformats.org/drawingml/2006/wordprocessingDrawing" distT="0" distB="0" distL="0" distR="0">
-                <wp:extent cx="5612130" cy="2481910"/>
+                <wp:extent cx="5612130" cy="2321470"/>
                 <wp:effectExtent l="0" t="0" r="0" b="0"/>
                 <wp:docPr id="4" name=""/>
                 <wp:cNvGraphicFramePr>
@@ -4967,7 +5681,7 @@
                   <a:graphicData uri="http://schemas.openxmlformats.org/drawingml/2006/picture">
                     <pic:pic xmlns:pic="http://schemas.openxmlformats.org/drawingml/2006/picture">
                       <pic:nvPicPr>
-                        <pic:cNvPr id="55721048" name=""/>
+                        <pic:cNvPr id="1675963073" name=""/>
                         <pic:cNvPicPr>
                           <a:picLocks noChangeAspect="1"/>
                         </pic:cNvPicPr>
@@ -4980,7 +5694,7 @@
                       <pic:spPr bwMode="auto">
                         <a:xfrm>
                           <a:off x="0" y="0"/>
-                          <a:ext cx="5612129" cy="2481910"/>
+                          <a:ext cx="5612129" cy="2321470"/>
                         </a:xfrm>
                         <a:prstGeom prst="rect">
                           <a:avLst/>
@@ -5013,7 +5727,7 @@
                 <v:path o:extrusionok="f" gradientshapeok="t" o:connecttype="rect"/>
                 <o:lock v:ext="edit" aspectratio="t"/>
               </v:shapetype>
-              <v:shape id="_x0000_i3" o:spid="_x0000_s3" type="#_x0000_t75" style="width:441.90pt;height:195.43pt;mso-wrap-distance-left:0.00pt;mso-wrap-distance-top:0.00pt;mso-wrap-distance-right:0.00pt;mso-wrap-distance-bottom:0.00pt;z-index:1;" stroked="false">
+              <v:shape id="_x0000_i3" o:spid="_x0000_s3" type="#_x0000_t75" style="width:441.90pt;height:182.79pt;mso-wrap-distance-left:0.00pt;mso-wrap-distance-top:0.00pt;mso-wrap-distance-right:0.00pt;mso-wrap-distance-bottom:0.00pt;z-index:1;" stroked="false">
                 <v:imagedata r:id="rId14" o:title=""/>
                 <o:lock v:ext="edit" rotation="t"/>
               </v:shape>
@@ -5028,6 +5742,7 @@
           <w:lang w:val="es-ES"/>
         </w:rPr>
       </w:r>
+      <w:r/>
       <w:r>
         <w:rPr>
           <w:highlight w:val="none"/>
@@ -5035,7 +5750,12 @@
           <w:lang w:val="es-ES"/>
         </w:rPr>
       </w:r>
-      <w:r/>
+      <w:r>
+        <w:rPr>
+          <w:highlight w:val="none"/>
+          <w:lang w:val="es-ES"/>
+        </w:rPr>
+      </w:r>
     </w:p>
     <w:p>
       <w:pPr>
@@ -5060,7 +5780,7 @@
           <w:rtl w:val="0"/>
           <w:lang w:val="es-ES"/>
         </w:rPr>
-        <w:t xml:space="preserve">Figura 4: Historias de usuario 17 a 19</w:t>
+        <w:t xml:space="preserve">Figura 4: Historias de usuario 16 a 19</w:t>
       </w:r>
       <w:r>
         <w:rPr>
@@ -5070,6 +5790,15 @@
           <w:szCs w:val="16"/>
         </w:rPr>
       </w:r>
+      <w:r>
+        <w:rPr>
+          <w:bCs/>
+          <w:i/>
+          <w:sz w:val="16"/>
+          <w:szCs w:val="16"/>
+          <w:highlight w:val="none"/>
+        </w:rPr>
+      </w:r>
     </w:p>
     <w:p>
       <w:pPr>
@@ -5085,12 +5814,35 @@
           <w:lang w:val="es-ES"/>
         </w:rPr>
       </w:r>
+      <w:r/>
+      <w:r>
+        <w:rPr>
+          <w:b w:val="0"/>
+          <w:bCs w:val="0"/>
+          <w:highlight w:val="none"/>
+          <w:rtl w:val="0"/>
+        </w:rPr>
+      </w:r>
+      <w:bookmarkStart w:id="8" w:name="_heading=h.thnqsbklbywi"/>
+      <w:r>
+        <w:rPr>
+          <w:highlight w:val="none"/>
+          <w:rtl w:val="0"/>
+        </w:rPr>
+      </w:r>
+      <w:bookmarkEnd w:id="8"/>
+      <w:r>
+        <w:rPr>
+          <w:b w:val="0"/>
+          <w:bCs w:val="0"/>
+        </w:rPr>
+      </w:r>
       <w:r>
         <mc:AlternateContent>
           <mc:Choice Requires="wpg">
             <w:drawing>
               <wp:inline xmlns:wp="http://schemas.openxmlformats.org/drawingml/2006/wordprocessingDrawing" distT="0" distB="0" distL="0" distR="0">
-                <wp:extent cx="5612130" cy="1778100"/>
+                <wp:extent cx="5612130" cy="2557509"/>
                 <wp:effectExtent l="0" t="0" r="0" b="0"/>
                 <wp:docPr id="5" name=""/>
                 <wp:cNvGraphicFramePr>
@@ -5100,7 +5852,7 @@
                   <a:graphicData uri="http://schemas.openxmlformats.org/drawingml/2006/picture">
                     <pic:pic xmlns:pic="http://schemas.openxmlformats.org/drawingml/2006/picture">
                       <pic:nvPicPr>
-                        <pic:cNvPr id="580044553" name=""/>
+                        <pic:cNvPr id="246969937" name=""/>
                         <pic:cNvPicPr>
                           <a:picLocks noChangeAspect="1"/>
                         </pic:cNvPicPr>
@@ -5113,7 +5865,7 @@
                       <pic:spPr bwMode="auto">
                         <a:xfrm>
                           <a:off x="0" y="0"/>
-                          <a:ext cx="5612129" cy="1778100"/>
+                          <a:ext cx="5612129" cy="2557509"/>
                         </a:xfrm>
                         <a:prstGeom prst="rect">
                           <a:avLst/>
@@ -5146,7 +5898,7 @@
                 <v:path o:extrusionok="f" gradientshapeok="t" o:connecttype="rect"/>
                 <o:lock v:ext="edit" aspectratio="t"/>
               </v:shapetype>
-              <v:shape id="_x0000_i4" o:spid="_x0000_s4" type="#_x0000_t75" style="width:441.90pt;height:140.01pt;mso-wrap-distance-left:0.00pt;mso-wrap-distance-top:0.00pt;mso-wrap-distance-right:0.00pt;mso-wrap-distance-bottom:0.00pt;z-index:1;" stroked="false">
+              <v:shape id="_x0000_i4" o:spid="_x0000_s4" type="#_x0000_t75" style="width:441.90pt;height:201.38pt;mso-wrap-distance-left:0.00pt;mso-wrap-distance-top:0.00pt;mso-wrap-distance-right:0.00pt;mso-wrap-distance-bottom:0.00pt;z-index:1;" stroked="false">
                 <v:imagedata r:id="rId15" o:title=""/>
                 <o:lock v:ext="edit" rotation="t"/>
               </v:shape>
@@ -5156,56 +5908,17 @@
       </w:r>
       <w:r>
         <w:rPr>
-          <w:highlight w:val="none"/>
-          <w:rtl w:val="0"/>
-          <w:lang w:val="es-ES"/>
+          <w:b w:val="0"/>
+          <w:bCs w:val="0"/>
         </w:rPr>
       </w:r>
-      <w:r>
-        <w:rPr>
-          <w:highlight w:val="none"/>
-          <w:rtl w:val="0"/>
-          <w:lang w:val="es-ES"/>
-        </w:rPr>
-      </w:r>
-      <w:r>
-        <w:rPr>
-          <w:highlight w:val="none"/>
-          <w:rtl w:val="0"/>
-          <w:lang w:val="es-ES"/>
-        </w:rPr>
-      </w:r>
-      <w:r>
-        <w:rPr>
-          <w:b w:val="0"/>
-          <w:bCs w:val="0"/>
-          <w:highlight w:val="none"/>
-          <w:rtl w:val="0"/>
-        </w:rPr>
-      </w:r>
-      <w:bookmarkStart w:id="8" w:name="_heading=h.thnqsbklbywi"/>
-      <w:r>
-        <w:rPr>
-          <w:highlight w:val="none"/>
-          <w:rtl w:val="0"/>
-        </w:rPr>
-      </w:r>
-      <w:bookmarkEnd w:id="8"/>
-      <w:r>
-        <w:rPr>
-          <w:highlight w:val="none"/>
-          <w:rtl w:val="0"/>
-        </w:rPr>
-      </w:r>
+      <w:r/>
       <w:r>
         <w:rPr>
           <w:b w:val="0"/>
           <w:bCs w:val="0"/>
         </w:rPr>
       </w:r>
-      <w:r/>
-      <w:r/>
-      <w:r/>
       <w:r/>
     </w:p>
     <w:sectPr>
@@ -5233,7 +5946,6 @@
         <w:ind/>
         <w:rPr/>
       </w:pPr>
-      <w:r/>
       <w:r>
         <w:separator/>
       </w:r>
@@ -5248,7 +5960,6 @@
         <w:ind/>
         <w:rPr/>
       </w:pPr>
-      <w:r/>
       <w:r>
         <w:continuationSeparator/>
       </w:r>
@@ -5352,6 +6063,23 @@
         <w:vertAlign w:val="baseline"/>
       </w:rPr>
     </w:r>
+    <w:r>
+      <w:rPr>
+        <w:rFonts w:ascii="Calibri" w:hAnsi="Calibri" w:eastAsia="Calibri" w:cs="Calibri"/>
+        <w:b w:val="0"/>
+        <w:bCs w:val="0"/>
+        <w:i w:val="0"/>
+        <w:iCs w:val="0"/>
+        <w:smallCaps w:val="0"/>
+        <w:strike w:val="0"/>
+        <w:color w:val="000000"/>
+        <w:sz w:val="20"/>
+        <w:szCs w:val="20"/>
+        <w:u w:val="none"/>
+        <w:shd w:val="clear" w:color="auto" w:fill="auto"/>
+        <w:vertAlign w:val="baseline"/>
+      </w:rPr>
+    </w:r>
   </w:p>
   <w:p>
     <w:pPr>
@@ -5412,6 +6140,23 @@
         <w:vertAlign w:val="baseline"/>
       </w:rPr>
     </w:r>
+    <w:r>
+      <w:rPr>
+        <w:rFonts w:ascii="Calibri" w:hAnsi="Calibri" w:eastAsia="Calibri" w:cs="Calibri"/>
+        <w:b w:val="0"/>
+        <w:bCs w:val="0"/>
+        <w:i w:val="0"/>
+        <w:iCs w:val="0"/>
+        <w:smallCaps w:val="0"/>
+        <w:strike w:val="0"/>
+        <w:color w:val="000000"/>
+        <w:sz w:val="22"/>
+        <w:szCs w:val="22"/>
+        <w:u w:val="none"/>
+        <w:shd w:val="clear" w:color="auto" w:fill="auto"/>
+        <w:vertAlign w:val="baseline"/>
+      </w:rPr>
+    </w:r>
   </w:p>
 </w:ftr>
 </file>
@@ -5426,7 +6171,6 @@
         <w:ind/>
         <w:rPr/>
       </w:pPr>
-      <w:r/>
       <w:r>
         <w:separator/>
       </w:r>
@@ -5441,7 +6185,6 @@
         <w:ind/>
         <w:rPr/>
       </w:pPr>
-      <w:r/>
       <w:r>
         <w:continuationSeparator/>
       </w:r>
@@ -5473,6 +6216,11 @@
         <w:rtl w:val="0"/>
       </w:rPr>
       <w:t xml:space="preserve">Documento de Épicas e Historias de Usuario.docx</w:t>
+    </w:r>
+    <w:r>
+      <w:rPr>
+        <w:rFonts w:ascii="Calibri" w:hAnsi="Calibri" w:eastAsia="Calibri" w:cs="Calibri"/>
+      </w:rPr>
     </w:r>
     <w:r>
       <w:rPr>
@@ -5576,6 +6324,11 @@
           </w:pict>
         </mc:Fallback>
       </mc:AlternateContent>
+    </w:r>
+    <w:r>
+      <w:rPr>
+        <w:rFonts w:ascii="Calibri" w:hAnsi="Calibri" w:eastAsia="Calibri" w:cs="Calibri"/>
+      </w:rPr>
     </w:r>
     <w:r>
       <w:rPr>
@@ -5898,9 +6651,9 @@
     <w:lsdException w:name="Bibliography" w:uiPriority="37"/>
     <w:lsdException w:name="TOC Heading" w:uiPriority="39" w:qFormat="1"/>
   </w:latentStyles>
-  <w:style w:type="table" w:styleId="13">
+  <w:style w:type="table" w:styleId="748">
     <w:name w:val="Table Grid Light"/>
-    <w:basedOn w:val="720"/>
+    <w:basedOn w:val="927"/>
     <w:uiPriority w:val="59"/>
     <w:pPr>
       <w:pBdr/>
@@ -6097,9 +6850,9 @@
       </w:tcPr>
     </w:tblStylePr>
   </w:style>
-  <w:style w:type="table" w:styleId="14">
+  <w:style w:type="table" w:styleId="749">
     <w:name w:val="Plain Table 1"/>
-    <w:basedOn w:val="720"/>
+    <w:basedOn w:val="927"/>
     <w:uiPriority w:val="59"/>
     <w:pPr>
       <w:pBdr/>
@@ -6322,9 +7075,9 @@
       </w:tcPr>
     </w:tblStylePr>
   </w:style>
-  <w:style w:type="table" w:styleId="15">
+  <w:style w:type="table" w:styleId="750">
     <w:name w:val="Plain Table 2"/>
-    <w:basedOn w:val="720"/>
+    <w:basedOn w:val="927"/>
     <w:uiPriority w:val="59"/>
     <w:pPr>
       <w:pBdr/>
@@ -6555,9 +7308,9 @@
       </w:tcPr>
     </w:tblStylePr>
   </w:style>
-  <w:style w:type="table" w:styleId="16">
+  <w:style w:type="table" w:styleId="751">
     <w:name w:val="Plain Table 3"/>
-    <w:basedOn w:val="720"/>
+    <w:basedOn w:val="927"/>
     <w:uiPriority w:val="99"/>
     <w:pPr>
       <w:pBdr/>
@@ -6785,9 +7538,9 @@
       </w:tcPr>
     </w:tblStylePr>
   </w:style>
-  <w:style w:type="table" w:styleId="17">
+  <w:style w:type="table" w:styleId="752">
     <w:name w:val="Plain Table 4"/>
-    <w:basedOn w:val="720"/>
+    <w:basedOn w:val="927"/>
     <w:uiPriority w:val="99"/>
     <w:pPr>
       <w:pBdr/>
@@ -7001,9 +7754,9 @@
       </w:tcPr>
     </w:tblStylePr>
   </w:style>
-  <w:style w:type="table" w:styleId="18">
+  <w:style w:type="table" w:styleId="753">
     <w:name w:val="Plain Table 5"/>
-    <w:basedOn w:val="720"/>
+    <w:basedOn w:val="927"/>
     <w:uiPriority w:val="99"/>
     <w:pPr>
       <w:pBdr/>
@@ -7234,9 +7987,9 @@
       </w:tcPr>
     </w:tblStylePr>
   </w:style>
-  <w:style w:type="table" w:styleId="19">
+  <w:style w:type="table" w:styleId="754">
     <w:name w:val="Grid Table 1 Light"/>
-    <w:basedOn w:val="720"/>
+    <w:basedOn w:val="927"/>
     <w:uiPriority w:val="99"/>
     <w:pPr>
       <w:pBdr/>
@@ -7457,9 +8210,9 @@
       </w:tcPr>
     </w:tblStylePr>
   </w:style>
-  <w:style w:type="table" w:styleId="20">
+  <w:style w:type="table" w:styleId="755">
     <w:name w:val="Grid Table 1 Light - Accent 1"/>
-    <w:basedOn w:val="720"/>
+    <w:basedOn w:val="927"/>
     <w:uiPriority w:val="99"/>
     <w:pPr>
       <w:pBdr/>
@@ -7680,9 +8433,9 @@
       </w:tcPr>
     </w:tblStylePr>
   </w:style>
-  <w:style w:type="table" w:styleId="21">
+  <w:style w:type="table" w:styleId="756">
     <w:name w:val="Grid Table 1 Light - Accent 2"/>
-    <w:basedOn w:val="720"/>
+    <w:basedOn w:val="927"/>
     <w:uiPriority w:val="99"/>
     <w:pPr>
       <w:pBdr/>
@@ -7903,9 +8656,9 @@
       </w:tcPr>
     </w:tblStylePr>
   </w:style>
-  <w:style w:type="table" w:styleId="22">
+  <w:style w:type="table" w:styleId="757">
     <w:name w:val="Grid Table 1 Light - Accent 3"/>
-    <w:basedOn w:val="720"/>
+    <w:basedOn w:val="927"/>
     <w:uiPriority w:val="99"/>
     <w:pPr>
       <w:pBdr/>
@@ -8126,9 +8879,9 @@
       </w:tcPr>
     </w:tblStylePr>
   </w:style>
-  <w:style w:type="table" w:styleId="23">
+  <w:style w:type="table" w:styleId="758">
     <w:name w:val="Grid Table 1 Light - Accent 4"/>
-    <w:basedOn w:val="720"/>
+    <w:basedOn w:val="927"/>
     <w:uiPriority w:val="99"/>
     <w:pPr>
       <w:pBdr/>
@@ -8349,9 +9102,9 @@
       </w:tcPr>
     </w:tblStylePr>
   </w:style>
-  <w:style w:type="table" w:styleId="24">
+  <w:style w:type="table" w:styleId="759">
     <w:name w:val="Grid Table 1 Light - Accent 5"/>
-    <w:basedOn w:val="720"/>
+    <w:basedOn w:val="927"/>
     <w:uiPriority w:val="99"/>
     <w:pPr>
       <w:pBdr/>
@@ -8572,9 +9325,9 @@
       </w:tcPr>
     </w:tblStylePr>
   </w:style>
-  <w:style w:type="table" w:styleId="25">
+  <w:style w:type="table" w:styleId="760">
     <w:name w:val="Grid Table 1 Light - Accent 6"/>
-    <w:basedOn w:val="720"/>
+    <w:basedOn w:val="927"/>
     <w:uiPriority w:val="99"/>
     <w:pPr>
       <w:pBdr/>
@@ -8795,9 +9548,9 @@
       </w:tcPr>
     </w:tblStylePr>
   </w:style>
-  <w:style w:type="table" w:styleId="26">
+  <w:style w:type="table" w:styleId="761">
     <w:name w:val="Grid Table 2"/>
-    <w:basedOn w:val="720"/>
+    <w:basedOn w:val="927"/>
     <w:uiPriority w:val="99"/>
     <w:pPr>
       <w:pBdr/>
@@ -9027,9 +9780,9 @@
       </w:tcPr>
     </w:tblStylePr>
   </w:style>
-  <w:style w:type="table" w:styleId="27">
+  <w:style w:type="table" w:styleId="762">
     <w:name w:val="Grid Table 2 - Accent 1"/>
-    <w:basedOn w:val="720"/>
+    <w:basedOn w:val="927"/>
     <w:uiPriority w:val="99"/>
     <w:pPr>
       <w:pBdr/>
@@ -9259,9 +10012,9 @@
       </w:tcPr>
     </w:tblStylePr>
   </w:style>
-  <w:style w:type="table" w:styleId="28">
+  <w:style w:type="table" w:styleId="763">
     <w:name w:val="Grid Table 2 - Accent 2"/>
-    <w:basedOn w:val="720"/>
+    <w:basedOn w:val="927"/>
     <w:uiPriority w:val="99"/>
     <w:pPr>
       <w:pBdr/>
@@ -9491,9 +10244,9 @@
       </w:tcPr>
     </w:tblStylePr>
   </w:style>
-  <w:style w:type="table" w:styleId="29">
+  <w:style w:type="table" w:styleId="764">
     <w:name w:val="Grid Table 2 - Accent 3"/>
-    <w:basedOn w:val="720"/>
+    <w:basedOn w:val="927"/>
     <w:uiPriority w:val="99"/>
     <w:pPr>
       <w:pBdr/>
@@ -9723,9 +10476,9 @@
       </w:tcPr>
     </w:tblStylePr>
   </w:style>
-  <w:style w:type="table" w:styleId="30">
+  <w:style w:type="table" w:styleId="765">
     <w:name w:val="Grid Table 2 - Accent 4"/>
-    <w:basedOn w:val="720"/>
+    <w:basedOn w:val="927"/>
     <w:uiPriority w:val="99"/>
     <w:pPr>
       <w:pBdr/>
@@ -9955,9 +10708,9 @@
       </w:tcPr>
     </w:tblStylePr>
   </w:style>
-  <w:style w:type="table" w:styleId="31">
+  <w:style w:type="table" w:styleId="766">
     <w:name w:val="Grid Table 2 - Accent 5"/>
-    <w:basedOn w:val="720"/>
+    <w:basedOn w:val="927"/>
     <w:uiPriority w:val="99"/>
     <w:pPr>
       <w:pBdr/>
@@ -10187,9 +10940,9 @@
       </w:tcPr>
     </w:tblStylePr>
   </w:style>
-  <w:style w:type="table" w:styleId="32">
+  <w:style w:type="table" w:styleId="767">
     <w:name w:val="Grid Table 2 - Accent 6"/>
-    <w:basedOn w:val="720"/>
+    <w:basedOn w:val="927"/>
     <w:uiPriority w:val="99"/>
     <w:pPr>
       <w:pBdr/>
@@ -10419,9 +11172,9 @@
       </w:tcPr>
     </w:tblStylePr>
   </w:style>
-  <w:style w:type="table" w:styleId="33">
+  <w:style w:type="table" w:styleId="768">
     <w:name w:val="Grid Table 3"/>
-    <w:basedOn w:val="720"/>
+    <w:basedOn w:val="927"/>
     <w:uiPriority w:val="99"/>
     <w:pPr>
       <w:pBdr/>
@@ -10520,29 +11273,6 @@
         <w:tblBorders/>
       </w:tblPr>
       <w:tcPr>
-        <w:shd w:color="ffffff"/>
-        <w:tcBorders>
-          <w:top w:val="none" w:color="000000" w:sz="4" w:space="0"/>
-          <w:left w:val="none" w:color="000000" w:sz="4" w:space="0"/>
-          <w:bottom w:val="none" w:color="000000" w:sz="4" w:space="0"/>
-          <w:right w:val="none" w:color="000000" w:sz="4" w:space="0"/>
-        </w:tcBorders>
-      </w:tcPr>
-    </w:tblStylePr>
-    <w:tblStylePr w:type="firstRow">
-      <w:rPr>
-        <w:b/>
-        <w:color w:val="404040"/>
-      </w:rPr>
-      <w:pPr>
-        <w:pBdr/>
-        <w:spacing/>
-        <w:ind/>
-      </w:pPr>
-      <w:tblPr>
-        <w:tblBorders/>
-      </w:tblPr>
-      <w:tcPr>
         <w:shd w:val="clear" w:color="ffffff"/>
         <w:tcBorders>
           <w:top w:val="none" w:color="000000" w:sz="4" w:space="0"/>
@@ -10552,30 +11282,7 @@
         </w:tcBorders>
       </w:tcPr>
     </w:tblStylePr>
-    <w:tblStylePr w:type="lastCol">
-      <w:rPr>
-        <w:i/>
-        <w:color w:val="404040"/>
-      </w:rPr>
-      <w:pPr>
-        <w:pBdr/>
-        <w:spacing/>
-        <w:ind/>
-      </w:pPr>
-      <w:tblPr>
-        <w:tblBorders/>
-      </w:tblPr>
-      <w:tcPr>
-        <w:shd w:color="ffffff"/>
-        <w:tcBorders>
-          <w:top w:val="none" w:color="000000" w:sz="4" w:space="0"/>
-          <w:left w:val="none" w:color="000000" w:sz="4" w:space="0"/>
-          <w:bottom w:val="none" w:color="000000" w:sz="4" w:space="0"/>
-          <w:right w:val="none" w:color="000000" w:sz="4" w:space="0"/>
-        </w:tcBorders>
-      </w:tcPr>
-    </w:tblStylePr>
-    <w:tblStylePr w:type="lastRow">
+    <w:tblStylePr w:type="firstRow">
       <w:rPr>
         <w:b/>
         <w:color w:val="404040"/>
@@ -10598,6 +11305,52 @@
         </w:tcBorders>
       </w:tcPr>
     </w:tblStylePr>
+    <w:tblStylePr w:type="lastCol">
+      <w:rPr>
+        <w:i/>
+        <w:color w:val="404040"/>
+      </w:rPr>
+      <w:pPr>
+        <w:pBdr/>
+        <w:spacing/>
+        <w:ind/>
+      </w:pPr>
+      <w:tblPr>
+        <w:tblBorders/>
+      </w:tblPr>
+      <w:tcPr>
+        <w:shd w:val="clear" w:color="ffffff"/>
+        <w:tcBorders>
+          <w:top w:val="none" w:color="000000" w:sz="4" w:space="0"/>
+          <w:left w:val="none" w:color="000000" w:sz="4" w:space="0"/>
+          <w:bottom w:val="none" w:color="000000" w:sz="4" w:space="0"/>
+          <w:right w:val="none" w:color="000000" w:sz="4" w:space="0"/>
+        </w:tcBorders>
+      </w:tcPr>
+    </w:tblStylePr>
+    <w:tblStylePr w:type="lastRow">
+      <w:rPr>
+        <w:b/>
+        <w:color w:val="404040"/>
+      </w:rPr>
+      <w:pPr>
+        <w:pBdr/>
+        <w:spacing/>
+        <w:ind/>
+      </w:pPr>
+      <w:tblPr>
+        <w:tblBorders/>
+      </w:tblPr>
+      <w:tcPr>
+        <w:shd w:val="clear" w:color="ffffff"/>
+        <w:tcBorders>
+          <w:top w:val="none" w:color="000000" w:sz="4" w:space="0"/>
+          <w:left w:val="none" w:color="000000" w:sz="4" w:space="0"/>
+          <w:bottom w:val="none" w:color="000000" w:sz="4" w:space="0"/>
+          <w:right w:val="none" w:color="000000" w:sz="4" w:space="0"/>
+        </w:tcBorders>
+      </w:tcPr>
+    </w:tblStylePr>
     <w:tblStylePr w:type="nwCell">
       <w:pPr>
         <w:pBdr/>
@@ -10664,9 +11417,9 @@
       </w:tcPr>
     </w:tblStylePr>
   </w:style>
-  <w:style w:type="table" w:styleId="34">
+  <w:style w:type="table" w:styleId="769">
     <w:name w:val="Grid Table 3 - Accent 1"/>
-    <w:basedOn w:val="720"/>
+    <w:basedOn w:val="927"/>
     <w:uiPriority w:val="99"/>
     <w:pPr>
       <w:pBdr/>
@@ -10765,29 +11518,6 @@
         <w:tblBorders/>
       </w:tblPr>
       <w:tcPr>
-        <w:shd w:color="ffffff"/>
-        <w:tcBorders>
-          <w:top w:val="none" w:color="000000" w:sz="4" w:space="0"/>
-          <w:left w:val="none" w:color="000000" w:sz="4" w:space="0"/>
-          <w:bottom w:val="none" w:color="000000" w:sz="4" w:space="0"/>
-          <w:right w:val="none" w:color="000000" w:sz="4" w:space="0"/>
-        </w:tcBorders>
-      </w:tcPr>
-    </w:tblStylePr>
-    <w:tblStylePr w:type="firstRow">
-      <w:rPr>
-        <w:b/>
-        <w:color w:val="404040"/>
-      </w:rPr>
-      <w:pPr>
-        <w:pBdr/>
-        <w:spacing/>
-        <w:ind/>
-      </w:pPr>
-      <w:tblPr>
-        <w:tblBorders/>
-      </w:tblPr>
-      <w:tcPr>
         <w:shd w:val="clear" w:color="ffffff"/>
         <w:tcBorders>
           <w:top w:val="none" w:color="000000" w:sz="4" w:space="0"/>
@@ -10797,30 +11527,7 @@
         </w:tcBorders>
       </w:tcPr>
     </w:tblStylePr>
-    <w:tblStylePr w:type="lastCol">
-      <w:rPr>
-        <w:i/>
-        <w:color w:val="404040"/>
-      </w:rPr>
-      <w:pPr>
-        <w:pBdr/>
-        <w:spacing/>
-        <w:ind/>
-      </w:pPr>
-      <w:tblPr>
-        <w:tblBorders/>
-      </w:tblPr>
-      <w:tcPr>
-        <w:shd w:color="ffffff"/>
-        <w:tcBorders>
-          <w:top w:val="none" w:color="000000" w:sz="4" w:space="0"/>
-          <w:left w:val="none" w:color="000000" w:sz="4" w:space="0"/>
-          <w:bottom w:val="none" w:color="000000" w:sz="4" w:space="0"/>
-          <w:right w:val="none" w:color="000000" w:sz="4" w:space="0"/>
-        </w:tcBorders>
-      </w:tcPr>
-    </w:tblStylePr>
-    <w:tblStylePr w:type="lastRow">
+    <w:tblStylePr w:type="firstRow">
       <w:rPr>
         <w:b/>
         <w:color w:val="404040"/>
@@ -10843,6 +11550,52 @@
         </w:tcBorders>
       </w:tcPr>
     </w:tblStylePr>
+    <w:tblStylePr w:type="lastCol">
+      <w:rPr>
+        <w:i/>
+        <w:color w:val="404040"/>
+      </w:rPr>
+      <w:pPr>
+        <w:pBdr/>
+        <w:spacing/>
+        <w:ind/>
+      </w:pPr>
+      <w:tblPr>
+        <w:tblBorders/>
+      </w:tblPr>
+      <w:tcPr>
+        <w:shd w:val="clear" w:color="ffffff"/>
+        <w:tcBorders>
+          <w:top w:val="none" w:color="000000" w:sz="4" w:space="0"/>
+          <w:left w:val="none" w:color="000000" w:sz="4" w:space="0"/>
+          <w:bottom w:val="none" w:color="000000" w:sz="4" w:space="0"/>
+          <w:right w:val="none" w:color="000000" w:sz="4" w:space="0"/>
+        </w:tcBorders>
+      </w:tcPr>
+    </w:tblStylePr>
+    <w:tblStylePr w:type="lastRow">
+      <w:rPr>
+        <w:b/>
+        <w:color w:val="404040"/>
+      </w:rPr>
+      <w:pPr>
+        <w:pBdr/>
+        <w:spacing/>
+        <w:ind/>
+      </w:pPr>
+      <w:tblPr>
+        <w:tblBorders/>
+      </w:tblPr>
+      <w:tcPr>
+        <w:shd w:val="clear" w:color="ffffff"/>
+        <w:tcBorders>
+          <w:top w:val="none" w:color="000000" w:sz="4" w:space="0"/>
+          <w:left w:val="none" w:color="000000" w:sz="4" w:space="0"/>
+          <w:bottom w:val="none" w:color="000000" w:sz="4" w:space="0"/>
+          <w:right w:val="none" w:color="000000" w:sz="4" w:space="0"/>
+        </w:tcBorders>
+      </w:tcPr>
+    </w:tblStylePr>
     <w:tblStylePr w:type="nwCell">
       <w:pPr>
         <w:pBdr/>
@@ -10909,9 +11662,9 @@
       </w:tcPr>
     </w:tblStylePr>
   </w:style>
-  <w:style w:type="table" w:styleId="35">
+  <w:style w:type="table" w:styleId="770">
     <w:name w:val="Grid Table 3 - Accent 2"/>
-    <w:basedOn w:val="720"/>
+    <w:basedOn w:val="927"/>
     <w:uiPriority w:val="99"/>
     <w:pPr>
       <w:pBdr/>
@@ -11010,29 +11763,6 @@
         <w:tblBorders/>
       </w:tblPr>
       <w:tcPr>
-        <w:shd w:color="ffffff"/>
-        <w:tcBorders>
-          <w:top w:val="none" w:color="000000" w:sz="4" w:space="0"/>
-          <w:left w:val="none" w:color="000000" w:sz="4" w:space="0"/>
-          <w:bottom w:val="none" w:color="000000" w:sz="4" w:space="0"/>
-          <w:right w:val="none" w:color="000000" w:sz="4" w:space="0"/>
-        </w:tcBorders>
-      </w:tcPr>
-    </w:tblStylePr>
-    <w:tblStylePr w:type="firstRow">
-      <w:rPr>
-        <w:b/>
-        <w:color w:val="404040"/>
-      </w:rPr>
-      <w:pPr>
-        <w:pBdr/>
-        <w:spacing/>
-        <w:ind/>
-      </w:pPr>
-      <w:tblPr>
-        <w:tblBorders/>
-      </w:tblPr>
-      <w:tcPr>
         <w:shd w:val="clear" w:color="ffffff"/>
         <w:tcBorders>
           <w:top w:val="none" w:color="000000" w:sz="4" w:space="0"/>
@@ -11042,30 +11772,7 @@
         </w:tcBorders>
       </w:tcPr>
     </w:tblStylePr>
-    <w:tblStylePr w:type="lastCol">
-      <w:rPr>
-        <w:i/>
-        <w:color w:val="404040"/>
-      </w:rPr>
-      <w:pPr>
-        <w:pBdr/>
-        <w:spacing/>
-        <w:ind/>
-      </w:pPr>
-      <w:tblPr>
-        <w:tblBorders/>
-      </w:tblPr>
-      <w:tcPr>
-        <w:shd w:color="ffffff"/>
-        <w:tcBorders>
-          <w:top w:val="none" w:color="000000" w:sz="4" w:space="0"/>
-          <w:left w:val="none" w:color="000000" w:sz="4" w:space="0"/>
-          <w:bottom w:val="none" w:color="000000" w:sz="4" w:space="0"/>
-          <w:right w:val="none" w:color="000000" w:sz="4" w:space="0"/>
-        </w:tcBorders>
-      </w:tcPr>
-    </w:tblStylePr>
-    <w:tblStylePr w:type="lastRow">
+    <w:tblStylePr w:type="firstRow">
       <w:rPr>
         <w:b/>
         <w:color w:val="404040"/>
@@ -11088,6 +11795,52 @@
         </w:tcBorders>
       </w:tcPr>
     </w:tblStylePr>
+    <w:tblStylePr w:type="lastCol">
+      <w:rPr>
+        <w:i/>
+        <w:color w:val="404040"/>
+      </w:rPr>
+      <w:pPr>
+        <w:pBdr/>
+        <w:spacing/>
+        <w:ind/>
+      </w:pPr>
+      <w:tblPr>
+        <w:tblBorders/>
+      </w:tblPr>
+      <w:tcPr>
+        <w:shd w:val="clear" w:color="ffffff"/>
+        <w:tcBorders>
+          <w:top w:val="none" w:color="000000" w:sz="4" w:space="0"/>
+          <w:left w:val="none" w:color="000000" w:sz="4" w:space="0"/>
+          <w:bottom w:val="none" w:color="000000" w:sz="4" w:space="0"/>
+          <w:right w:val="none" w:color="000000" w:sz="4" w:space="0"/>
+        </w:tcBorders>
+      </w:tcPr>
+    </w:tblStylePr>
+    <w:tblStylePr w:type="lastRow">
+      <w:rPr>
+        <w:b/>
+        <w:color w:val="404040"/>
+      </w:rPr>
+      <w:pPr>
+        <w:pBdr/>
+        <w:spacing/>
+        <w:ind/>
+      </w:pPr>
+      <w:tblPr>
+        <w:tblBorders/>
+      </w:tblPr>
+      <w:tcPr>
+        <w:shd w:val="clear" w:color="ffffff"/>
+        <w:tcBorders>
+          <w:top w:val="none" w:color="000000" w:sz="4" w:space="0"/>
+          <w:left w:val="none" w:color="000000" w:sz="4" w:space="0"/>
+          <w:bottom w:val="none" w:color="000000" w:sz="4" w:space="0"/>
+          <w:right w:val="none" w:color="000000" w:sz="4" w:space="0"/>
+        </w:tcBorders>
+      </w:tcPr>
+    </w:tblStylePr>
     <w:tblStylePr w:type="nwCell">
       <w:pPr>
         <w:pBdr/>
@@ -11154,9 +11907,9 @@
       </w:tcPr>
     </w:tblStylePr>
   </w:style>
-  <w:style w:type="table" w:styleId="36">
+  <w:style w:type="table" w:styleId="771">
     <w:name w:val="Grid Table 3 - Accent 3"/>
-    <w:basedOn w:val="720"/>
+    <w:basedOn w:val="927"/>
     <w:uiPriority w:val="99"/>
     <w:pPr>
       <w:pBdr/>
@@ -11255,29 +12008,6 @@
         <w:tblBorders/>
       </w:tblPr>
       <w:tcPr>
-        <w:shd w:color="ffffff"/>
-        <w:tcBorders>
-          <w:top w:val="none" w:color="000000" w:sz="4" w:space="0"/>
-          <w:left w:val="none" w:color="000000" w:sz="4" w:space="0"/>
-          <w:bottom w:val="none" w:color="000000" w:sz="4" w:space="0"/>
-          <w:right w:val="none" w:color="000000" w:sz="4" w:space="0"/>
-        </w:tcBorders>
-      </w:tcPr>
-    </w:tblStylePr>
-    <w:tblStylePr w:type="firstRow">
-      <w:rPr>
-        <w:b/>
-        <w:color w:val="404040"/>
-      </w:rPr>
-      <w:pPr>
-        <w:pBdr/>
-        <w:spacing/>
-        <w:ind/>
-      </w:pPr>
-      <w:tblPr>
-        <w:tblBorders/>
-      </w:tblPr>
-      <w:tcPr>
         <w:shd w:val="clear" w:color="ffffff"/>
         <w:tcBorders>
           <w:top w:val="none" w:color="000000" w:sz="4" w:space="0"/>
@@ -11287,30 +12017,7 @@
         </w:tcBorders>
       </w:tcPr>
     </w:tblStylePr>
-    <w:tblStylePr w:type="lastCol">
-      <w:rPr>
-        <w:i/>
-        <w:color w:val="404040"/>
-      </w:rPr>
-      <w:pPr>
-        <w:pBdr/>
-        <w:spacing/>
-        <w:ind/>
-      </w:pPr>
-      <w:tblPr>
-        <w:tblBorders/>
-      </w:tblPr>
-      <w:tcPr>
-        <w:shd w:color="ffffff"/>
-        <w:tcBorders>
-          <w:top w:val="none" w:color="000000" w:sz="4" w:space="0"/>
-          <w:left w:val="none" w:color="000000" w:sz="4" w:space="0"/>
-          <w:bottom w:val="none" w:color="000000" w:sz="4" w:space="0"/>
-          <w:right w:val="none" w:color="000000" w:sz="4" w:space="0"/>
-        </w:tcBorders>
-      </w:tcPr>
-    </w:tblStylePr>
-    <w:tblStylePr w:type="lastRow">
+    <w:tblStylePr w:type="firstRow">
       <w:rPr>
         <w:b/>
         <w:color w:val="404040"/>
@@ -11333,6 +12040,52 @@
         </w:tcBorders>
       </w:tcPr>
     </w:tblStylePr>
+    <w:tblStylePr w:type="lastCol">
+      <w:rPr>
+        <w:i/>
+        <w:color w:val="404040"/>
+      </w:rPr>
+      <w:pPr>
+        <w:pBdr/>
+        <w:spacing/>
+        <w:ind/>
+      </w:pPr>
+      <w:tblPr>
+        <w:tblBorders/>
+      </w:tblPr>
+      <w:tcPr>
+        <w:shd w:val="clear" w:color="ffffff"/>
+        <w:tcBorders>
+          <w:top w:val="none" w:color="000000" w:sz="4" w:space="0"/>
+          <w:left w:val="none" w:color="000000" w:sz="4" w:space="0"/>
+          <w:bottom w:val="none" w:color="000000" w:sz="4" w:space="0"/>
+          <w:right w:val="none" w:color="000000" w:sz="4" w:space="0"/>
+        </w:tcBorders>
+      </w:tcPr>
+    </w:tblStylePr>
+    <w:tblStylePr w:type="lastRow">
+      <w:rPr>
+        <w:b/>
+        <w:color w:val="404040"/>
+      </w:rPr>
+      <w:pPr>
+        <w:pBdr/>
+        <w:spacing/>
+        <w:ind/>
+      </w:pPr>
+      <w:tblPr>
+        <w:tblBorders/>
+      </w:tblPr>
+      <w:tcPr>
+        <w:shd w:val="clear" w:color="ffffff"/>
+        <w:tcBorders>
+          <w:top w:val="none" w:color="000000" w:sz="4" w:space="0"/>
+          <w:left w:val="none" w:color="000000" w:sz="4" w:space="0"/>
+          <w:bottom w:val="none" w:color="000000" w:sz="4" w:space="0"/>
+          <w:right w:val="none" w:color="000000" w:sz="4" w:space="0"/>
+        </w:tcBorders>
+      </w:tcPr>
+    </w:tblStylePr>
     <w:tblStylePr w:type="nwCell">
       <w:pPr>
         <w:pBdr/>
@@ -11399,9 +12152,9 @@
       </w:tcPr>
     </w:tblStylePr>
   </w:style>
-  <w:style w:type="table" w:styleId="37">
+  <w:style w:type="table" w:styleId="772">
     <w:name w:val="Grid Table 3 - Accent 4"/>
-    <w:basedOn w:val="720"/>
+    <w:basedOn w:val="927"/>
     <w:uiPriority w:val="99"/>
     <w:pPr>
       <w:pBdr/>
@@ -11500,29 +12253,6 @@
         <w:tblBorders/>
       </w:tblPr>
       <w:tcPr>
-        <w:shd w:color="ffffff"/>
-        <w:tcBorders>
-          <w:top w:val="none" w:color="000000" w:sz="4" w:space="0"/>
-          <w:left w:val="none" w:color="000000" w:sz="4" w:space="0"/>
-          <w:bottom w:val="none" w:color="000000" w:sz="4" w:space="0"/>
-          <w:right w:val="none" w:color="000000" w:sz="4" w:space="0"/>
-        </w:tcBorders>
-      </w:tcPr>
-    </w:tblStylePr>
-    <w:tblStylePr w:type="firstRow">
-      <w:rPr>
-        <w:b/>
-        <w:color w:val="404040"/>
-      </w:rPr>
-      <w:pPr>
-        <w:pBdr/>
-        <w:spacing/>
-        <w:ind/>
-      </w:pPr>
-      <w:tblPr>
-        <w:tblBorders/>
-      </w:tblPr>
-      <w:tcPr>
         <w:shd w:val="clear" w:color="ffffff"/>
         <w:tcBorders>
           <w:top w:val="none" w:color="000000" w:sz="4" w:space="0"/>
@@ -11532,30 +12262,7 @@
         </w:tcBorders>
       </w:tcPr>
     </w:tblStylePr>
-    <w:tblStylePr w:type="lastCol">
-      <w:rPr>
-        <w:i/>
-        <w:color w:val="404040"/>
-      </w:rPr>
-      <w:pPr>
-        <w:pBdr/>
-        <w:spacing/>
-        <w:ind/>
-      </w:pPr>
-      <w:tblPr>
-        <w:tblBorders/>
-      </w:tblPr>
-      <w:tcPr>
-        <w:shd w:color="ffffff"/>
-        <w:tcBorders>
-          <w:top w:val="none" w:color="000000" w:sz="4" w:space="0"/>
-          <w:left w:val="none" w:color="000000" w:sz="4" w:space="0"/>
-          <w:bottom w:val="none" w:color="000000" w:sz="4" w:space="0"/>
-          <w:right w:val="none" w:color="000000" w:sz="4" w:space="0"/>
-        </w:tcBorders>
-      </w:tcPr>
-    </w:tblStylePr>
-    <w:tblStylePr w:type="lastRow">
+    <w:tblStylePr w:type="firstRow">
       <w:rPr>
         <w:b/>
         <w:color w:val="404040"/>
@@ -11578,6 +12285,52 @@
         </w:tcBorders>
       </w:tcPr>
     </w:tblStylePr>
+    <w:tblStylePr w:type="lastCol">
+      <w:rPr>
+        <w:i/>
+        <w:color w:val="404040"/>
+      </w:rPr>
+      <w:pPr>
+        <w:pBdr/>
+        <w:spacing/>
+        <w:ind/>
+      </w:pPr>
+      <w:tblPr>
+        <w:tblBorders/>
+      </w:tblPr>
+      <w:tcPr>
+        <w:shd w:val="clear" w:color="ffffff"/>
+        <w:tcBorders>
+          <w:top w:val="none" w:color="000000" w:sz="4" w:space="0"/>
+          <w:left w:val="none" w:color="000000" w:sz="4" w:space="0"/>
+          <w:bottom w:val="none" w:color="000000" w:sz="4" w:space="0"/>
+          <w:right w:val="none" w:color="000000" w:sz="4" w:space="0"/>
+        </w:tcBorders>
+      </w:tcPr>
+    </w:tblStylePr>
+    <w:tblStylePr w:type="lastRow">
+      <w:rPr>
+        <w:b/>
+        <w:color w:val="404040"/>
+      </w:rPr>
+      <w:pPr>
+        <w:pBdr/>
+        <w:spacing/>
+        <w:ind/>
+      </w:pPr>
+      <w:tblPr>
+        <w:tblBorders/>
+      </w:tblPr>
+      <w:tcPr>
+        <w:shd w:val="clear" w:color="ffffff"/>
+        <w:tcBorders>
+          <w:top w:val="none" w:color="000000" w:sz="4" w:space="0"/>
+          <w:left w:val="none" w:color="000000" w:sz="4" w:space="0"/>
+          <w:bottom w:val="none" w:color="000000" w:sz="4" w:space="0"/>
+          <w:right w:val="none" w:color="000000" w:sz="4" w:space="0"/>
+        </w:tcBorders>
+      </w:tcPr>
+    </w:tblStylePr>
     <w:tblStylePr w:type="nwCell">
       <w:pPr>
         <w:pBdr/>
@@ -11644,9 +12397,9 @@
       </w:tcPr>
     </w:tblStylePr>
   </w:style>
-  <w:style w:type="table" w:styleId="38">
+  <w:style w:type="table" w:styleId="773">
     <w:name w:val="Grid Table 3 - Accent 5"/>
-    <w:basedOn w:val="720"/>
+    <w:basedOn w:val="927"/>
     <w:uiPriority w:val="99"/>
     <w:pPr>
       <w:pBdr/>
@@ -11745,29 +12498,6 @@
         <w:tblBorders/>
       </w:tblPr>
       <w:tcPr>
-        <w:shd w:color="ffffff"/>
-        <w:tcBorders>
-          <w:top w:val="none" w:color="000000" w:sz="4" w:space="0"/>
-          <w:left w:val="none" w:color="000000" w:sz="4" w:space="0"/>
-          <w:bottom w:val="none" w:color="000000" w:sz="4" w:space="0"/>
-          <w:right w:val="none" w:color="000000" w:sz="4" w:space="0"/>
-        </w:tcBorders>
-      </w:tcPr>
-    </w:tblStylePr>
-    <w:tblStylePr w:type="firstRow">
-      <w:rPr>
-        <w:b/>
-        <w:color w:val="404040"/>
-      </w:rPr>
-      <w:pPr>
-        <w:pBdr/>
-        <w:spacing/>
-        <w:ind/>
-      </w:pPr>
-      <w:tblPr>
-        <w:tblBorders/>
-      </w:tblPr>
-      <w:tcPr>
         <w:shd w:val="clear" w:color="ffffff"/>
         <w:tcBorders>
           <w:top w:val="none" w:color="000000" w:sz="4" w:space="0"/>
@@ -11777,30 +12507,7 @@
         </w:tcBorders>
       </w:tcPr>
     </w:tblStylePr>
-    <w:tblStylePr w:type="lastCol">
-      <w:rPr>
-        <w:i/>
-        <w:color w:val="404040"/>
-      </w:rPr>
-      <w:pPr>
-        <w:pBdr/>
-        <w:spacing/>
-        <w:ind/>
-      </w:pPr>
-      <w:tblPr>
-        <w:tblBorders/>
-      </w:tblPr>
-      <w:tcPr>
-        <w:shd w:color="ffffff"/>
-        <w:tcBorders>
-          <w:top w:val="none" w:color="000000" w:sz="4" w:space="0"/>
-          <w:left w:val="none" w:color="000000" w:sz="4" w:space="0"/>
-          <w:bottom w:val="none" w:color="000000" w:sz="4" w:space="0"/>
-          <w:right w:val="none" w:color="000000" w:sz="4" w:space="0"/>
-        </w:tcBorders>
-      </w:tcPr>
-    </w:tblStylePr>
-    <w:tblStylePr w:type="lastRow">
+    <w:tblStylePr w:type="firstRow">
       <w:rPr>
         <w:b/>
         <w:color w:val="404040"/>
@@ -11823,6 +12530,52 @@
         </w:tcBorders>
       </w:tcPr>
     </w:tblStylePr>
+    <w:tblStylePr w:type="lastCol">
+      <w:rPr>
+        <w:i/>
+        <w:color w:val="404040"/>
+      </w:rPr>
+      <w:pPr>
+        <w:pBdr/>
+        <w:spacing/>
+        <w:ind/>
+      </w:pPr>
+      <w:tblPr>
+        <w:tblBorders/>
+      </w:tblPr>
+      <w:tcPr>
+        <w:shd w:val="clear" w:color="ffffff"/>
+        <w:tcBorders>
+          <w:top w:val="none" w:color="000000" w:sz="4" w:space="0"/>
+          <w:left w:val="none" w:color="000000" w:sz="4" w:space="0"/>
+          <w:bottom w:val="none" w:color="000000" w:sz="4" w:space="0"/>
+          <w:right w:val="none" w:color="000000" w:sz="4" w:space="0"/>
+        </w:tcBorders>
+      </w:tcPr>
+    </w:tblStylePr>
+    <w:tblStylePr w:type="lastRow">
+      <w:rPr>
+        <w:b/>
+        <w:color w:val="404040"/>
+      </w:rPr>
+      <w:pPr>
+        <w:pBdr/>
+        <w:spacing/>
+        <w:ind/>
+      </w:pPr>
+      <w:tblPr>
+        <w:tblBorders/>
+      </w:tblPr>
+      <w:tcPr>
+        <w:shd w:val="clear" w:color="ffffff"/>
+        <w:tcBorders>
+          <w:top w:val="none" w:color="000000" w:sz="4" w:space="0"/>
+          <w:left w:val="none" w:color="000000" w:sz="4" w:space="0"/>
+          <w:bottom w:val="none" w:color="000000" w:sz="4" w:space="0"/>
+          <w:right w:val="none" w:color="000000" w:sz="4" w:space="0"/>
+        </w:tcBorders>
+      </w:tcPr>
+    </w:tblStylePr>
     <w:tblStylePr w:type="nwCell">
       <w:pPr>
         <w:pBdr/>
@@ -11889,9 +12642,9 @@
       </w:tcPr>
     </w:tblStylePr>
   </w:style>
-  <w:style w:type="table" w:styleId="39">
+  <w:style w:type="table" w:styleId="774">
     <w:name w:val="Grid Table 3 - Accent 6"/>
-    <w:basedOn w:val="720"/>
+    <w:basedOn w:val="927"/>
     <w:uiPriority w:val="99"/>
     <w:pPr>
       <w:pBdr/>
@@ -11990,29 +12743,6 @@
         <w:tblBorders/>
       </w:tblPr>
       <w:tcPr>
-        <w:shd w:color="ffffff"/>
-        <w:tcBorders>
-          <w:top w:val="none" w:color="000000" w:sz="4" w:space="0"/>
-          <w:left w:val="none" w:color="000000" w:sz="4" w:space="0"/>
-          <w:bottom w:val="none" w:color="000000" w:sz="4" w:space="0"/>
-          <w:right w:val="none" w:color="000000" w:sz="4" w:space="0"/>
-        </w:tcBorders>
-      </w:tcPr>
-    </w:tblStylePr>
-    <w:tblStylePr w:type="firstRow">
-      <w:rPr>
-        <w:b/>
-        <w:color w:val="404040"/>
-      </w:rPr>
-      <w:pPr>
-        <w:pBdr/>
-        <w:spacing/>
-        <w:ind/>
-      </w:pPr>
-      <w:tblPr>
-        <w:tblBorders/>
-      </w:tblPr>
-      <w:tcPr>
         <w:shd w:val="clear" w:color="ffffff"/>
         <w:tcBorders>
           <w:top w:val="none" w:color="000000" w:sz="4" w:space="0"/>
@@ -12022,30 +12752,7 @@
         </w:tcBorders>
       </w:tcPr>
     </w:tblStylePr>
-    <w:tblStylePr w:type="lastCol">
-      <w:rPr>
-        <w:i/>
-        <w:color w:val="404040"/>
-      </w:rPr>
-      <w:pPr>
-        <w:pBdr/>
-        <w:spacing/>
-        <w:ind/>
-      </w:pPr>
-      <w:tblPr>
-        <w:tblBorders/>
-      </w:tblPr>
-      <w:tcPr>
-        <w:shd w:color="ffffff"/>
-        <w:tcBorders>
-          <w:top w:val="none" w:color="000000" w:sz="4" w:space="0"/>
-          <w:left w:val="none" w:color="000000" w:sz="4" w:space="0"/>
-          <w:bottom w:val="none" w:color="000000" w:sz="4" w:space="0"/>
-          <w:right w:val="none" w:color="000000" w:sz="4" w:space="0"/>
-        </w:tcBorders>
-      </w:tcPr>
-    </w:tblStylePr>
-    <w:tblStylePr w:type="lastRow">
+    <w:tblStylePr w:type="firstRow">
       <w:rPr>
         <w:b/>
         <w:color w:val="404040"/>
@@ -12068,6 +12775,52 @@
         </w:tcBorders>
       </w:tcPr>
     </w:tblStylePr>
+    <w:tblStylePr w:type="lastCol">
+      <w:rPr>
+        <w:i/>
+        <w:color w:val="404040"/>
+      </w:rPr>
+      <w:pPr>
+        <w:pBdr/>
+        <w:spacing/>
+        <w:ind/>
+      </w:pPr>
+      <w:tblPr>
+        <w:tblBorders/>
+      </w:tblPr>
+      <w:tcPr>
+        <w:shd w:val="clear" w:color="ffffff"/>
+        <w:tcBorders>
+          <w:top w:val="none" w:color="000000" w:sz="4" w:space="0"/>
+          <w:left w:val="none" w:color="000000" w:sz="4" w:space="0"/>
+          <w:bottom w:val="none" w:color="000000" w:sz="4" w:space="0"/>
+          <w:right w:val="none" w:color="000000" w:sz="4" w:space="0"/>
+        </w:tcBorders>
+      </w:tcPr>
+    </w:tblStylePr>
+    <w:tblStylePr w:type="lastRow">
+      <w:rPr>
+        <w:b/>
+        <w:color w:val="404040"/>
+      </w:rPr>
+      <w:pPr>
+        <w:pBdr/>
+        <w:spacing/>
+        <w:ind/>
+      </w:pPr>
+      <w:tblPr>
+        <w:tblBorders/>
+      </w:tblPr>
+      <w:tcPr>
+        <w:shd w:val="clear" w:color="ffffff"/>
+        <w:tcBorders>
+          <w:top w:val="none" w:color="000000" w:sz="4" w:space="0"/>
+          <w:left w:val="none" w:color="000000" w:sz="4" w:space="0"/>
+          <w:bottom w:val="none" w:color="000000" w:sz="4" w:space="0"/>
+          <w:right w:val="none" w:color="000000" w:sz="4" w:space="0"/>
+        </w:tcBorders>
+      </w:tcPr>
+    </w:tblStylePr>
     <w:tblStylePr w:type="nwCell">
       <w:pPr>
         <w:pBdr/>
@@ -12134,9 +12887,9 @@
       </w:tcPr>
     </w:tblStylePr>
   </w:style>
-  <w:style w:type="table" w:styleId="40">
+  <w:style w:type="table" w:styleId="775">
     <w:name w:val="Grid Table 4"/>
-    <w:basedOn w:val="720"/>
+    <w:basedOn w:val="927"/>
     <w:uiPriority w:val="59"/>
     <w:pPr>
       <w:pBdr/>
@@ -12367,9 +13120,9 @@
       </w:tcPr>
     </w:tblStylePr>
   </w:style>
-  <w:style w:type="table" w:styleId="41">
+  <w:style w:type="table" w:styleId="776">
     <w:name w:val="Grid Table 4 - Accent 1"/>
-    <w:basedOn w:val="720"/>
+    <w:basedOn w:val="927"/>
     <w:uiPriority w:val="59"/>
     <w:pPr>
       <w:pBdr/>
@@ -12600,9 +13353,9 @@
       </w:tcPr>
     </w:tblStylePr>
   </w:style>
-  <w:style w:type="table" w:styleId="42">
+  <w:style w:type="table" w:styleId="777">
     <w:name w:val="Grid Table 4 - Accent 2"/>
-    <w:basedOn w:val="720"/>
+    <w:basedOn w:val="927"/>
     <w:uiPriority w:val="59"/>
     <w:pPr>
       <w:pBdr/>
@@ -12833,9 +13586,9 @@
       </w:tcPr>
     </w:tblStylePr>
   </w:style>
-  <w:style w:type="table" w:styleId="43">
+  <w:style w:type="table" w:styleId="778">
     <w:name w:val="Grid Table 4 - Accent 3"/>
-    <w:basedOn w:val="720"/>
+    <w:basedOn w:val="927"/>
     <w:uiPriority w:val="59"/>
     <w:pPr>
       <w:pBdr/>
@@ -13066,9 +13819,9 @@
       </w:tcPr>
     </w:tblStylePr>
   </w:style>
-  <w:style w:type="table" w:styleId="44">
+  <w:style w:type="table" w:styleId="779">
     <w:name w:val="Grid Table 4 - Accent 4"/>
-    <w:basedOn w:val="720"/>
+    <w:basedOn w:val="927"/>
     <w:uiPriority w:val="59"/>
     <w:pPr>
       <w:pBdr/>
@@ -13299,9 +14052,9 @@
       </w:tcPr>
     </w:tblStylePr>
   </w:style>
-  <w:style w:type="table" w:styleId="45">
+  <w:style w:type="table" w:styleId="780">
     <w:name w:val="Grid Table 4 - Accent 5"/>
-    <w:basedOn w:val="720"/>
+    <w:basedOn w:val="927"/>
     <w:uiPriority w:val="59"/>
     <w:pPr>
       <w:pBdr/>
@@ -13532,9 +14285,9 @@
       </w:tcPr>
     </w:tblStylePr>
   </w:style>
-  <w:style w:type="table" w:styleId="46">
+  <w:style w:type="table" w:styleId="781">
     <w:name w:val="Grid Table 4 - Accent 6"/>
-    <w:basedOn w:val="720"/>
+    <w:basedOn w:val="927"/>
     <w:uiPriority w:val="59"/>
     <w:pPr>
       <w:pBdr/>
@@ -13765,9 +14518,9 @@
       </w:tcPr>
     </w:tblStylePr>
   </w:style>
-  <w:style w:type="table" w:styleId="47">
+  <w:style w:type="table" w:styleId="782">
     <w:name w:val="Grid Table 5 Dark"/>
-    <w:basedOn w:val="720"/>
+    <w:basedOn w:val="927"/>
     <w:uiPriority w:val="99"/>
     <w:pPr>
       <w:pBdr/>
@@ -13993,9 +14746,9 @@
       </w:tcPr>
     </w:tblStylePr>
   </w:style>
-  <w:style w:type="table" w:styleId="48">
+  <w:style w:type="table" w:styleId="783">
     <w:name w:val="Grid Table 5 Dark- Accent 1"/>
-    <w:basedOn w:val="720"/>
+    <w:basedOn w:val="927"/>
     <w:uiPriority w:val="99"/>
     <w:pPr>
       <w:pBdr/>
@@ -14221,9 +14974,9 @@
       </w:tcPr>
     </w:tblStylePr>
   </w:style>
-  <w:style w:type="table" w:styleId="49">
+  <w:style w:type="table" w:styleId="784">
     <w:name w:val="Grid Table 5 Dark - Accent 2"/>
-    <w:basedOn w:val="720"/>
+    <w:basedOn w:val="927"/>
     <w:uiPriority w:val="99"/>
     <w:pPr>
       <w:pBdr/>
@@ -14449,9 +15202,9 @@
       </w:tcPr>
     </w:tblStylePr>
   </w:style>
-  <w:style w:type="table" w:styleId="50">
+  <w:style w:type="table" w:styleId="785">
     <w:name w:val="Grid Table 5 Dark - Accent 3"/>
-    <w:basedOn w:val="720"/>
+    <w:basedOn w:val="927"/>
     <w:uiPriority w:val="99"/>
     <w:pPr>
       <w:pBdr/>
@@ -14677,9 +15430,9 @@
       </w:tcPr>
     </w:tblStylePr>
   </w:style>
-  <w:style w:type="table" w:styleId="51">
+  <w:style w:type="table" w:styleId="786">
     <w:name w:val="Grid Table 5 Dark- Accent 4"/>
-    <w:basedOn w:val="720"/>
+    <w:basedOn w:val="927"/>
     <w:uiPriority w:val="99"/>
     <w:pPr>
       <w:pBdr/>
@@ -14905,9 +15658,9 @@
       </w:tcPr>
     </w:tblStylePr>
   </w:style>
-  <w:style w:type="table" w:styleId="52">
+  <w:style w:type="table" w:styleId="787">
     <w:name w:val="Grid Table 5 Dark - Accent 5"/>
-    <w:basedOn w:val="720"/>
+    <w:basedOn w:val="927"/>
     <w:uiPriority w:val="99"/>
     <w:pPr>
       <w:pBdr/>
@@ -15133,9 +15886,9 @@
       </w:tcPr>
     </w:tblStylePr>
   </w:style>
-  <w:style w:type="table" w:styleId="53">
+  <w:style w:type="table" w:styleId="788">
     <w:name w:val="Grid Table 5 Dark - Accent 6"/>
-    <w:basedOn w:val="720"/>
+    <w:basedOn w:val="927"/>
     <w:uiPriority w:val="99"/>
     <w:pPr>
       <w:pBdr/>
@@ -15361,9 +16114,9 @@
       </w:tcPr>
     </w:tblStylePr>
   </w:style>
-  <w:style w:type="table" w:styleId="54">
+  <w:style w:type="table" w:styleId="789">
     <w:name w:val="Grid Table 6 Colorful"/>
-    <w:basedOn w:val="720"/>
+    <w:basedOn w:val="927"/>
     <w:uiPriority w:val="99"/>
     <w:pPr>
       <w:pBdr/>
@@ -15591,9 +16344,9 @@
       </w:tcPr>
     </w:tblStylePr>
   </w:style>
-  <w:style w:type="table" w:styleId="55">
+  <w:style w:type="table" w:styleId="790">
     <w:name w:val="Grid Table 6 Colorful - Accent 1"/>
-    <w:basedOn w:val="720"/>
+    <w:basedOn w:val="927"/>
     <w:uiPriority w:val="99"/>
     <w:pPr>
       <w:pBdr/>
@@ -15821,9 +16574,9 @@
       </w:tcPr>
     </w:tblStylePr>
   </w:style>
-  <w:style w:type="table" w:styleId="56">
+  <w:style w:type="table" w:styleId="791">
     <w:name w:val="Grid Table 6 Colorful - Accent 2"/>
-    <w:basedOn w:val="720"/>
+    <w:basedOn w:val="927"/>
     <w:uiPriority w:val="99"/>
     <w:pPr>
       <w:pBdr/>
@@ -16051,9 +16804,9 @@
       </w:tcPr>
     </w:tblStylePr>
   </w:style>
-  <w:style w:type="table" w:styleId="57">
+  <w:style w:type="table" w:styleId="792">
     <w:name w:val="Grid Table 6 Colorful - Accent 3"/>
-    <w:basedOn w:val="720"/>
+    <w:basedOn w:val="927"/>
     <w:uiPriority w:val="99"/>
     <w:pPr>
       <w:pBdr/>
@@ -16281,9 +17034,9 @@
       </w:tcPr>
     </w:tblStylePr>
   </w:style>
-  <w:style w:type="table" w:styleId="58">
+  <w:style w:type="table" w:styleId="793">
     <w:name w:val="Grid Table 6 Colorful - Accent 4"/>
-    <w:basedOn w:val="720"/>
+    <w:basedOn w:val="927"/>
     <w:uiPriority w:val="99"/>
     <w:pPr>
       <w:pBdr/>
@@ -16511,9 +17264,9 @@
       </w:tcPr>
     </w:tblStylePr>
   </w:style>
-  <w:style w:type="table" w:styleId="59">
+  <w:style w:type="table" w:styleId="794">
     <w:name w:val="Grid Table 6 Colorful - Accent 5"/>
-    <w:basedOn w:val="720"/>
+    <w:basedOn w:val="927"/>
     <w:uiPriority w:val="99"/>
     <w:pPr>
       <w:pBdr/>
@@ -16741,9 +17494,9 @@
       </w:tcPr>
     </w:tblStylePr>
   </w:style>
-  <w:style w:type="table" w:styleId="60">
+  <w:style w:type="table" w:styleId="795">
     <w:name w:val="Grid Table 6 Colorful - Accent 6"/>
-    <w:basedOn w:val="720"/>
+    <w:basedOn w:val="927"/>
     <w:uiPriority w:val="99"/>
     <w:pPr>
       <w:pBdr/>
@@ -16971,9 +17724,9 @@
       </w:tcPr>
     </w:tblStylePr>
   </w:style>
-  <w:style w:type="table" w:styleId="61">
+  <w:style w:type="table" w:styleId="796">
     <w:name w:val="Grid Table 7 Colorful"/>
-    <w:basedOn w:val="720"/>
+    <w:basedOn w:val="927"/>
     <w:uiPriority w:val="99"/>
     <w:pPr>
       <w:pBdr/>
@@ -17075,11 +17828,11 @@
         <w:tblBorders/>
       </w:tblPr>
       <w:tcPr>
-        <w:shd w:color="ffffff"/>
+        <w:shd w:val="clear" w:color="ffffff"/>
         <w:tcBorders>
-          <w:top w:val="none"/>
-          <w:left w:val="none"/>
-          <w:bottom w:val="none"/>
+          <w:top w:val="none" w:color="000000" w:sz="4" w:space="0"/>
+          <w:left w:val="none" w:color="000000" w:sz="4" w:space="0"/>
+          <w:bottom w:val="none" w:color="000000" w:sz="4" w:space="0"/>
           <w:right w:val="single" w:color="000000" w:themeColor="text1" w:themeTint="80" w:sz="4" w:space="0"/>
         </w:tcBorders>
       </w:tcPr>
@@ -17102,10 +17855,10 @@
       <w:tcPr>
         <w:shd w:val="clear" w:color="ffffff" w:themeColor="light1" w:fill="ffffff" w:themeFill="light1"/>
         <w:tcBorders>
-          <w:top w:val="none"/>
-          <w:left w:val="none"/>
+          <w:top w:val="none" w:color="000000" w:sz="4" w:space="0"/>
+          <w:left w:val="none" w:color="000000" w:sz="4" w:space="0"/>
           <w:bottom w:val="single" w:color="000000" w:themeColor="text1" w:themeTint="80" w:sz="4" w:space="0"/>
-          <w:right w:val="none"/>
+          <w:right w:val="none" w:color="000000" w:sz="4" w:space="0"/>
         </w:tcBorders>
       </w:tcPr>
     </w:tblStylePr>
@@ -17125,12 +17878,12 @@
         <w:tblBorders/>
       </w:tblPr>
       <w:tcPr>
-        <w:shd w:color="ffffff"/>
+        <w:shd w:val="clear" w:color="ffffff"/>
         <w:tcBorders>
-          <w:top w:val="none"/>
+          <w:top w:val="none" w:color="000000" w:sz="4" w:space="0"/>
           <w:left w:val="single" w:color="000000" w:themeColor="text1" w:themeTint="80" w:sz="4" w:space="0"/>
-          <w:bottom w:val="none"/>
-          <w:right w:val="none"/>
+          <w:bottom w:val="none" w:color="000000" w:sz="4" w:space="0"/>
+          <w:right w:val="none" w:color="000000" w:sz="4" w:space="0"/>
         </w:tcBorders>
       </w:tcPr>
     </w:tblStylePr>
@@ -17153,9 +17906,9 @@
         <w:shd w:val="clear" w:color="ffffff" w:themeColor="light1" w:fill="ffffff" w:themeFill="light1"/>
         <w:tcBorders>
           <w:top w:val="single" w:color="000000" w:themeColor="text1" w:themeTint="80" w:sz="4" w:space="0"/>
-          <w:left w:val="none"/>
-          <w:bottom w:val="none"/>
-          <w:right w:val="none"/>
+          <w:left w:val="none" w:color="000000" w:sz="4" w:space="0"/>
+          <w:bottom w:val="none" w:color="000000" w:sz="4" w:space="0"/>
+          <w:right w:val="none" w:color="000000" w:sz="4" w:space="0"/>
         </w:tcBorders>
       </w:tcPr>
     </w:tblStylePr>
@@ -17225,9 +17978,9 @@
       </w:tcPr>
     </w:tblStylePr>
   </w:style>
-  <w:style w:type="table" w:styleId="62">
+  <w:style w:type="table" w:styleId="797">
     <w:name w:val="Grid Table 7 Colorful - Accent 1"/>
-    <w:basedOn w:val="720"/>
+    <w:basedOn w:val="927"/>
     <w:uiPriority w:val="99"/>
     <w:pPr>
       <w:pBdr/>
@@ -17329,11 +18082,11 @@
         <w:tblBorders/>
       </w:tblPr>
       <w:tcPr>
-        <w:shd w:color="ffffff"/>
+        <w:shd w:val="clear" w:color="ffffff"/>
         <w:tcBorders>
-          <w:top w:val="none"/>
-          <w:left w:val="none"/>
-          <w:bottom w:val="none"/>
+          <w:top w:val="none" w:color="000000" w:sz="4" w:space="0"/>
+          <w:left w:val="none" w:color="000000" w:sz="4" w:space="0"/>
+          <w:bottom w:val="none" w:color="000000" w:sz="4" w:space="0"/>
           <w:right w:val="single" w:color="000000" w:themeColor="accent1" w:themeTint="80" w:sz="4" w:space="0"/>
         </w:tcBorders>
       </w:tcPr>
@@ -17356,10 +18109,10 @@
       <w:tcPr>
         <w:shd w:val="clear" w:color="ffffff" w:themeColor="light1" w:fill="ffffff" w:themeFill="light1"/>
         <w:tcBorders>
-          <w:top w:val="none"/>
-          <w:left w:val="none"/>
+          <w:top w:val="none" w:color="000000" w:sz="4" w:space="0"/>
+          <w:left w:val="none" w:color="000000" w:sz="4" w:space="0"/>
           <w:bottom w:val="single" w:color="000000" w:themeColor="accent1" w:themeTint="80" w:sz="4" w:space="0"/>
-          <w:right w:val="none"/>
+          <w:right w:val="none" w:color="000000" w:sz="4" w:space="0"/>
         </w:tcBorders>
       </w:tcPr>
     </w:tblStylePr>
@@ -17379,12 +18132,12 @@
         <w:tblBorders/>
       </w:tblPr>
       <w:tcPr>
-        <w:shd w:color="ffffff"/>
+        <w:shd w:val="clear" w:color="ffffff"/>
         <w:tcBorders>
-          <w:top w:val="none"/>
+          <w:top w:val="none" w:color="000000" w:sz="4" w:space="0"/>
           <w:left w:val="single" w:color="000000" w:themeColor="accent1" w:themeTint="80" w:sz="4" w:space="0"/>
-          <w:bottom w:val="none"/>
-          <w:right w:val="none"/>
+          <w:bottom w:val="none" w:color="000000" w:sz="4" w:space="0"/>
+          <w:right w:val="none" w:color="000000" w:sz="4" w:space="0"/>
         </w:tcBorders>
       </w:tcPr>
     </w:tblStylePr>
@@ -17407,9 +18160,9 @@
         <w:shd w:val="clear" w:color="ffffff" w:themeColor="light1" w:fill="ffffff" w:themeFill="light1"/>
         <w:tcBorders>
           <w:top w:val="single" w:color="000000" w:themeColor="accent1" w:themeTint="80" w:sz="4" w:space="0"/>
-          <w:left w:val="none"/>
-          <w:bottom w:val="none"/>
-          <w:right w:val="none"/>
+          <w:left w:val="none" w:color="000000" w:sz="4" w:space="0"/>
+          <w:bottom w:val="none" w:color="000000" w:sz="4" w:space="0"/>
+          <w:right w:val="none" w:color="000000" w:sz="4" w:space="0"/>
         </w:tcBorders>
       </w:tcPr>
     </w:tblStylePr>
@@ -17479,9 +18232,9 @@
       </w:tcPr>
     </w:tblStylePr>
   </w:style>
-  <w:style w:type="table" w:styleId="63">
+  <w:style w:type="table" w:styleId="798">
     <w:name w:val="Grid Table 7 Colorful - Accent 2"/>
-    <w:basedOn w:val="720"/>
+    <w:basedOn w:val="927"/>
     <w:uiPriority w:val="99"/>
     <w:pPr>
       <w:pBdr/>
@@ -17583,11 +18336,11 @@
         <w:tblBorders/>
       </w:tblPr>
       <w:tcPr>
-        <w:shd w:color="ffffff"/>
+        <w:shd w:val="clear" w:color="ffffff"/>
         <w:tcBorders>
-          <w:top w:val="none"/>
-          <w:left w:val="none"/>
-          <w:bottom w:val="none"/>
+          <w:top w:val="none" w:color="000000" w:sz="4" w:space="0"/>
+          <w:left w:val="none" w:color="000000" w:sz="4" w:space="0"/>
+          <w:bottom w:val="none" w:color="000000" w:sz="4" w:space="0"/>
           <w:right w:val="single" w:color="000000" w:themeColor="accent2" w:themeTint="97" w:sz="4" w:space="0"/>
         </w:tcBorders>
       </w:tcPr>
@@ -17610,10 +18363,10 @@
       <w:tcPr>
         <w:shd w:val="clear" w:color="ffffff" w:themeColor="light1" w:fill="ffffff" w:themeFill="light1"/>
         <w:tcBorders>
-          <w:top w:val="none"/>
-          <w:left w:val="none"/>
+          <w:top w:val="none" w:color="000000" w:sz="4" w:space="0"/>
+          <w:left w:val="none" w:color="000000" w:sz="4" w:space="0"/>
           <w:bottom w:val="single" w:color="000000" w:themeColor="accent2" w:themeTint="97" w:sz="4" w:space="0"/>
-          <w:right w:val="none"/>
+          <w:right w:val="none" w:color="000000" w:sz="4" w:space="0"/>
         </w:tcBorders>
       </w:tcPr>
     </w:tblStylePr>
@@ -17633,12 +18386,12 @@
         <w:tblBorders/>
       </w:tblPr>
       <w:tcPr>
-        <w:shd w:color="ffffff"/>
+        <w:shd w:val="clear" w:color="ffffff"/>
         <w:tcBorders>
-          <w:top w:val="none"/>
+          <w:top w:val="none" w:color="000000" w:sz="4" w:space="0"/>
           <w:left w:val="single" w:color="000000" w:themeColor="accent2" w:themeTint="97" w:sz="4" w:space="0"/>
-          <w:bottom w:val="none"/>
-          <w:right w:val="none"/>
+          <w:bottom w:val="none" w:color="000000" w:sz="4" w:space="0"/>
+          <w:right w:val="none" w:color="000000" w:sz="4" w:space="0"/>
         </w:tcBorders>
       </w:tcPr>
     </w:tblStylePr>
@@ -17661,9 +18414,9 @@
         <w:shd w:val="clear" w:color="ffffff" w:themeColor="light1" w:fill="ffffff" w:themeFill="light1"/>
         <w:tcBorders>
           <w:top w:val="single" w:color="000000" w:themeColor="accent2" w:themeTint="97" w:sz="4" w:space="0"/>
-          <w:left w:val="none"/>
-          <w:bottom w:val="none"/>
-          <w:right w:val="none"/>
+          <w:left w:val="none" w:color="000000" w:sz="4" w:space="0"/>
+          <w:bottom w:val="none" w:color="000000" w:sz="4" w:space="0"/>
+          <w:right w:val="none" w:color="000000" w:sz="4" w:space="0"/>
         </w:tcBorders>
       </w:tcPr>
     </w:tblStylePr>
@@ -17733,9 +18486,9 @@
       </w:tcPr>
     </w:tblStylePr>
   </w:style>
-  <w:style w:type="table" w:styleId="64">
+  <w:style w:type="table" w:styleId="799">
     <w:name w:val="Grid Table 7 Colorful - Accent 3"/>
-    <w:basedOn w:val="720"/>
+    <w:basedOn w:val="927"/>
     <w:uiPriority w:val="99"/>
     <w:pPr>
       <w:pBdr/>
@@ -17837,11 +18590,11 @@
         <w:tblBorders/>
       </w:tblPr>
       <w:tcPr>
-        <w:shd w:color="ffffff"/>
+        <w:shd w:val="clear" w:color="ffffff"/>
         <w:tcBorders>
-          <w:top w:val="none"/>
-          <w:left w:val="none"/>
-          <w:bottom w:val="none"/>
+          <w:top w:val="none" w:color="000000" w:sz="4" w:space="0"/>
+          <w:left w:val="none" w:color="000000" w:sz="4" w:space="0"/>
+          <w:bottom w:val="none" w:color="000000" w:sz="4" w:space="0"/>
           <w:right w:val="single" w:color="000000" w:themeColor="accent3" w:themeTint="FE" w:sz="4" w:space="0"/>
         </w:tcBorders>
       </w:tcPr>
@@ -17864,10 +18617,10 @@
       <w:tcPr>
         <w:shd w:val="clear" w:color="ffffff" w:themeColor="light1" w:fill="ffffff" w:themeFill="light1"/>
         <w:tcBorders>
-          <w:top w:val="none"/>
-          <w:left w:val="none"/>
+          <w:top w:val="none" w:color="000000" w:sz="4" w:space="0"/>
+          <w:left w:val="none" w:color="000000" w:sz="4" w:space="0"/>
           <w:bottom w:val="single" w:color="000000" w:themeColor="accent3" w:themeTint="FE" w:sz="4" w:space="0"/>
-          <w:right w:val="none"/>
+          <w:right w:val="none" w:color="000000" w:sz="4" w:space="0"/>
         </w:tcBorders>
       </w:tcPr>
     </w:tblStylePr>
@@ -17887,12 +18640,12 @@
         <w:tblBorders/>
       </w:tblPr>
       <w:tcPr>
-        <w:shd w:color="ffffff"/>
+        <w:shd w:val="clear" w:color="ffffff"/>
         <w:tcBorders>
-          <w:top w:val="none"/>
+          <w:top w:val="none" w:color="000000" w:sz="4" w:space="0"/>
           <w:left w:val="single" w:color="000000" w:themeColor="accent3" w:themeTint="FE" w:sz="4" w:space="0"/>
-          <w:bottom w:val="none"/>
-          <w:right w:val="none"/>
+          <w:bottom w:val="none" w:color="000000" w:sz="4" w:space="0"/>
+          <w:right w:val="none" w:color="000000" w:sz="4" w:space="0"/>
         </w:tcBorders>
       </w:tcPr>
     </w:tblStylePr>
@@ -17915,9 +18668,9 @@
         <w:shd w:val="clear" w:color="ffffff" w:themeColor="light1" w:fill="ffffff" w:themeFill="light1"/>
         <w:tcBorders>
           <w:top w:val="single" w:color="000000" w:themeColor="accent3" w:themeTint="FE" w:sz="4" w:space="0"/>
-          <w:left w:val="none"/>
-          <w:bottom w:val="none"/>
-          <w:right w:val="none"/>
+          <w:left w:val="none" w:color="000000" w:sz="4" w:space="0"/>
+          <w:bottom w:val="none" w:color="000000" w:sz="4" w:space="0"/>
+          <w:right w:val="none" w:color="000000" w:sz="4" w:space="0"/>
         </w:tcBorders>
       </w:tcPr>
     </w:tblStylePr>
@@ -17987,9 +18740,9 @@
       </w:tcPr>
     </w:tblStylePr>
   </w:style>
-  <w:style w:type="table" w:styleId="65">
+  <w:style w:type="table" w:styleId="800">
     <w:name w:val="Grid Table 7 Colorful - Accent 4"/>
-    <w:basedOn w:val="720"/>
+    <w:basedOn w:val="927"/>
     <w:uiPriority w:val="99"/>
     <w:pPr>
       <w:pBdr/>
@@ -18091,11 +18844,11 @@
         <w:tblBorders/>
       </w:tblPr>
       <w:tcPr>
-        <w:shd w:color="ffffff"/>
+        <w:shd w:val="clear" w:color="ffffff"/>
         <w:tcBorders>
-          <w:top w:val="none"/>
-          <w:left w:val="none"/>
-          <w:bottom w:val="none"/>
+          <w:top w:val="none" w:color="000000" w:sz="4" w:space="0"/>
+          <w:left w:val="none" w:color="000000" w:sz="4" w:space="0"/>
+          <w:bottom w:val="none" w:color="000000" w:sz="4" w:space="0"/>
           <w:right w:val="single" w:color="000000" w:themeColor="accent4" w:themeTint="9A" w:sz="4" w:space="0"/>
         </w:tcBorders>
       </w:tcPr>
@@ -18118,10 +18871,10 @@
       <w:tcPr>
         <w:shd w:val="clear" w:color="ffffff" w:themeColor="light1" w:fill="ffffff" w:themeFill="light1"/>
         <w:tcBorders>
-          <w:top w:val="none"/>
-          <w:left w:val="none"/>
+          <w:top w:val="none" w:color="000000" w:sz="4" w:space="0"/>
+          <w:left w:val="none" w:color="000000" w:sz="4" w:space="0"/>
           <w:bottom w:val="single" w:color="000000" w:themeColor="accent4" w:themeTint="9A" w:sz="4" w:space="0"/>
-          <w:right w:val="none"/>
+          <w:right w:val="none" w:color="000000" w:sz="4" w:space="0"/>
         </w:tcBorders>
       </w:tcPr>
     </w:tblStylePr>
@@ -18141,12 +18894,12 @@
         <w:tblBorders/>
       </w:tblPr>
       <w:tcPr>
-        <w:shd w:color="ffffff"/>
+        <w:shd w:val="clear" w:color="ffffff"/>
         <w:tcBorders>
-          <w:top w:val="none"/>
+          <w:top w:val="none" w:color="000000" w:sz="4" w:space="0"/>
           <w:left w:val="single" w:color="000000" w:themeColor="accent4" w:themeTint="9A" w:sz="4" w:space="0"/>
-          <w:bottom w:val="none"/>
-          <w:right w:val="none"/>
+          <w:bottom w:val="none" w:color="000000" w:sz="4" w:space="0"/>
+          <w:right w:val="none" w:color="000000" w:sz="4" w:space="0"/>
         </w:tcBorders>
       </w:tcPr>
     </w:tblStylePr>
@@ -18169,9 +18922,9 @@
         <w:shd w:val="clear" w:color="ffffff" w:themeColor="light1" w:fill="ffffff" w:themeFill="light1"/>
         <w:tcBorders>
           <w:top w:val="single" w:color="000000" w:themeColor="accent4" w:themeTint="9A" w:sz="4" w:space="0"/>
-          <w:left w:val="none"/>
-          <w:bottom w:val="none"/>
-          <w:right w:val="none"/>
+          <w:left w:val="none" w:color="000000" w:sz="4" w:space="0"/>
+          <w:bottom w:val="none" w:color="000000" w:sz="4" w:space="0"/>
+          <w:right w:val="none" w:color="000000" w:sz="4" w:space="0"/>
         </w:tcBorders>
       </w:tcPr>
     </w:tblStylePr>
@@ -18241,9 +18994,9 @@
       </w:tcPr>
     </w:tblStylePr>
   </w:style>
-  <w:style w:type="table" w:styleId="66">
+  <w:style w:type="table" w:styleId="801">
     <w:name w:val="Grid Table 7 Colorful - Accent 5"/>
-    <w:basedOn w:val="720"/>
+    <w:basedOn w:val="927"/>
     <w:uiPriority w:val="99"/>
     <w:pPr>
       <w:pBdr/>
@@ -18345,11 +19098,11 @@
         <w:tblBorders/>
       </w:tblPr>
       <w:tcPr>
-        <w:shd w:color="ffffff"/>
+        <w:shd w:val="clear" w:color="ffffff"/>
         <w:tcBorders>
-          <w:top w:val="none"/>
-          <w:left w:val="none"/>
-          <w:bottom w:val="none"/>
+          <w:top w:val="none" w:color="000000" w:sz="4" w:space="0"/>
+          <w:left w:val="none" w:color="000000" w:sz="4" w:space="0"/>
+          <w:bottom w:val="none" w:color="000000" w:sz="4" w:space="0"/>
           <w:right w:val="single" w:color="000000" w:themeColor="accent5" w:themeTint="90" w:sz="4" w:space="0"/>
         </w:tcBorders>
       </w:tcPr>
@@ -18372,10 +19125,10 @@
       <w:tcPr>
         <w:shd w:val="clear" w:color="ffffff" w:themeColor="light1" w:fill="ffffff" w:themeFill="light1"/>
         <w:tcBorders>
-          <w:top w:val="none"/>
-          <w:left w:val="none"/>
+          <w:top w:val="none" w:color="000000" w:sz="4" w:space="0"/>
+          <w:left w:val="none" w:color="000000" w:sz="4" w:space="0"/>
           <w:bottom w:val="single" w:color="000000" w:themeColor="accent5" w:themeTint="90" w:sz="4" w:space="0"/>
-          <w:right w:val="none"/>
+          <w:right w:val="none" w:color="000000" w:sz="4" w:space="0"/>
         </w:tcBorders>
       </w:tcPr>
     </w:tblStylePr>
@@ -18395,12 +19148,12 @@
         <w:tblBorders/>
       </w:tblPr>
       <w:tcPr>
-        <w:shd w:color="ffffff"/>
+        <w:shd w:val="clear" w:color="ffffff"/>
         <w:tcBorders>
-          <w:top w:val="none"/>
+          <w:top w:val="none" w:color="000000" w:sz="4" w:space="0"/>
           <w:left w:val="single" w:color="000000" w:themeColor="accent5" w:themeTint="90" w:sz="4" w:space="0"/>
-          <w:bottom w:val="none"/>
-          <w:right w:val="none"/>
+          <w:bottom w:val="none" w:color="000000" w:sz="4" w:space="0"/>
+          <w:right w:val="none" w:color="000000" w:sz="4" w:space="0"/>
         </w:tcBorders>
       </w:tcPr>
     </w:tblStylePr>
@@ -18423,9 +19176,9 @@
         <w:shd w:val="clear" w:color="ffffff" w:themeColor="light1" w:fill="ffffff" w:themeFill="light1"/>
         <w:tcBorders>
           <w:top w:val="single" w:color="000000" w:themeColor="accent5" w:themeTint="90" w:sz="4" w:space="0"/>
-          <w:left w:val="none"/>
-          <w:bottom w:val="none"/>
-          <w:right w:val="none"/>
+          <w:left w:val="none" w:color="000000" w:sz="4" w:space="0"/>
+          <w:bottom w:val="none" w:color="000000" w:sz="4" w:space="0"/>
+          <w:right w:val="none" w:color="000000" w:sz="4" w:space="0"/>
         </w:tcBorders>
       </w:tcPr>
     </w:tblStylePr>
@@ -18495,9 +19248,9 @@
       </w:tcPr>
     </w:tblStylePr>
   </w:style>
-  <w:style w:type="table" w:styleId="67">
+  <w:style w:type="table" w:styleId="802">
     <w:name w:val="Grid Table 7 Colorful - Accent 6"/>
-    <w:basedOn w:val="720"/>
+    <w:basedOn w:val="927"/>
     <w:uiPriority w:val="99"/>
     <w:pPr>
       <w:pBdr/>
@@ -18599,11 +19352,11 @@
         <w:tblBorders/>
       </w:tblPr>
       <w:tcPr>
-        <w:shd w:color="ffffff"/>
+        <w:shd w:val="clear" w:color="ffffff"/>
         <w:tcBorders>
-          <w:top w:val="none"/>
-          <w:left w:val="none"/>
-          <w:bottom w:val="none"/>
+          <w:top w:val="none" w:color="000000" w:sz="4" w:space="0"/>
+          <w:left w:val="none" w:color="000000" w:sz="4" w:space="0"/>
+          <w:bottom w:val="none" w:color="000000" w:sz="4" w:space="0"/>
           <w:right w:val="single" w:color="000000" w:themeColor="accent6" w:themeTint="90" w:sz="4" w:space="0"/>
         </w:tcBorders>
       </w:tcPr>
@@ -18626,10 +19379,10 @@
       <w:tcPr>
         <w:shd w:val="clear" w:color="ffffff" w:themeColor="light1" w:fill="ffffff" w:themeFill="light1"/>
         <w:tcBorders>
-          <w:top w:val="none"/>
-          <w:left w:val="none"/>
+          <w:top w:val="none" w:color="000000" w:sz="4" w:space="0"/>
+          <w:left w:val="none" w:color="000000" w:sz="4" w:space="0"/>
           <w:bottom w:val="single" w:color="000000" w:themeColor="accent6" w:themeTint="90" w:sz="4" w:space="0"/>
-          <w:right w:val="none"/>
+          <w:right w:val="none" w:color="000000" w:sz="4" w:space="0"/>
         </w:tcBorders>
       </w:tcPr>
     </w:tblStylePr>
@@ -18649,12 +19402,12 @@
         <w:tblBorders/>
       </w:tblPr>
       <w:tcPr>
-        <w:shd w:color="ffffff"/>
+        <w:shd w:val="clear" w:color="ffffff"/>
         <w:tcBorders>
-          <w:top w:val="none"/>
+          <w:top w:val="none" w:color="000000" w:sz="4" w:space="0"/>
           <w:left w:val="single" w:color="000000" w:themeColor="accent6" w:themeTint="90" w:sz="4" w:space="0"/>
-          <w:bottom w:val="none"/>
-          <w:right w:val="none"/>
+          <w:bottom w:val="none" w:color="000000" w:sz="4" w:space="0"/>
+          <w:right w:val="none" w:color="000000" w:sz="4" w:space="0"/>
         </w:tcBorders>
       </w:tcPr>
     </w:tblStylePr>
@@ -18677,9 +19430,9 @@
         <w:shd w:val="clear" w:color="ffffff" w:themeColor="light1" w:fill="ffffff" w:themeFill="light1"/>
         <w:tcBorders>
           <w:top w:val="single" w:color="000000" w:themeColor="accent6" w:themeTint="90" w:sz="4" w:space="0"/>
-          <w:left w:val="none"/>
-          <w:bottom w:val="none"/>
-          <w:right w:val="none"/>
+          <w:left w:val="none" w:color="000000" w:sz="4" w:space="0"/>
+          <w:bottom w:val="none" w:color="000000" w:sz="4" w:space="0"/>
+          <w:right w:val="none" w:color="000000" w:sz="4" w:space="0"/>
         </w:tcBorders>
       </w:tcPr>
     </w:tblStylePr>
@@ -18749,9 +19502,9 @@
       </w:tcPr>
     </w:tblStylePr>
   </w:style>
-  <w:style w:type="table" w:styleId="68">
+  <w:style w:type="table" w:styleId="803">
     <w:name w:val="List Table 1 Light"/>
-    <w:basedOn w:val="720"/>
+    <w:basedOn w:val="927"/>
     <w:uiPriority w:val="99"/>
     <w:pPr>
       <w:pBdr/>
@@ -18965,9 +19718,9 @@
       </w:tcPr>
     </w:tblStylePr>
   </w:style>
-  <w:style w:type="table" w:styleId="69">
+  <w:style w:type="table" w:styleId="804">
     <w:name w:val="List Table 1 Light - Accent 1"/>
-    <w:basedOn w:val="720"/>
+    <w:basedOn w:val="927"/>
     <w:uiPriority w:val="99"/>
     <w:pPr>
       <w:pBdr/>
@@ -19181,9 +19934,9 @@
       </w:tcPr>
     </w:tblStylePr>
   </w:style>
-  <w:style w:type="table" w:styleId="70">
+  <w:style w:type="table" w:styleId="805">
     <w:name w:val="List Table 1 Light - Accent 2"/>
-    <w:basedOn w:val="720"/>
+    <w:basedOn w:val="927"/>
     <w:uiPriority w:val="99"/>
     <w:pPr>
       <w:pBdr/>
@@ -19397,9 +20150,9 @@
       </w:tcPr>
     </w:tblStylePr>
   </w:style>
-  <w:style w:type="table" w:styleId="71">
+  <w:style w:type="table" w:styleId="806">
     <w:name w:val="List Table 1 Light - Accent 3"/>
-    <w:basedOn w:val="720"/>
+    <w:basedOn w:val="927"/>
     <w:uiPriority w:val="99"/>
     <w:pPr>
       <w:pBdr/>
@@ -19613,9 +20366,9 @@
       </w:tcPr>
     </w:tblStylePr>
   </w:style>
-  <w:style w:type="table" w:styleId="72">
+  <w:style w:type="table" w:styleId="807">
     <w:name w:val="List Table 1 Light - Accent 4"/>
-    <w:basedOn w:val="720"/>
+    <w:basedOn w:val="927"/>
     <w:uiPriority w:val="99"/>
     <w:pPr>
       <w:pBdr/>
@@ -19829,9 +20582,9 @@
       </w:tcPr>
     </w:tblStylePr>
   </w:style>
-  <w:style w:type="table" w:styleId="73">
+  <w:style w:type="table" w:styleId="808">
     <w:name w:val="List Table 1 Light - Accent 5"/>
-    <w:basedOn w:val="720"/>
+    <w:basedOn w:val="927"/>
     <w:uiPriority w:val="99"/>
     <w:pPr>
       <w:pBdr/>
@@ -20045,9 +20798,9 @@
       </w:tcPr>
     </w:tblStylePr>
   </w:style>
-  <w:style w:type="table" w:styleId="74">
+  <w:style w:type="table" w:styleId="809">
     <w:name w:val="List Table 1 Light - Accent 6"/>
-    <w:basedOn w:val="720"/>
+    <w:basedOn w:val="927"/>
     <w:uiPriority w:val="99"/>
     <w:pPr>
       <w:pBdr/>
@@ -20261,9 +21014,9 @@
       </w:tcPr>
     </w:tblStylePr>
   </w:style>
-  <w:style w:type="table" w:styleId="75">
+  <w:style w:type="table" w:styleId="810">
     <w:name w:val="List Table 2"/>
-    <w:basedOn w:val="720"/>
+    <w:basedOn w:val="927"/>
     <w:uiPriority w:val="99"/>
     <w:pPr>
       <w:pBdr/>
@@ -20499,9 +21252,9 @@
       </w:tcPr>
     </w:tblStylePr>
   </w:style>
-  <w:style w:type="table" w:styleId="76">
+  <w:style w:type="table" w:styleId="811">
     <w:name w:val="List Table 2 - Accent 1"/>
-    <w:basedOn w:val="720"/>
+    <w:basedOn w:val="927"/>
     <w:uiPriority w:val="99"/>
     <w:pPr>
       <w:pBdr/>
@@ -20737,9 +21490,9 @@
       </w:tcPr>
     </w:tblStylePr>
   </w:style>
-  <w:style w:type="table" w:styleId="77">
+  <w:style w:type="table" w:styleId="812">
     <w:name w:val="List Table 2 - Accent 2"/>
-    <w:basedOn w:val="720"/>
+    <w:basedOn w:val="927"/>
     <w:uiPriority w:val="99"/>
     <w:pPr>
       <w:pBdr/>
@@ -20975,9 +21728,9 @@
       </w:tcPr>
     </w:tblStylePr>
   </w:style>
-  <w:style w:type="table" w:styleId="78">
+  <w:style w:type="table" w:styleId="813">
     <w:name w:val="List Table 2 - Accent 3"/>
-    <w:basedOn w:val="720"/>
+    <w:basedOn w:val="927"/>
     <w:uiPriority w:val="99"/>
     <w:pPr>
       <w:pBdr/>
@@ -21213,9 +21966,9 @@
       </w:tcPr>
     </w:tblStylePr>
   </w:style>
-  <w:style w:type="table" w:styleId="79">
+  <w:style w:type="table" w:styleId="814">
     <w:name w:val="List Table 2 - Accent 4"/>
-    <w:basedOn w:val="720"/>
+    <w:basedOn w:val="927"/>
     <w:uiPriority w:val="99"/>
     <w:pPr>
       <w:pBdr/>
@@ -21451,9 +22204,9 @@
       </w:tcPr>
     </w:tblStylePr>
   </w:style>
-  <w:style w:type="table" w:styleId="80">
+  <w:style w:type="table" w:styleId="815">
     <w:name w:val="List Table 2 - Accent 5"/>
-    <w:basedOn w:val="720"/>
+    <w:basedOn w:val="927"/>
     <w:uiPriority w:val="99"/>
     <w:pPr>
       <w:pBdr/>
@@ -21689,9 +22442,9 @@
       </w:tcPr>
     </w:tblStylePr>
   </w:style>
-  <w:style w:type="table" w:styleId="81">
+  <w:style w:type="table" w:styleId="816">
     <w:name w:val="List Table 2 - Accent 6"/>
-    <w:basedOn w:val="720"/>
+    <w:basedOn w:val="927"/>
     <w:uiPriority w:val="99"/>
     <w:pPr>
       <w:pBdr/>
@@ -21927,9 +22680,9 @@
       </w:tcPr>
     </w:tblStylePr>
   </w:style>
-  <w:style w:type="table" w:styleId="82">
+  <w:style w:type="table" w:styleId="817">
     <w:name w:val="List Table 3"/>
-    <w:basedOn w:val="720"/>
+    <w:basedOn w:val="927"/>
     <w:uiPriority w:val="99"/>
     <w:pPr>
       <w:pBdr/>
@@ -22155,9 +22908,9 @@
       </w:tcPr>
     </w:tblStylePr>
   </w:style>
-  <w:style w:type="table" w:styleId="83">
+  <w:style w:type="table" w:styleId="818">
     <w:name w:val="List Table 3 - Accent 1"/>
-    <w:basedOn w:val="720"/>
+    <w:basedOn w:val="927"/>
     <w:uiPriority w:val="99"/>
     <w:pPr>
       <w:pBdr/>
@@ -22383,9 +23136,9 @@
       </w:tcPr>
     </w:tblStylePr>
   </w:style>
-  <w:style w:type="table" w:styleId="84">
+  <w:style w:type="table" w:styleId="819">
     <w:name w:val="List Table 3 - Accent 2"/>
-    <w:basedOn w:val="720"/>
+    <w:basedOn w:val="927"/>
     <w:uiPriority w:val="99"/>
     <w:pPr>
       <w:pBdr/>
@@ -22611,9 +23364,9 @@
       </w:tcPr>
     </w:tblStylePr>
   </w:style>
-  <w:style w:type="table" w:styleId="85">
+  <w:style w:type="table" w:styleId="820">
     <w:name w:val="List Table 3 - Accent 3"/>
-    <w:basedOn w:val="720"/>
+    <w:basedOn w:val="927"/>
     <w:uiPriority w:val="99"/>
     <w:pPr>
       <w:pBdr/>
@@ -22839,9 +23592,9 @@
       </w:tcPr>
     </w:tblStylePr>
   </w:style>
-  <w:style w:type="table" w:styleId="86">
+  <w:style w:type="table" w:styleId="821">
     <w:name w:val="List Table 3 - Accent 4"/>
-    <w:basedOn w:val="720"/>
+    <w:basedOn w:val="927"/>
     <w:uiPriority w:val="99"/>
     <w:pPr>
       <w:pBdr/>
@@ -23067,9 +23820,9 @@
       </w:tcPr>
     </w:tblStylePr>
   </w:style>
-  <w:style w:type="table" w:styleId="87">
+  <w:style w:type="table" w:styleId="822">
     <w:name w:val="List Table 3 - Accent 5"/>
-    <w:basedOn w:val="720"/>
+    <w:basedOn w:val="927"/>
     <w:uiPriority w:val="99"/>
     <w:pPr>
       <w:pBdr/>
@@ -23295,9 +24048,9 @@
       </w:tcPr>
     </w:tblStylePr>
   </w:style>
-  <w:style w:type="table" w:styleId="88">
+  <w:style w:type="table" w:styleId="823">
     <w:name w:val="List Table 3 - Accent 6"/>
-    <w:basedOn w:val="720"/>
+    <w:basedOn w:val="927"/>
     <w:uiPriority w:val="99"/>
     <w:pPr>
       <w:pBdr/>
@@ -23523,9 +24276,9 @@
       </w:tcPr>
     </w:tblStylePr>
   </w:style>
-  <w:style w:type="table" w:styleId="89">
+  <w:style w:type="table" w:styleId="824">
     <w:name w:val="List Table 4"/>
-    <w:basedOn w:val="720"/>
+    <w:basedOn w:val="927"/>
     <w:uiPriority w:val="99"/>
     <w:pPr>
       <w:pBdr/>
@@ -23748,9 +24501,9 @@
       </w:tcPr>
     </w:tblStylePr>
   </w:style>
-  <w:style w:type="table" w:styleId="90">
+  <w:style w:type="table" w:styleId="825">
     <w:name w:val="List Table 4 - Accent 1"/>
-    <w:basedOn w:val="720"/>
+    <w:basedOn w:val="927"/>
     <w:uiPriority w:val="99"/>
     <w:pPr>
       <w:pBdr/>
@@ -23973,9 +24726,9 @@
       </w:tcPr>
     </w:tblStylePr>
   </w:style>
-  <w:style w:type="table" w:styleId="91">
+  <w:style w:type="table" w:styleId="826">
     <w:name w:val="List Table 4 - Accent 2"/>
-    <w:basedOn w:val="720"/>
+    <w:basedOn w:val="927"/>
     <w:uiPriority w:val="99"/>
     <w:pPr>
       <w:pBdr/>
@@ -24198,9 +24951,9 @@
       </w:tcPr>
     </w:tblStylePr>
   </w:style>
-  <w:style w:type="table" w:styleId="92">
+  <w:style w:type="table" w:styleId="827">
     <w:name w:val="List Table 4 - Accent 3"/>
-    <w:basedOn w:val="720"/>
+    <w:basedOn w:val="927"/>
     <w:uiPriority w:val="99"/>
     <w:pPr>
       <w:pBdr/>
@@ -24423,9 +25176,9 @@
       </w:tcPr>
     </w:tblStylePr>
   </w:style>
-  <w:style w:type="table" w:styleId="93">
+  <w:style w:type="table" w:styleId="828">
     <w:name w:val="List Table 4 - Accent 4"/>
-    <w:basedOn w:val="720"/>
+    <w:basedOn w:val="927"/>
     <w:uiPriority w:val="99"/>
     <w:pPr>
       <w:pBdr/>
@@ -24648,9 +25401,9 @@
       </w:tcPr>
     </w:tblStylePr>
   </w:style>
-  <w:style w:type="table" w:styleId="94">
+  <w:style w:type="table" w:styleId="829">
     <w:name w:val="List Table 4 - Accent 5"/>
-    <w:basedOn w:val="720"/>
+    <w:basedOn w:val="927"/>
     <w:uiPriority w:val="99"/>
     <w:pPr>
       <w:pBdr/>
@@ -24873,9 +25626,9 @@
       </w:tcPr>
     </w:tblStylePr>
   </w:style>
-  <w:style w:type="table" w:styleId="95">
+  <w:style w:type="table" w:styleId="830">
     <w:name w:val="List Table 4 - Accent 6"/>
-    <w:basedOn w:val="720"/>
+    <w:basedOn w:val="927"/>
     <w:uiPriority w:val="99"/>
     <w:pPr>
       <w:pBdr/>
@@ -25098,9 +25851,9 @@
       </w:tcPr>
     </w:tblStylePr>
   </w:style>
-  <w:style w:type="table" w:styleId="96">
+  <w:style w:type="table" w:styleId="831">
     <w:name w:val="List Table 5 Dark"/>
-    <w:basedOn w:val="720"/>
+    <w:basedOn w:val="927"/>
     <w:uiPriority w:val="99"/>
     <w:pPr>
       <w:pBdr/>
@@ -25340,9 +26093,9 @@
       </w:tcPr>
     </w:tblStylePr>
   </w:style>
-  <w:style w:type="table" w:styleId="97">
+  <w:style w:type="table" w:styleId="832">
     <w:name w:val="List Table 5 Dark - Accent 1"/>
-    <w:basedOn w:val="720"/>
+    <w:basedOn w:val="927"/>
     <w:uiPriority w:val="99"/>
     <w:pPr>
       <w:pBdr/>
@@ -25582,9 +26335,9 @@
       </w:tcPr>
     </w:tblStylePr>
   </w:style>
-  <w:style w:type="table" w:styleId="98">
+  <w:style w:type="table" w:styleId="833">
     <w:name w:val="List Table 5 Dark - Accent 2"/>
-    <w:basedOn w:val="720"/>
+    <w:basedOn w:val="927"/>
     <w:uiPriority w:val="99"/>
     <w:pPr>
       <w:pBdr/>
@@ -25824,9 +26577,9 @@
       </w:tcPr>
     </w:tblStylePr>
   </w:style>
-  <w:style w:type="table" w:styleId="99">
+  <w:style w:type="table" w:styleId="834">
     <w:name w:val="List Table 5 Dark - Accent 3"/>
-    <w:basedOn w:val="720"/>
+    <w:basedOn w:val="927"/>
     <w:uiPriority w:val="99"/>
     <w:pPr>
       <w:pBdr/>
@@ -26066,9 +26819,9 @@
       </w:tcPr>
     </w:tblStylePr>
   </w:style>
-  <w:style w:type="table" w:styleId="100">
+  <w:style w:type="table" w:styleId="835">
     <w:name w:val="List Table 5 Dark - Accent 4"/>
-    <w:basedOn w:val="720"/>
+    <w:basedOn w:val="927"/>
     <w:uiPriority w:val="99"/>
     <w:pPr>
       <w:pBdr/>
@@ -26308,9 +27061,9 @@
       </w:tcPr>
     </w:tblStylePr>
   </w:style>
-  <w:style w:type="table" w:styleId="101">
+  <w:style w:type="table" w:styleId="836">
     <w:name w:val="List Table 5 Dark - Accent 5"/>
-    <w:basedOn w:val="720"/>
+    <w:basedOn w:val="927"/>
     <w:uiPriority w:val="99"/>
     <w:pPr>
       <w:pBdr/>
@@ -26550,9 +27303,9 @@
       </w:tcPr>
     </w:tblStylePr>
   </w:style>
-  <w:style w:type="table" w:styleId="102">
+  <w:style w:type="table" w:styleId="837">
     <w:name w:val="List Table 5 Dark - Accent 6"/>
-    <w:basedOn w:val="720"/>
+    <w:basedOn w:val="927"/>
     <w:uiPriority w:val="99"/>
     <w:pPr>
       <w:pBdr/>
@@ -26792,9 +27545,9 @@
       </w:tcPr>
     </w:tblStylePr>
   </w:style>
-  <w:style w:type="table" w:styleId="103">
+  <w:style w:type="table" w:styleId="838">
     <w:name w:val="List Table 6 Colorful"/>
-    <w:basedOn w:val="720"/>
+    <w:basedOn w:val="927"/>
     <w:uiPriority w:val="99"/>
     <w:pPr>
       <w:pBdr/>
@@ -27015,9 +27768,9 @@
       </w:tcPr>
     </w:tblStylePr>
   </w:style>
-  <w:style w:type="table" w:styleId="104">
+  <w:style w:type="table" w:styleId="839">
     <w:name w:val="List Table 6 Colorful - Accent 1"/>
-    <w:basedOn w:val="720"/>
+    <w:basedOn w:val="927"/>
     <w:uiPriority w:val="99"/>
     <w:pPr>
       <w:pBdr/>
@@ -27238,9 +27991,9 @@
       </w:tcPr>
     </w:tblStylePr>
   </w:style>
-  <w:style w:type="table" w:styleId="105">
+  <w:style w:type="table" w:styleId="840">
     <w:name w:val="List Table 6 Colorful - Accent 2"/>
-    <w:basedOn w:val="720"/>
+    <w:basedOn w:val="927"/>
     <w:uiPriority w:val="99"/>
     <w:pPr>
       <w:pBdr/>
@@ -27461,9 +28214,9 @@
       </w:tcPr>
     </w:tblStylePr>
   </w:style>
-  <w:style w:type="table" w:styleId="106">
+  <w:style w:type="table" w:styleId="841">
     <w:name w:val="List Table 6 Colorful - Accent 3"/>
-    <w:basedOn w:val="720"/>
+    <w:basedOn w:val="927"/>
     <w:uiPriority w:val="99"/>
     <w:pPr>
       <w:pBdr/>
@@ -27684,9 +28437,9 @@
       </w:tcPr>
     </w:tblStylePr>
   </w:style>
-  <w:style w:type="table" w:styleId="107">
+  <w:style w:type="table" w:styleId="842">
     <w:name w:val="List Table 6 Colorful - Accent 4"/>
-    <w:basedOn w:val="720"/>
+    <w:basedOn w:val="927"/>
     <w:uiPriority w:val="99"/>
     <w:pPr>
       <w:pBdr/>
@@ -27907,9 +28660,9 @@
       </w:tcPr>
     </w:tblStylePr>
   </w:style>
-  <w:style w:type="table" w:styleId="108">
+  <w:style w:type="table" w:styleId="843">
     <w:name w:val="List Table 6 Colorful - Accent 5"/>
-    <w:basedOn w:val="720"/>
+    <w:basedOn w:val="927"/>
     <w:uiPriority w:val="99"/>
     <w:pPr>
       <w:pBdr/>
@@ -28130,9 +28883,9 @@
       </w:tcPr>
     </w:tblStylePr>
   </w:style>
-  <w:style w:type="table" w:styleId="109">
+  <w:style w:type="table" w:styleId="844">
     <w:name w:val="List Table 6 Colorful - Accent 6"/>
-    <w:basedOn w:val="720"/>
+    <w:basedOn w:val="927"/>
     <w:uiPriority w:val="99"/>
     <w:pPr>
       <w:pBdr/>
@@ -28353,9 +29106,9 @@
       </w:tcPr>
     </w:tblStylePr>
   </w:style>
-  <w:style w:type="table" w:styleId="110">
+  <w:style w:type="table" w:styleId="845">
     <w:name w:val="List Table 7 Colorful"/>
-    <w:basedOn w:val="720"/>
+    <w:basedOn w:val="927"/>
     <w:uiPriority w:val="99"/>
     <w:pPr>
       <w:pBdr/>
@@ -28454,11 +29207,11 @@
         <w:tblBorders/>
       </w:tblPr>
       <w:tcPr>
-        <w:shd w:color="ffffff"/>
+        <w:shd w:val="clear" w:color="ffffff"/>
         <w:tcBorders>
-          <w:top w:val="none"/>
-          <w:left w:val="none"/>
-          <w:bottom w:val="none"/>
+          <w:top w:val="none" w:color="000000" w:sz="4" w:space="0"/>
+          <w:left w:val="none" w:color="000000" w:sz="4" w:space="0"/>
+          <w:bottom w:val="none" w:color="000000" w:sz="4" w:space="0"/>
           <w:right w:val="single" w:color="000000" w:themeColor="text1" w:themeTint="80" w:sz="4" w:space="0"/>
         </w:tcBorders>
       </w:tcPr>
@@ -28481,10 +29234,10 @@
       <w:tcPr>
         <w:shd w:val="clear" w:color="ffffff" w:themeColor="light1" w:fill="ffffff" w:themeFill="light1"/>
         <w:tcBorders>
-          <w:top w:val="none"/>
-          <w:left w:val="none"/>
+          <w:top w:val="none" w:color="000000" w:sz="4" w:space="0"/>
+          <w:left w:val="none" w:color="000000" w:sz="4" w:space="0"/>
           <w:bottom w:val="single" w:color="000000" w:themeColor="text1" w:themeTint="80" w:sz="4" w:space="0"/>
-          <w:right w:val="none"/>
+          <w:right w:val="none" w:color="000000" w:sz="4" w:space="0"/>
         </w:tcBorders>
       </w:tcPr>
     </w:tblStylePr>
@@ -28504,12 +29257,12 @@
         <w:tblBorders/>
       </w:tblPr>
       <w:tcPr>
-        <w:shd w:color="ffffff"/>
+        <w:shd w:val="clear" w:color="ffffff"/>
         <w:tcBorders>
-          <w:top w:val="none"/>
+          <w:top w:val="none" w:color="000000" w:sz="4" w:space="0"/>
           <w:left w:val="single" w:color="000000" w:themeColor="text1" w:themeTint="80" w:sz="4" w:space="0"/>
-          <w:bottom w:val="none"/>
-          <w:right w:val="none"/>
+          <w:bottom w:val="none" w:color="000000" w:sz="4" w:space="0"/>
+          <w:right w:val="none" w:color="000000" w:sz="4" w:space="0"/>
         </w:tcBorders>
       </w:tcPr>
     </w:tblStylePr>
@@ -28532,9 +29285,9 @@
         <w:shd w:val="clear" w:color="ffffff" w:themeColor="light1" w:fill="ffffff" w:themeFill="light1"/>
         <w:tcBorders>
           <w:top w:val="single" w:color="000000" w:themeColor="text1" w:themeTint="80" w:sz="4" w:space="0"/>
-          <w:left w:val="none"/>
-          <w:bottom w:val="none"/>
-          <w:right w:val="none"/>
+          <w:left w:val="none" w:color="000000" w:sz="4" w:space="0"/>
+          <w:bottom w:val="none" w:color="000000" w:sz="4" w:space="0"/>
+          <w:right w:val="none" w:color="000000" w:sz="4" w:space="0"/>
         </w:tcBorders>
       </w:tcPr>
     </w:tblStylePr>
@@ -28609,9 +29362,9 @@
       </w:tcPr>
     </w:tblStylePr>
   </w:style>
-  <w:style w:type="table" w:styleId="111">
+  <w:style w:type="table" w:styleId="846">
     <w:name w:val="List Table 7 Colorful - Accent 1"/>
-    <w:basedOn w:val="720"/>
+    <w:basedOn w:val="927"/>
     <w:uiPriority w:val="99"/>
     <w:pPr>
       <w:pBdr/>
@@ -28710,11 +29463,11 @@
         <w:tblBorders/>
       </w:tblPr>
       <w:tcPr>
-        <w:shd w:color="ffffff"/>
+        <w:shd w:val="clear" w:color="ffffff"/>
         <w:tcBorders>
-          <w:top w:val="none"/>
-          <w:left w:val="none"/>
-          <w:bottom w:val="none"/>
+          <w:top w:val="none" w:color="000000" w:sz="4" w:space="0"/>
+          <w:left w:val="none" w:color="000000" w:sz="4" w:space="0"/>
+          <w:bottom w:val="none" w:color="000000" w:sz="4" w:space="0"/>
           <w:right w:val="single" w:color="000000" w:themeColor="accent1" w:sz="4" w:space="0"/>
         </w:tcBorders>
       </w:tcPr>
@@ -28737,10 +29490,10 @@
       <w:tcPr>
         <w:shd w:val="clear" w:color="ffffff" w:themeColor="light1" w:fill="ffffff" w:themeFill="light1"/>
         <w:tcBorders>
-          <w:top w:val="none"/>
-          <w:left w:val="none"/>
+          <w:top w:val="none" w:color="000000" w:sz="4" w:space="0"/>
+          <w:left w:val="none" w:color="000000" w:sz="4" w:space="0"/>
           <w:bottom w:val="single" w:color="000000" w:themeColor="accent1" w:sz="4" w:space="0"/>
-          <w:right w:val="none"/>
+          <w:right w:val="none" w:color="000000" w:sz="4" w:space="0"/>
         </w:tcBorders>
       </w:tcPr>
     </w:tblStylePr>
@@ -28760,12 +29513,12 @@
         <w:tblBorders/>
       </w:tblPr>
       <w:tcPr>
-        <w:shd w:color="ffffff"/>
+        <w:shd w:val="clear" w:color="ffffff"/>
         <w:tcBorders>
-          <w:top w:val="none"/>
+          <w:top w:val="none" w:color="000000" w:sz="4" w:space="0"/>
           <w:left w:val="single" w:color="000000" w:themeColor="accent1" w:sz="4" w:space="0"/>
-          <w:bottom w:val="none"/>
-          <w:right w:val="none"/>
+          <w:bottom w:val="none" w:color="000000" w:sz="4" w:space="0"/>
+          <w:right w:val="none" w:color="000000" w:sz="4" w:space="0"/>
         </w:tcBorders>
       </w:tcPr>
     </w:tblStylePr>
@@ -28788,9 +29541,9 @@
         <w:shd w:val="clear" w:color="ffffff" w:themeColor="light1" w:fill="ffffff" w:themeFill="light1"/>
         <w:tcBorders>
           <w:top w:val="single" w:color="000000" w:themeColor="accent1" w:sz="4" w:space="0"/>
-          <w:left w:val="none"/>
-          <w:bottom w:val="none"/>
-          <w:right w:val="none"/>
+          <w:left w:val="none" w:color="000000" w:sz="4" w:space="0"/>
+          <w:bottom w:val="none" w:color="000000" w:sz="4" w:space="0"/>
+          <w:right w:val="none" w:color="000000" w:sz="4" w:space="0"/>
         </w:tcBorders>
       </w:tcPr>
     </w:tblStylePr>
@@ -28865,9 +29618,9 @@
       </w:tcPr>
     </w:tblStylePr>
   </w:style>
-  <w:style w:type="table" w:styleId="112">
+  <w:style w:type="table" w:styleId="847">
     <w:name w:val="List Table 7 Colorful - Accent 2"/>
-    <w:basedOn w:val="720"/>
+    <w:basedOn w:val="927"/>
     <w:uiPriority w:val="99"/>
     <w:pPr>
       <w:pBdr/>
@@ -28966,11 +29719,11 @@
         <w:tblBorders/>
       </w:tblPr>
       <w:tcPr>
-        <w:shd w:color="ffffff"/>
+        <w:shd w:val="clear" w:color="ffffff"/>
         <w:tcBorders>
-          <w:top w:val="none"/>
-          <w:left w:val="none"/>
-          <w:bottom w:val="none"/>
+          <w:top w:val="none" w:color="000000" w:sz="4" w:space="0"/>
+          <w:left w:val="none" w:color="000000" w:sz="4" w:space="0"/>
+          <w:bottom w:val="none" w:color="000000" w:sz="4" w:space="0"/>
           <w:right w:val="single" w:color="000000" w:themeColor="accent2" w:themeTint="97" w:sz="4" w:space="0"/>
         </w:tcBorders>
       </w:tcPr>
@@ -28993,10 +29746,10 @@
       <w:tcPr>
         <w:shd w:val="clear" w:color="ffffff" w:themeColor="light1" w:fill="ffffff" w:themeFill="light1"/>
         <w:tcBorders>
-          <w:top w:val="none"/>
-          <w:left w:val="none"/>
+          <w:top w:val="none" w:color="000000" w:sz="4" w:space="0"/>
+          <w:left w:val="none" w:color="000000" w:sz="4" w:space="0"/>
           <w:bottom w:val="single" w:color="000000" w:themeColor="accent2" w:themeTint="97" w:sz="4" w:space="0"/>
-          <w:right w:val="none"/>
+          <w:right w:val="none" w:color="000000" w:sz="4" w:space="0"/>
         </w:tcBorders>
       </w:tcPr>
     </w:tblStylePr>
@@ -29016,12 +29769,12 @@
         <w:tblBorders/>
       </w:tblPr>
       <w:tcPr>
-        <w:shd w:color="ffffff"/>
+        <w:shd w:val="clear" w:color="ffffff"/>
         <w:tcBorders>
-          <w:top w:val="none"/>
+          <w:top w:val="none" w:color="000000" w:sz="4" w:space="0"/>
           <w:left w:val="single" w:color="000000" w:themeColor="accent2" w:themeTint="97" w:sz="4" w:space="0"/>
-          <w:bottom w:val="none"/>
-          <w:right w:val="none"/>
+          <w:bottom w:val="none" w:color="000000" w:sz="4" w:space="0"/>
+          <w:right w:val="none" w:color="000000" w:sz="4" w:space="0"/>
         </w:tcBorders>
       </w:tcPr>
     </w:tblStylePr>
@@ -29044,9 +29797,9 @@
         <w:shd w:val="clear" w:color="ffffff" w:themeColor="light1" w:fill="ffffff" w:themeFill="light1"/>
         <w:tcBorders>
           <w:top w:val="single" w:color="000000" w:themeColor="accent2" w:themeTint="97" w:sz="4" w:space="0"/>
-          <w:left w:val="none"/>
-          <w:bottom w:val="none"/>
-          <w:right w:val="none"/>
+          <w:left w:val="none" w:color="000000" w:sz="4" w:space="0"/>
+          <w:bottom w:val="none" w:color="000000" w:sz="4" w:space="0"/>
+          <w:right w:val="none" w:color="000000" w:sz="4" w:space="0"/>
         </w:tcBorders>
       </w:tcPr>
     </w:tblStylePr>
@@ -29121,9 +29874,9 @@
       </w:tcPr>
     </w:tblStylePr>
   </w:style>
-  <w:style w:type="table" w:styleId="113">
+  <w:style w:type="table" w:styleId="848">
     <w:name w:val="List Table 7 Colorful - Accent 3"/>
-    <w:basedOn w:val="720"/>
+    <w:basedOn w:val="927"/>
     <w:uiPriority w:val="99"/>
     <w:pPr>
       <w:pBdr/>
@@ -29222,11 +29975,11 @@
         <w:tblBorders/>
       </w:tblPr>
       <w:tcPr>
-        <w:shd w:color="ffffff"/>
+        <w:shd w:val="clear" w:color="ffffff"/>
         <w:tcBorders>
-          <w:top w:val="none"/>
-          <w:left w:val="none"/>
-          <w:bottom w:val="none"/>
+          <w:top w:val="none" w:color="000000" w:sz="4" w:space="0"/>
+          <w:left w:val="none" w:color="000000" w:sz="4" w:space="0"/>
+          <w:bottom w:val="none" w:color="000000" w:sz="4" w:space="0"/>
           <w:right w:val="single" w:color="000000" w:themeColor="accent3" w:themeTint="98" w:sz="4" w:space="0"/>
         </w:tcBorders>
       </w:tcPr>
@@ -29249,10 +30002,10 @@
       <w:tcPr>
         <w:shd w:val="clear" w:color="ffffff" w:themeColor="light1" w:fill="ffffff" w:themeFill="light1"/>
         <w:tcBorders>
-          <w:top w:val="none"/>
-          <w:left w:val="none"/>
+          <w:top w:val="none" w:color="000000" w:sz="4" w:space="0"/>
+          <w:left w:val="none" w:color="000000" w:sz="4" w:space="0"/>
           <w:bottom w:val="single" w:color="000000" w:themeColor="accent3" w:themeTint="98" w:sz="4" w:space="0"/>
-          <w:right w:val="none"/>
+          <w:right w:val="none" w:color="000000" w:sz="4" w:space="0"/>
         </w:tcBorders>
       </w:tcPr>
     </w:tblStylePr>
@@ -29272,12 +30025,12 @@
         <w:tblBorders/>
       </w:tblPr>
       <w:tcPr>
-        <w:shd w:color="ffffff"/>
+        <w:shd w:val="clear" w:color="ffffff"/>
         <w:tcBorders>
-          <w:top w:val="none"/>
+          <w:top w:val="none" w:color="000000" w:sz="4" w:space="0"/>
           <w:left w:val="single" w:color="000000" w:themeColor="accent3" w:themeTint="98" w:sz="4" w:space="0"/>
-          <w:bottom w:val="none"/>
-          <w:right w:val="none"/>
+          <w:bottom w:val="none" w:color="000000" w:sz="4" w:space="0"/>
+          <w:right w:val="none" w:color="000000" w:sz="4" w:space="0"/>
         </w:tcBorders>
       </w:tcPr>
     </w:tblStylePr>
@@ -29300,9 +30053,9 @@
         <w:shd w:val="clear" w:color="ffffff" w:themeColor="light1" w:fill="ffffff" w:themeFill="light1"/>
         <w:tcBorders>
           <w:top w:val="single" w:color="000000" w:themeColor="accent3" w:themeTint="98" w:sz="4" w:space="0"/>
-          <w:left w:val="none"/>
-          <w:bottom w:val="none"/>
-          <w:right w:val="none"/>
+          <w:left w:val="none" w:color="000000" w:sz="4" w:space="0"/>
+          <w:bottom w:val="none" w:color="000000" w:sz="4" w:space="0"/>
+          <w:right w:val="none" w:color="000000" w:sz="4" w:space="0"/>
         </w:tcBorders>
       </w:tcPr>
     </w:tblStylePr>
@@ -29377,9 +30130,9 @@
       </w:tcPr>
     </w:tblStylePr>
   </w:style>
-  <w:style w:type="table" w:styleId="114">
+  <w:style w:type="table" w:styleId="849">
     <w:name w:val="List Table 7 Colorful - Accent 4"/>
-    <w:basedOn w:val="720"/>
+    <w:basedOn w:val="927"/>
     <w:uiPriority w:val="99"/>
     <w:pPr>
       <w:pBdr/>
@@ -29478,11 +30231,11 @@
         <w:tblBorders/>
       </w:tblPr>
       <w:tcPr>
-        <w:shd w:color="ffffff"/>
+        <w:shd w:val="clear" w:color="ffffff"/>
         <w:tcBorders>
-          <w:top w:val="none"/>
-          <w:left w:val="none"/>
-          <w:bottom w:val="none"/>
+          <w:top w:val="none" w:color="000000" w:sz="4" w:space="0"/>
+          <w:left w:val="none" w:color="000000" w:sz="4" w:space="0"/>
+          <w:bottom w:val="none" w:color="000000" w:sz="4" w:space="0"/>
           <w:right w:val="single" w:color="000000" w:themeColor="accent4" w:themeTint="9A" w:sz="4" w:space="0"/>
         </w:tcBorders>
       </w:tcPr>
@@ -29505,10 +30258,10 @@
       <w:tcPr>
         <w:shd w:val="clear" w:color="ffffff" w:themeColor="light1" w:fill="ffffff" w:themeFill="light1"/>
         <w:tcBorders>
-          <w:top w:val="none"/>
-          <w:left w:val="none"/>
+          <w:top w:val="none" w:color="000000" w:sz="4" w:space="0"/>
+          <w:left w:val="none" w:color="000000" w:sz="4" w:space="0"/>
           <w:bottom w:val="single" w:color="000000" w:themeColor="accent4" w:themeTint="9A" w:sz="4" w:space="0"/>
-          <w:right w:val="none"/>
+          <w:right w:val="none" w:color="000000" w:sz="4" w:space="0"/>
         </w:tcBorders>
       </w:tcPr>
     </w:tblStylePr>
@@ -29528,12 +30281,12 @@
         <w:tblBorders/>
       </w:tblPr>
       <w:tcPr>
-        <w:shd w:color="ffffff"/>
+        <w:shd w:val="clear" w:color="ffffff"/>
         <w:tcBorders>
-          <w:top w:val="none"/>
+          <w:top w:val="none" w:color="000000" w:sz="4" w:space="0"/>
           <w:left w:val="single" w:color="000000" w:themeColor="accent4" w:themeTint="9A" w:sz="4" w:space="0"/>
-          <w:bottom w:val="none"/>
-          <w:right w:val="none"/>
+          <w:bottom w:val="none" w:color="000000" w:sz="4" w:space="0"/>
+          <w:right w:val="none" w:color="000000" w:sz="4" w:space="0"/>
         </w:tcBorders>
       </w:tcPr>
     </w:tblStylePr>
@@ -29556,9 +30309,9 @@
         <w:shd w:val="clear" w:color="ffffff" w:themeColor="light1" w:fill="ffffff" w:themeFill="light1"/>
         <w:tcBorders>
           <w:top w:val="single" w:color="000000" w:themeColor="accent4" w:themeTint="9A" w:sz="4" w:space="0"/>
-          <w:left w:val="none"/>
-          <w:bottom w:val="none"/>
-          <w:right w:val="none"/>
+          <w:left w:val="none" w:color="000000" w:sz="4" w:space="0"/>
+          <w:bottom w:val="none" w:color="000000" w:sz="4" w:space="0"/>
+          <w:right w:val="none" w:color="000000" w:sz="4" w:space="0"/>
         </w:tcBorders>
       </w:tcPr>
     </w:tblStylePr>
@@ -29633,9 +30386,9 @@
       </w:tcPr>
     </w:tblStylePr>
   </w:style>
-  <w:style w:type="table" w:styleId="115">
+  <w:style w:type="table" w:styleId="850">
     <w:name w:val="List Table 7 Colorful - Accent 5"/>
-    <w:basedOn w:val="720"/>
+    <w:basedOn w:val="927"/>
     <w:uiPriority w:val="99"/>
     <w:pPr>
       <w:pBdr/>
@@ -29734,11 +30487,11 @@
         <w:tblBorders/>
       </w:tblPr>
       <w:tcPr>
-        <w:shd w:color="ffffff"/>
+        <w:shd w:val="clear" w:color="ffffff"/>
         <w:tcBorders>
-          <w:top w:val="none"/>
-          <w:left w:val="none"/>
-          <w:bottom w:val="none"/>
+          <w:top w:val="none" w:color="000000" w:sz="4" w:space="0"/>
+          <w:left w:val="none" w:color="000000" w:sz="4" w:space="0"/>
+          <w:bottom w:val="none" w:color="000000" w:sz="4" w:space="0"/>
           <w:right w:val="single" w:color="000000" w:themeColor="accent5" w:themeTint="9A" w:sz="4" w:space="0"/>
         </w:tcBorders>
       </w:tcPr>
@@ -29761,10 +30514,10 @@
       <w:tcPr>
         <w:shd w:val="clear" w:color="ffffff" w:themeColor="light1" w:fill="ffffff" w:themeFill="light1"/>
         <w:tcBorders>
-          <w:top w:val="none"/>
-          <w:left w:val="none"/>
+          <w:top w:val="none" w:color="000000" w:sz="4" w:space="0"/>
+          <w:left w:val="none" w:color="000000" w:sz="4" w:space="0"/>
           <w:bottom w:val="single" w:color="000000" w:themeColor="accent5" w:themeTint="9A" w:sz="4" w:space="0"/>
-          <w:right w:val="none"/>
+          <w:right w:val="none" w:color="000000" w:sz="4" w:space="0"/>
         </w:tcBorders>
       </w:tcPr>
     </w:tblStylePr>
@@ -29784,12 +30537,12 @@
         <w:tblBorders/>
       </w:tblPr>
       <w:tcPr>
-        <w:shd w:color="ffffff"/>
+        <w:shd w:val="clear" w:color="ffffff"/>
         <w:tcBorders>
-          <w:top w:val="none"/>
+          <w:top w:val="none" w:color="000000" w:sz="4" w:space="0"/>
           <w:left w:val="single" w:color="000000" w:themeColor="accent5" w:themeTint="9A" w:sz="4" w:space="0"/>
-          <w:bottom w:val="none"/>
-          <w:right w:val="none"/>
+          <w:bottom w:val="none" w:color="000000" w:sz="4" w:space="0"/>
+          <w:right w:val="none" w:color="000000" w:sz="4" w:space="0"/>
         </w:tcBorders>
       </w:tcPr>
     </w:tblStylePr>
@@ -29812,9 +30565,9 @@
         <w:shd w:val="clear" w:color="ffffff" w:themeColor="light1" w:fill="ffffff" w:themeFill="light1"/>
         <w:tcBorders>
           <w:top w:val="single" w:color="000000" w:themeColor="accent5" w:themeTint="9A" w:sz="4" w:space="0"/>
-          <w:left w:val="none"/>
-          <w:bottom w:val="none"/>
-          <w:right w:val="none"/>
+          <w:left w:val="none" w:color="000000" w:sz="4" w:space="0"/>
+          <w:bottom w:val="none" w:color="000000" w:sz="4" w:space="0"/>
+          <w:right w:val="none" w:color="000000" w:sz="4" w:space="0"/>
         </w:tcBorders>
       </w:tcPr>
     </w:tblStylePr>
@@ -29889,9 +30642,9 @@
       </w:tcPr>
     </w:tblStylePr>
   </w:style>
-  <w:style w:type="table" w:styleId="116">
+  <w:style w:type="table" w:styleId="851">
     <w:name w:val="List Table 7 Colorful - Accent 6"/>
-    <w:basedOn w:val="720"/>
+    <w:basedOn w:val="927"/>
     <w:uiPriority w:val="99"/>
     <w:pPr>
       <w:pBdr/>
@@ -29990,11 +30743,11 @@
         <w:tblBorders/>
       </w:tblPr>
       <w:tcPr>
-        <w:shd w:color="ffffff"/>
+        <w:shd w:val="clear" w:color="ffffff"/>
         <w:tcBorders>
-          <w:top w:val="none"/>
-          <w:left w:val="none"/>
-          <w:bottom w:val="none"/>
+          <w:top w:val="none" w:color="000000" w:sz="4" w:space="0"/>
+          <w:left w:val="none" w:color="000000" w:sz="4" w:space="0"/>
+          <w:bottom w:val="none" w:color="000000" w:sz="4" w:space="0"/>
           <w:right w:val="single" w:color="000000" w:themeColor="accent6" w:themeTint="98" w:sz="4" w:space="0"/>
         </w:tcBorders>
       </w:tcPr>
@@ -30017,10 +30770,10 @@
       <w:tcPr>
         <w:shd w:val="clear" w:color="ffffff" w:themeColor="light1" w:fill="ffffff" w:themeFill="light1"/>
         <w:tcBorders>
-          <w:top w:val="none"/>
-          <w:left w:val="none"/>
+          <w:top w:val="none" w:color="000000" w:sz="4" w:space="0"/>
+          <w:left w:val="none" w:color="000000" w:sz="4" w:space="0"/>
           <w:bottom w:val="single" w:color="000000" w:themeColor="accent6" w:themeTint="98" w:sz="4" w:space="0"/>
-          <w:right w:val="none"/>
+          <w:right w:val="none" w:color="000000" w:sz="4" w:space="0"/>
         </w:tcBorders>
       </w:tcPr>
     </w:tblStylePr>
@@ -30040,12 +30793,12 @@
         <w:tblBorders/>
       </w:tblPr>
       <w:tcPr>
-        <w:shd w:color="ffffff"/>
+        <w:shd w:val="clear" w:color="ffffff"/>
         <w:tcBorders>
-          <w:top w:val="none"/>
+          <w:top w:val="none" w:color="000000" w:sz="4" w:space="0"/>
           <w:left w:val="single" w:color="000000" w:themeColor="accent6" w:themeTint="98" w:sz="4" w:space="0"/>
-          <w:bottom w:val="none"/>
-          <w:right w:val="none"/>
+          <w:bottom w:val="none" w:color="000000" w:sz="4" w:space="0"/>
+          <w:right w:val="none" w:color="000000" w:sz="4" w:space="0"/>
         </w:tcBorders>
       </w:tcPr>
     </w:tblStylePr>
@@ -30068,9 +30821,9 @@
         <w:shd w:val="clear" w:color="ffffff" w:themeColor="light1" w:fill="ffffff" w:themeFill="light1"/>
         <w:tcBorders>
           <w:top w:val="single" w:color="000000" w:themeColor="accent6" w:themeTint="98" w:sz="4" w:space="0"/>
-          <w:left w:val="none"/>
-          <w:bottom w:val="none"/>
-          <w:right w:val="none"/>
+          <w:left w:val="none" w:color="000000" w:sz="4" w:space="0"/>
+          <w:bottom w:val="none" w:color="000000" w:sz="4" w:space="0"/>
+          <w:right w:val="none" w:color="000000" w:sz="4" w:space="0"/>
         </w:tcBorders>
       </w:tcPr>
     </w:tblStylePr>
@@ -30145,9 +30898,9 @@
       </w:tcPr>
     </w:tblStylePr>
   </w:style>
-  <w:style w:type="table" w:styleId="117">
+  <w:style w:type="table" w:styleId="852">
     <w:name w:val="Lined - Accent"/>
-    <w:basedOn w:val="720"/>
+    <w:basedOn w:val="927"/>
     <w:uiPriority w:val="99"/>
     <w:pPr>
       <w:pBdr/>
@@ -30382,9 +31135,9 @@
       </w:tcPr>
     </w:tblStylePr>
   </w:style>
-  <w:style w:type="table" w:styleId="118">
+  <w:style w:type="table" w:styleId="853">
     <w:name w:val="Lined - Accent 1"/>
-    <w:basedOn w:val="720"/>
+    <w:basedOn w:val="927"/>
     <w:uiPriority w:val="99"/>
     <w:pPr>
       <w:pBdr/>
@@ -30619,9 +31372,9 @@
       </w:tcPr>
     </w:tblStylePr>
   </w:style>
-  <w:style w:type="table" w:styleId="119">
+  <w:style w:type="table" w:styleId="854">
     <w:name w:val="Lined - Accent 2"/>
-    <w:basedOn w:val="720"/>
+    <w:basedOn w:val="927"/>
     <w:uiPriority w:val="99"/>
     <w:pPr>
       <w:pBdr/>
@@ -30856,9 +31609,9 @@
       </w:tcPr>
     </w:tblStylePr>
   </w:style>
-  <w:style w:type="table" w:styleId="120">
+  <w:style w:type="table" w:styleId="855">
     <w:name w:val="Lined - Accent 3"/>
-    <w:basedOn w:val="720"/>
+    <w:basedOn w:val="927"/>
     <w:uiPriority w:val="99"/>
     <w:pPr>
       <w:pBdr/>
@@ -31093,9 +31846,9 @@
       </w:tcPr>
     </w:tblStylePr>
   </w:style>
-  <w:style w:type="table" w:styleId="121">
+  <w:style w:type="table" w:styleId="856">
     <w:name w:val="Lined - Accent 4"/>
-    <w:basedOn w:val="720"/>
+    <w:basedOn w:val="927"/>
     <w:uiPriority w:val="99"/>
     <w:pPr>
       <w:pBdr/>
@@ -31330,9 +32083,9 @@
       </w:tcPr>
     </w:tblStylePr>
   </w:style>
-  <w:style w:type="table" w:styleId="122">
+  <w:style w:type="table" w:styleId="857">
     <w:name w:val="Lined - Accent 5"/>
-    <w:basedOn w:val="720"/>
+    <w:basedOn w:val="927"/>
     <w:uiPriority w:val="99"/>
     <w:pPr>
       <w:pBdr/>
@@ -31567,9 +32320,9 @@
       </w:tcPr>
     </w:tblStylePr>
   </w:style>
-  <w:style w:type="table" w:styleId="123">
+  <w:style w:type="table" w:styleId="858">
     <w:name w:val="Lined - Accent 6"/>
-    <w:basedOn w:val="720"/>
+    <w:basedOn w:val="927"/>
     <w:uiPriority w:val="99"/>
     <w:pPr>
       <w:pBdr/>
@@ -31804,9 +32557,9 @@
       </w:tcPr>
     </w:tblStylePr>
   </w:style>
-  <w:style w:type="table" w:styleId="124">
+  <w:style w:type="table" w:styleId="859">
     <w:name w:val="Bordered &amp; Lined - Accent"/>
-    <w:basedOn w:val="720"/>
+    <w:basedOn w:val="927"/>
     <w:uiPriority w:val="99"/>
     <w:pPr>
       <w:pBdr/>
@@ -32048,9 +32801,9 @@
       </w:tcPr>
     </w:tblStylePr>
   </w:style>
-  <w:style w:type="table" w:styleId="125">
+  <w:style w:type="table" w:styleId="860">
     <w:name w:val="Bordered &amp; Lined - Accent 1"/>
-    <w:basedOn w:val="720"/>
+    <w:basedOn w:val="927"/>
     <w:uiPriority w:val="99"/>
     <w:pPr>
       <w:pBdr/>
@@ -32292,9 +33045,9 @@
       </w:tcPr>
     </w:tblStylePr>
   </w:style>
-  <w:style w:type="table" w:styleId="126">
+  <w:style w:type="table" w:styleId="861">
     <w:name w:val="Bordered &amp; Lined - Accent 2"/>
-    <w:basedOn w:val="720"/>
+    <w:basedOn w:val="927"/>
     <w:uiPriority w:val="99"/>
     <w:pPr>
       <w:pBdr/>
@@ -32536,9 +33289,9 @@
       </w:tcPr>
     </w:tblStylePr>
   </w:style>
-  <w:style w:type="table" w:styleId="127">
+  <w:style w:type="table" w:styleId="862">
     <w:name w:val="Bordered &amp; Lined - Accent 3"/>
-    <w:basedOn w:val="720"/>
+    <w:basedOn w:val="927"/>
     <w:uiPriority w:val="99"/>
     <w:pPr>
       <w:pBdr/>
@@ -32780,9 +33533,9 @@
       </w:tcPr>
     </w:tblStylePr>
   </w:style>
-  <w:style w:type="table" w:styleId="128">
+  <w:style w:type="table" w:styleId="863">
     <w:name w:val="Bordered &amp; Lined - Accent 4"/>
-    <w:basedOn w:val="720"/>
+    <w:basedOn w:val="927"/>
     <w:uiPriority w:val="99"/>
     <w:pPr>
       <w:pBdr/>
@@ -33024,9 +33777,9 @@
       </w:tcPr>
     </w:tblStylePr>
   </w:style>
-  <w:style w:type="table" w:styleId="129">
+  <w:style w:type="table" w:styleId="864">
     <w:name w:val="Bordered &amp; Lined - Accent 5"/>
-    <w:basedOn w:val="720"/>
+    <w:basedOn w:val="927"/>
     <w:uiPriority w:val="99"/>
     <w:pPr>
       <w:pBdr/>
@@ -33268,9 +34021,9 @@
       </w:tcPr>
     </w:tblStylePr>
   </w:style>
-  <w:style w:type="table" w:styleId="130">
+  <w:style w:type="table" w:styleId="865">
     <w:name w:val="Bordered &amp; Lined - Accent 6"/>
-    <w:basedOn w:val="720"/>
+    <w:basedOn w:val="927"/>
     <w:uiPriority w:val="99"/>
     <w:pPr>
       <w:pBdr/>
@@ -33512,9 +34265,9 @@
       </w:tcPr>
     </w:tblStylePr>
   </w:style>
-  <w:style w:type="table" w:styleId="131">
+  <w:style w:type="table" w:styleId="866">
     <w:name w:val="Bordered"/>
-    <w:basedOn w:val="720"/>
+    <w:basedOn w:val="927"/>
     <w:uiPriority w:val="99"/>
     <w:pPr>
       <w:pBdr/>
@@ -33743,9 +34496,9 @@
       </w:tcPr>
     </w:tblStylePr>
   </w:style>
-  <w:style w:type="table" w:styleId="132">
+  <w:style w:type="table" w:styleId="867">
     <w:name w:val="Bordered - Accent 1"/>
-    <w:basedOn w:val="720"/>
+    <w:basedOn w:val="927"/>
     <w:uiPriority w:val="99"/>
     <w:pPr>
       <w:pBdr/>
@@ -33974,9 +34727,9 @@
       </w:tcPr>
     </w:tblStylePr>
   </w:style>
-  <w:style w:type="table" w:styleId="133">
+  <w:style w:type="table" w:styleId="868">
     <w:name w:val="Bordered - Accent 2"/>
-    <w:basedOn w:val="720"/>
+    <w:basedOn w:val="927"/>
     <w:uiPriority w:val="99"/>
     <w:pPr>
       <w:pBdr/>
@@ -34205,9 +34958,9 @@
       </w:tcPr>
     </w:tblStylePr>
   </w:style>
-  <w:style w:type="table" w:styleId="134">
+  <w:style w:type="table" w:styleId="869">
     <w:name w:val="Bordered - Accent 3"/>
-    <w:basedOn w:val="720"/>
+    <w:basedOn w:val="927"/>
     <w:uiPriority w:val="99"/>
     <w:pPr>
       <w:pBdr/>
@@ -34436,9 +35189,9 @@
       </w:tcPr>
     </w:tblStylePr>
   </w:style>
-  <w:style w:type="table" w:styleId="135">
+  <w:style w:type="table" w:styleId="870">
     <w:name w:val="Bordered - Accent 4"/>
-    <w:basedOn w:val="720"/>
+    <w:basedOn w:val="927"/>
     <w:uiPriority w:val="99"/>
     <w:pPr>
       <w:pBdr/>
@@ -34667,9 +35420,9 @@
       </w:tcPr>
     </w:tblStylePr>
   </w:style>
-  <w:style w:type="table" w:styleId="136">
+  <w:style w:type="table" w:styleId="871">
     <w:name w:val="Bordered - Accent 5"/>
-    <w:basedOn w:val="720"/>
+    <w:basedOn w:val="927"/>
     <w:uiPriority w:val="99"/>
     <w:pPr>
       <w:pBdr/>
@@ -34898,9 +35651,9 @@
       </w:tcPr>
     </w:tblStylePr>
   </w:style>
-  <w:style w:type="table" w:styleId="137">
+  <w:style w:type="table" w:styleId="872">
     <w:name w:val="Bordered - Accent 6"/>
-    <w:basedOn w:val="720"/>
+    <w:basedOn w:val="927"/>
     <w:uiPriority w:val="99"/>
     <w:pPr>
       <w:pBdr/>
@@ -35129,10 +35882,10 @@
       </w:tcPr>
     </w:tblStylePr>
   </w:style>
-  <w:style w:type="character" w:styleId="150">
+  <w:style w:type="character" w:styleId="873">
     <w:name w:val="Heading 1 Char"/>
-    <w:basedOn w:val="719"/>
-    <w:link w:val="709"/>
+    <w:basedOn w:val="926"/>
+    <w:link w:val="916"/>
     <w:uiPriority w:val="9"/>
     <w:pPr>
       <w:pBdr/>
@@ -35146,10 +35899,10 @@
       <w:szCs w:val="40"/>
     </w:rPr>
   </w:style>
-  <w:style w:type="character" w:styleId="151">
+  <w:style w:type="character" w:styleId="874">
     <w:name w:val="Heading 2 Char"/>
-    <w:basedOn w:val="719"/>
-    <w:link w:val="710"/>
+    <w:basedOn w:val="926"/>
+    <w:link w:val="917"/>
     <w:uiPriority w:val="9"/>
     <w:pPr>
       <w:pBdr/>
@@ -35163,10 +35916,10 @@
       <w:szCs w:val="32"/>
     </w:rPr>
   </w:style>
-  <w:style w:type="character" w:styleId="152">
+  <w:style w:type="character" w:styleId="875">
     <w:name w:val="Heading 3 Char"/>
-    <w:basedOn w:val="719"/>
-    <w:link w:val="711"/>
+    <w:basedOn w:val="926"/>
+    <w:link w:val="918"/>
     <w:uiPriority w:val="9"/>
     <w:pPr>
       <w:pBdr/>
@@ -35180,10 +35933,10 @@
       <w:szCs w:val="28"/>
     </w:rPr>
   </w:style>
-  <w:style w:type="character" w:styleId="153">
+  <w:style w:type="character" w:styleId="876">
     <w:name w:val="Heading 4 Char"/>
-    <w:basedOn w:val="719"/>
-    <w:link w:val="712"/>
+    <w:basedOn w:val="926"/>
+    <w:link w:val="919"/>
     <w:uiPriority w:val="9"/>
     <w:pPr>
       <w:pBdr/>
@@ -35197,10 +35950,10 @@
       <w:color w:val="0f4761" w:themeColor="accent1" w:themeShade="BF"/>
     </w:rPr>
   </w:style>
-  <w:style w:type="character" w:styleId="154">
+  <w:style w:type="character" w:styleId="877">
     <w:name w:val="Heading 5 Char"/>
-    <w:basedOn w:val="719"/>
-    <w:link w:val="713"/>
+    <w:basedOn w:val="926"/>
+    <w:link w:val="920"/>
     <w:uiPriority w:val="9"/>
     <w:pPr>
       <w:pBdr/>
@@ -35212,10 +35965,10 @@
       <w:color w:val="0f4761" w:themeColor="accent1" w:themeShade="BF"/>
     </w:rPr>
   </w:style>
-  <w:style w:type="character" w:styleId="155">
+  <w:style w:type="character" w:styleId="878">
     <w:name w:val="Heading 6 Char"/>
-    <w:basedOn w:val="719"/>
-    <w:link w:val="714"/>
+    <w:basedOn w:val="926"/>
+    <w:link w:val="921"/>
     <w:uiPriority w:val="9"/>
     <w:pPr>
       <w:pBdr/>
@@ -35229,10 +35982,10 @@
       <w:color w:val="595959" w:themeColor="text1" w:themeTint="A6"/>
     </w:rPr>
   </w:style>
-  <w:style w:type="character" w:styleId="156">
+  <w:style w:type="character" w:styleId="879">
     <w:name w:val="Heading 7 Char"/>
-    <w:basedOn w:val="719"/>
-    <w:link w:val="716"/>
+    <w:basedOn w:val="926"/>
+    <w:link w:val="923"/>
     <w:uiPriority w:val="9"/>
     <w:pPr>
       <w:pBdr/>
@@ -35244,10 +35997,10 @@
       <w:color w:val="595959" w:themeColor="text1" w:themeTint="A6"/>
     </w:rPr>
   </w:style>
-  <w:style w:type="character" w:styleId="157">
+  <w:style w:type="character" w:styleId="880">
     <w:name w:val="Heading 8 Char"/>
-    <w:basedOn w:val="719"/>
-    <w:link w:val="717"/>
+    <w:basedOn w:val="926"/>
+    <w:link w:val="924"/>
     <w:uiPriority w:val="9"/>
     <w:pPr>
       <w:pBdr/>
@@ -35261,10 +36014,10 @@
       <w:color w:val="272727" w:themeColor="text1" w:themeTint="D8"/>
     </w:rPr>
   </w:style>
-  <w:style w:type="character" w:styleId="158">
+  <w:style w:type="character" w:styleId="881">
     <w:name w:val="Heading 9 Char"/>
-    <w:basedOn w:val="719"/>
-    <w:link w:val="718"/>
+    <w:basedOn w:val="926"/>
+    <w:link w:val="925"/>
     <w:uiPriority w:val="9"/>
     <w:pPr>
       <w:pBdr/>
@@ -35278,10 +36031,10 @@
       <w:color w:val="272727" w:themeColor="text1" w:themeTint="D8"/>
     </w:rPr>
   </w:style>
-  <w:style w:type="character" w:styleId="160">
+  <w:style w:type="character" w:styleId="882">
     <w:name w:val="Title Char"/>
-    <w:basedOn w:val="719"/>
-    <w:link w:val="715"/>
+    <w:basedOn w:val="926"/>
+    <w:link w:val="922"/>
     <w:uiPriority w:val="10"/>
     <w:pPr>
       <w:pBdr/>
@@ -35295,10 +36048,10 @@
       <w:szCs w:val="56"/>
     </w:rPr>
   </w:style>
-  <w:style w:type="character" w:styleId="162">
+  <w:style w:type="character" w:styleId="883">
     <w:name w:val="Subtitle Char"/>
-    <w:basedOn w:val="719"/>
-    <w:link w:val="753"/>
+    <w:basedOn w:val="926"/>
+    <w:link w:val="960"/>
     <w:uiPriority w:val="11"/>
     <w:pPr>
       <w:pBdr/>
@@ -35312,11 +36065,11 @@
       <w:szCs w:val="28"/>
     </w:rPr>
   </w:style>
-  <w:style w:type="paragraph" w:styleId="163">
+  <w:style w:type="paragraph" w:styleId="884">
     <w:name w:val="Quote"/>
-    <w:basedOn w:val="708"/>
-    <w:next w:val="708"/>
-    <w:link w:val="164"/>
+    <w:basedOn w:val="915"/>
+    <w:next w:val="915"/>
+    <w:link w:val="885"/>
     <w:uiPriority w:val="29"/>
     <w:qFormat/>
     <w:pPr>
@@ -35331,10 +36084,10 @@
       <w:color w:val="404040" w:themeColor="text1" w:themeTint="BF"/>
     </w:rPr>
   </w:style>
-  <w:style w:type="character" w:styleId="164">
+  <w:style w:type="character" w:styleId="885">
     <w:name w:val="Quote Char"/>
-    <w:basedOn w:val="719"/>
-    <w:link w:val="163"/>
+    <w:basedOn w:val="926"/>
+    <w:link w:val="884"/>
     <w:uiPriority w:val="29"/>
     <w:pPr>
       <w:pBdr/>
@@ -35347,9 +36100,9 @@
       <w:color w:val="404040" w:themeColor="text1" w:themeTint="BF"/>
     </w:rPr>
   </w:style>
-  <w:style w:type="character" w:styleId="166">
+  <w:style w:type="character" w:styleId="886">
     <w:name w:val="Intense Emphasis"/>
-    <w:basedOn w:val="719"/>
+    <w:basedOn w:val="926"/>
     <w:uiPriority w:val="21"/>
     <w:qFormat/>
     <w:pPr>
@@ -35363,11 +36116,11 @@
       <w:color w:val="0f4761" w:themeColor="accent1" w:themeShade="BF"/>
     </w:rPr>
   </w:style>
-  <w:style w:type="paragraph" w:styleId="167">
+  <w:style w:type="paragraph" w:styleId="887">
     <w:name w:val="Intense Quote"/>
-    <w:basedOn w:val="708"/>
-    <w:next w:val="708"/>
-    <w:link w:val="168"/>
+    <w:basedOn w:val="915"/>
+    <w:next w:val="915"/>
+    <w:link w:val="888"/>
     <w:uiPriority w:val="30"/>
     <w:qFormat/>
     <w:pPr>
@@ -35385,10 +36138,10 @@
       <w:color w:val="0f4761" w:themeColor="accent1" w:themeShade="BF"/>
     </w:rPr>
   </w:style>
-  <w:style w:type="character" w:styleId="168">
+  <w:style w:type="character" w:styleId="888">
     <w:name w:val="Intense Quote Char"/>
-    <w:basedOn w:val="719"/>
-    <w:link w:val="167"/>
+    <w:basedOn w:val="926"/>
+    <w:link w:val="887"/>
     <w:uiPriority w:val="30"/>
     <w:pPr>
       <w:pBdr/>
@@ -35401,9 +36154,9 @@
       <w:color w:val="0f4761" w:themeColor="accent1" w:themeShade="BF"/>
     </w:rPr>
   </w:style>
-  <w:style w:type="character" w:styleId="169">
+  <w:style w:type="character" w:styleId="889">
     <w:name w:val="Intense Reference"/>
-    <w:basedOn w:val="719"/>
+    <w:basedOn w:val="926"/>
     <w:uiPriority w:val="32"/>
     <w:qFormat/>
     <w:pPr>
@@ -35419,9 +36172,9 @@
       <w:spacing w:val="5"/>
     </w:rPr>
   </w:style>
-  <w:style w:type="character" w:styleId="171">
+  <w:style w:type="character" w:styleId="890">
     <w:name w:val="Subtle Emphasis"/>
-    <w:basedOn w:val="719"/>
+    <w:basedOn w:val="926"/>
     <w:uiPriority w:val="19"/>
     <w:qFormat/>
     <w:pPr>
@@ -35435,9 +36188,9 @@
       <w:color w:val="404040" w:themeColor="text1" w:themeTint="BF"/>
     </w:rPr>
   </w:style>
-  <w:style w:type="character" w:styleId="172">
+  <w:style w:type="character" w:styleId="891">
     <w:name w:val="Emphasis"/>
-    <w:basedOn w:val="719"/>
+    <w:basedOn w:val="926"/>
     <w:uiPriority w:val="20"/>
     <w:qFormat/>
     <w:pPr>
@@ -35450,9 +36203,9 @@
       <w:iCs/>
     </w:rPr>
   </w:style>
-  <w:style w:type="character" w:styleId="173">
+  <w:style w:type="character" w:styleId="892">
     <w:name w:val="Strong"/>
-    <w:basedOn w:val="719"/>
+    <w:basedOn w:val="926"/>
     <w:uiPriority w:val="22"/>
     <w:qFormat/>
     <w:pPr>
@@ -35465,9 +36218,9 @@
       <w:bCs/>
     </w:rPr>
   </w:style>
-  <w:style w:type="character" w:styleId="174">
+  <w:style w:type="character" w:styleId="893">
     <w:name w:val="Subtle Reference"/>
-    <w:basedOn w:val="719"/>
+    <w:basedOn w:val="926"/>
     <w:uiPriority w:val="31"/>
     <w:qFormat/>
     <w:pPr>
@@ -35480,9 +36233,9 @@
       <w:color w:val="5a5a5a" w:themeColor="text1" w:themeTint="A5"/>
     </w:rPr>
   </w:style>
-  <w:style w:type="character" w:styleId="175">
+  <w:style w:type="character" w:styleId="894">
     <w:name w:val="Book Title"/>
-    <w:basedOn w:val="719"/>
+    <w:basedOn w:val="926"/>
     <w:uiPriority w:val="33"/>
     <w:qFormat/>
     <w:pPr>
@@ -35498,10 +36251,10 @@
       <w:spacing w:val="5"/>
     </w:rPr>
   </w:style>
-  <w:style w:type="character" w:styleId="177">
+  <w:style w:type="character" w:styleId="895">
     <w:name w:val="Header Char"/>
-    <w:basedOn w:val="719"/>
-    <w:link w:val="725"/>
+    <w:basedOn w:val="926"/>
+    <w:link w:val="932"/>
     <w:uiPriority w:val="99"/>
     <w:pPr>
       <w:pBdr/>
@@ -35509,10 +36262,10 @@
       <w:ind/>
     </w:pPr>
   </w:style>
-  <w:style w:type="character" w:styleId="179">
+  <w:style w:type="character" w:styleId="896">
     <w:name w:val="Footer Char"/>
-    <w:basedOn w:val="719"/>
-    <w:link w:val="727"/>
+    <w:basedOn w:val="926"/>
+    <w:link w:val="934"/>
     <w:uiPriority w:val="99"/>
     <w:pPr>
       <w:pBdr/>
@@ -35520,10 +36273,10 @@
       <w:ind/>
     </w:pPr>
   </w:style>
-  <w:style w:type="paragraph" w:styleId="180">
+  <w:style w:type="paragraph" w:styleId="897">
     <w:name w:val="Caption"/>
-    <w:basedOn w:val="708"/>
-    <w:next w:val="708"/>
+    <w:basedOn w:val="915"/>
+    <w:next w:val="915"/>
     <w:uiPriority w:val="35"/>
     <w:unhideWhenUsed/>
     <w:qFormat/>
@@ -35540,10 +36293,10 @@
       <w:szCs w:val="18"/>
     </w:rPr>
   </w:style>
-  <w:style w:type="paragraph" w:styleId="181">
+  <w:style w:type="paragraph" w:styleId="898">
     <w:name w:val="footnote text"/>
-    <w:basedOn w:val="708"/>
-    <w:link w:val="182"/>
+    <w:basedOn w:val="915"/>
+    <w:link w:val="899"/>
     <w:uiPriority w:val="99"/>
     <w:semiHidden/>
     <w:unhideWhenUsed/>
@@ -35557,10 +36310,10 @@
       <w:szCs w:val="20"/>
     </w:rPr>
   </w:style>
-  <w:style w:type="character" w:styleId="182">
+  <w:style w:type="character" w:styleId="899">
     <w:name w:val="Footnote Text Char"/>
-    <w:basedOn w:val="719"/>
-    <w:link w:val="181"/>
+    <w:basedOn w:val="926"/>
+    <w:link w:val="898"/>
     <w:uiPriority w:val="99"/>
     <w:semiHidden/>
     <w:pPr>
@@ -35573,9 +36326,9 @@
       <w:szCs w:val="20"/>
     </w:rPr>
   </w:style>
-  <w:style w:type="character" w:styleId="183">
+  <w:style w:type="character" w:styleId="900">
     <w:name w:val="footnote reference"/>
-    <w:basedOn w:val="719"/>
+    <w:basedOn w:val="926"/>
     <w:uiPriority w:val="99"/>
     <w:semiHidden/>
     <w:unhideWhenUsed/>
@@ -35588,10 +36341,10 @@
       <w:vertAlign w:val="superscript"/>
     </w:rPr>
   </w:style>
-  <w:style w:type="paragraph" w:styleId="184">
+  <w:style w:type="paragraph" w:styleId="901">
     <w:name w:val="endnote text"/>
-    <w:basedOn w:val="708"/>
-    <w:link w:val="185"/>
+    <w:basedOn w:val="915"/>
+    <w:link w:val="902"/>
     <w:uiPriority w:val="99"/>
     <w:semiHidden/>
     <w:unhideWhenUsed/>
@@ -35605,10 +36358,10 @@
       <w:szCs w:val="20"/>
     </w:rPr>
   </w:style>
-  <w:style w:type="character" w:styleId="185">
+  <w:style w:type="character" w:styleId="902">
     <w:name w:val="Endnote Text Char"/>
-    <w:basedOn w:val="719"/>
-    <w:link w:val="184"/>
+    <w:basedOn w:val="926"/>
+    <w:link w:val="901"/>
     <w:uiPriority w:val="99"/>
     <w:semiHidden/>
     <w:pPr>
@@ -35621,9 +36374,9 @@
       <w:szCs w:val="20"/>
     </w:rPr>
   </w:style>
-  <w:style w:type="character" w:styleId="186">
+  <w:style w:type="character" w:styleId="903">
     <w:name w:val="endnote reference"/>
-    <w:basedOn w:val="719"/>
+    <w:basedOn w:val="926"/>
     <w:uiPriority w:val="99"/>
     <w:semiHidden/>
     <w:unhideWhenUsed/>
@@ -35636,9 +36389,9 @@
       <w:vertAlign w:val="superscript"/>
     </w:rPr>
   </w:style>
-  <w:style w:type="character" w:styleId="188">
+  <w:style w:type="character" w:styleId="904">
     <w:name w:val="FollowedHyperlink"/>
-    <w:basedOn w:val="719"/>
+    <w:basedOn w:val="926"/>
     <w:uiPriority w:val="99"/>
     <w:semiHidden/>
     <w:unhideWhenUsed/>
@@ -35652,10 +36405,10 @@
       <w:u w:val="single"/>
     </w:rPr>
   </w:style>
-  <w:style w:type="paragraph" w:styleId="191">
+  <w:style w:type="paragraph" w:styleId="905">
     <w:name w:val="toc 3"/>
-    <w:basedOn w:val="708"/>
-    <w:next w:val="708"/>
+    <w:basedOn w:val="915"/>
+    <w:next w:val="915"/>
     <w:uiPriority w:val="39"/>
     <w:unhideWhenUsed/>
     <w:pPr>
@@ -35664,10 +36417,10 @@
       <w:ind w:left="440"/>
     </w:pPr>
   </w:style>
-  <w:style w:type="paragraph" w:styleId="192">
+  <w:style w:type="paragraph" w:styleId="906">
     <w:name w:val="toc 4"/>
-    <w:basedOn w:val="708"/>
-    <w:next w:val="708"/>
+    <w:basedOn w:val="915"/>
+    <w:next w:val="915"/>
     <w:uiPriority w:val="39"/>
     <w:unhideWhenUsed/>
     <w:pPr>
@@ -35676,10 +36429,10 @@
       <w:ind w:left="660"/>
     </w:pPr>
   </w:style>
-  <w:style w:type="paragraph" w:styleId="193">
+  <w:style w:type="paragraph" w:styleId="907">
     <w:name w:val="toc 5"/>
-    <w:basedOn w:val="708"/>
-    <w:next w:val="708"/>
+    <w:basedOn w:val="915"/>
+    <w:next w:val="915"/>
     <w:uiPriority w:val="39"/>
     <w:unhideWhenUsed/>
     <w:pPr>
@@ -35688,10 +36441,10 @@
       <w:ind w:left="880"/>
     </w:pPr>
   </w:style>
-  <w:style w:type="paragraph" w:styleId="194">
+  <w:style w:type="paragraph" w:styleId="908">
     <w:name w:val="toc 6"/>
-    <w:basedOn w:val="708"/>
-    <w:next w:val="708"/>
+    <w:basedOn w:val="915"/>
+    <w:next w:val="915"/>
     <w:uiPriority w:val="39"/>
     <w:unhideWhenUsed/>
     <w:pPr>
@@ -35700,10 +36453,10 @@
       <w:ind w:left="1100"/>
     </w:pPr>
   </w:style>
-  <w:style w:type="paragraph" w:styleId="195">
+  <w:style w:type="paragraph" w:styleId="909">
     <w:name w:val="toc 7"/>
-    <w:basedOn w:val="708"/>
-    <w:next w:val="708"/>
+    <w:basedOn w:val="915"/>
+    <w:next w:val="915"/>
     <w:uiPriority w:val="39"/>
     <w:unhideWhenUsed/>
     <w:pPr>
@@ -35712,10 +36465,10 @@
       <w:ind w:left="1320"/>
     </w:pPr>
   </w:style>
-  <w:style w:type="paragraph" w:styleId="196">
+  <w:style w:type="paragraph" w:styleId="910">
     <w:name w:val="toc 8"/>
-    <w:basedOn w:val="708"/>
-    <w:next w:val="708"/>
+    <w:basedOn w:val="915"/>
+    <w:next w:val="915"/>
     <w:uiPriority w:val="39"/>
     <w:unhideWhenUsed/>
     <w:pPr>
@@ -35724,10 +36477,10 @@
       <w:ind w:left="1540"/>
     </w:pPr>
   </w:style>
-  <w:style w:type="paragraph" w:styleId="197">
+  <w:style w:type="paragraph" w:styleId="911">
     <w:name w:val="toc 9"/>
-    <w:basedOn w:val="708"/>
-    <w:next w:val="708"/>
+    <w:basedOn w:val="915"/>
+    <w:next w:val="915"/>
     <w:uiPriority w:val="39"/>
     <w:unhideWhenUsed/>
     <w:pPr>
@@ -35736,9 +36489,9 @@
       <w:ind w:left="1760"/>
     </w:pPr>
   </w:style>
-  <w:style w:type="character" w:styleId="198">
+  <w:style w:type="character" w:styleId="912">
     <w:name w:val="Placeholder Text"/>
-    <w:basedOn w:val="719"/>
+    <w:basedOn w:val="926"/>
     <w:uiPriority w:val="99"/>
     <w:semiHidden/>
     <w:pPr>
@@ -35750,10 +36503,10 @@
       <w:color w:val="666666"/>
     </w:rPr>
   </w:style>
-  <w:style w:type="paragraph" w:styleId="209">
+  <w:style w:type="paragraph" w:styleId="913">
     <w:name w:val="table of figures"/>
-    <w:basedOn w:val="708"/>
-    <w:next w:val="708"/>
+    <w:basedOn w:val="915"/>
+    <w:next w:val="915"/>
     <w:uiPriority w:val="99"/>
     <w:unhideWhenUsed/>
     <w:pPr>
@@ -35762,7 +36515,7 @@
       <w:ind/>
     </w:pPr>
   </w:style>
-  <w:style w:type="table" w:styleId="707">
+  <w:style w:type="table" w:styleId="914">
     <w:name w:val="TableNormal"/>
     <w:pPr>
       <w:pBdr/>
@@ -35951,7 +36704,7 @@
       </w:tcPr>
     </w:tblStylePr>
   </w:style>
-  <w:style w:type="paragraph" w:styleId="708" w:default="1">
+  <w:style w:type="paragraph" w:styleId="915" w:default="1">
     <w:name w:val="Normal"/>
     <w:pPr>
       <w:pBdr/>
@@ -35959,10 +36712,10 @@
       <w:ind/>
     </w:pPr>
   </w:style>
-  <w:style w:type="paragraph" w:styleId="709">
+  <w:style w:type="paragraph" w:styleId="916">
     <w:name w:val="Heading 1"/>
-    <w:basedOn w:val="708"/>
-    <w:next w:val="708"/>
+    <w:basedOn w:val="915"/>
+    <w:next w:val="915"/>
     <w:pPr>
       <w:keepNext w:val="true"/>
       <w:keepLines w:val="true"/>
@@ -35979,10 +36732,10 @@
       <w:szCs w:val="28"/>
     </w:rPr>
   </w:style>
-  <w:style w:type="paragraph" w:styleId="710">
+  <w:style w:type="paragraph" w:styleId="917">
     <w:name w:val="Heading 2"/>
-    <w:basedOn w:val="708"/>
-    <w:next w:val="708"/>
+    <w:basedOn w:val="915"/>
+    <w:next w:val="915"/>
     <w:pPr>
       <w:keepNext w:val="true"/>
       <w:keepLines w:val="true"/>
@@ -35999,10 +36752,10 @@
       <w:szCs w:val="26"/>
     </w:rPr>
   </w:style>
-  <w:style w:type="paragraph" w:styleId="711">
+  <w:style w:type="paragraph" w:styleId="918">
     <w:name w:val="Heading 3"/>
-    <w:basedOn w:val="708"/>
-    <w:next w:val="708"/>
+    <w:basedOn w:val="915"/>
+    <w:next w:val="915"/>
     <w:pPr>
       <w:keepNext w:val="true"/>
       <w:keepLines w:val="false"/>
@@ -36023,10 +36776,10 @@
       <w:szCs w:val="20"/>
     </w:rPr>
   </w:style>
-  <w:style w:type="paragraph" w:styleId="712">
+  <w:style w:type="paragraph" w:styleId="919">
     <w:name w:val="Heading 4"/>
-    <w:basedOn w:val="708"/>
-    <w:next w:val="708"/>
+    <w:basedOn w:val="915"/>
+    <w:next w:val="915"/>
     <w:pPr>
       <w:keepNext w:val="true"/>
       <w:keepLines w:val="false"/>
@@ -36045,10 +36798,10 @@
       <w:szCs w:val="20"/>
     </w:rPr>
   </w:style>
-  <w:style w:type="paragraph" w:styleId="713">
+  <w:style w:type="paragraph" w:styleId="920">
     <w:name w:val="Heading 5"/>
-    <w:basedOn w:val="708"/>
-    <w:next w:val="708"/>
+    <w:basedOn w:val="915"/>
+    <w:next w:val="915"/>
     <w:pPr>
       <w:widowControl w:val="false"/>
       <w:pBdr/>
@@ -36060,10 +36813,10 @@
       <w:rFonts w:ascii="Verdana" w:hAnsi="Verdana" w:eastAsia="Verdana" w:cs="Verdana"/>
     </w:rPr>
   </w:style>
-  <w:style w:type="paragraph" w:styleId="714">
+  <w:style w:type="paragraph" w:styleId="921">
     <w:name w:val="Heading 6"/>
-    <w:basedOn w:val="708"/>
-    <w:next w:val="708"/>
+    <w:basedOn w:val="915"/>
+    <w:next w:val="915"/>
     <w:pPr>
       <w:widowControl w:val="false"/>
       <w:pBdr/>
@@ -36077,10 +36830,10 @@
       <w:iCs/>
     </w:rPr>
   </w:style>
-  <w:style w:type="paragraph" w:styleId="715">
+  <w:style w:type="paragraph" w:styleId="922">
     <w:name w:val="Title"/>
-    <w:basedOn w:val="708"/>
-    <w:next w:val="708"/>
+    <w:basedOn w:val="915"/>
+    <w:next w:val="915"/>
     <w:pPr>
       <w:pBdr/>
       <w:spacing w:after="0" w:line="240" w:lineRule="auto"/>
@@ -36095,11 +36848,11 @@
       <w:szCs w:val="36"/>
     </w:rPr>
   </w:style>
-  <w:style w:type="paragraph" w:styleId="716">
+  <w:style w:type="paragraph" w:styleId="923">
     <w:name w:val="Heading 7"/>
-    <w:basedOn w:val="708"/>
-    <w:next w:val="708"/>
-    <w:link w:val="748"/>
+    <w:basedOn w:val="915"/>
+    <w:next w:val="915"/>
+    <w:link w:val="955"/>
     <w:qFormat/>
     <w:pPr>
       <w:widowControl w:val="false"/>
@@ -36116,11 +36869,11 @@
       <w:lang w:val="en-US"/>
     </w:rPr>
   </w:style>
-  <w:style w:type="paragraph" w:styleId="717">
+  <w:style w:type="paragraph" w:styleId="924">
     <w:name w:val="Heading 8"/>
-    <w:basedOn w:val="708"/>
-    <w:next w:val="708"/>
-    <w:link w:val="749"/>
+    <w:basedOn w:val="915"/>
+    <w:next w:val="915"/>
+    <w:link w:val="956"/>
     <w:qFormat/>
     <w:pPr>
       <w:widowControl w:val="false"/>
@@ -36138,11 +36891,11 @@
       <w:lang w:val="en-US"/>
     </w:rPr>
   </w:style>
-  <w:style w:type="paragraph" w:styleId="718">
+  <w:style w:type="paragraph" w:styleId="925">
     <w:name w:val="Heading 9"/>
-    <w:basedOn w:val="708"/>
-    <w:next w:val="708"/>
-    <w:link w:val="750"/>
+    <w:basedOn w:val="915"/>
+    <w:next w:val="915"/>
+    <w:link w:val="957"/>
     <w:qFormat/>
     <w:pPr>
       <w:widowControl w:val="false"/>
@@ -36161,7 +36914,7 @@
       <w:lang w:val="en-US"/>
     </w:rPr>
   </w:style>
-  <w:style w:type="character" w:styleId="719" w:default="1">
+  <w:style w:type="character" w:styleId="926" w:default="1">
     <w:name w:val="Default Paragraph Font"/>
     <w:uiPriority w:val="1"/>
     <w:semiHidden/>
@@ -36172,7 +36925,7 @@
       <w:ind/>
     </w:pPr>
   </w:style>
-  <w:style w:type="table" w:styleId="720" w:default="1">
+  <w:style w:type="table" w:styleId="927" w:default="1">
     <w:name w:val="Normal Table"/>
     <w:uiPriority w:val="99"/>
     <w:semiHidden/>
@@ -36365,7 +37118,7 @@
       </w:tcPr>
     </w:tblStylePr>
   </w:style>
-  <w:style w:type="numbering" w:styleId="721" w:default="1">
+  <w:style w:type="numbering" w:styleId="928" w:default="1">
     <w:name w:val="No List"/>
     <w:uiPriority w:val="99"/>
     <w:semiHidden/>
@@ -36376,9 +37129,9 @@
       <w:ind/>
     </w:pPr>
   </w:style>
-  <w:style w:type="paragraph" w:styleId="722">
+  <w:style w:type="paragraph" w:styleId="929">
     <w:name w:val="List Paragraph"/>
-    <w:basedOn w:val="708"/>
+    <w:basedOn w:val="915"/>
     <w:uiPriority w:val="34"/>
     <w:qFormat/>
     <w:pPr>
@@ -36388,9 +37141,9 @@
       <w:contextualSpacing w:val="true"/>
     </w:pPr>
   </w:style>
-  <w:style w:type="paragraph" w:styleId="723">
+  <w:style w:type="paragraph" w:styleId="930">
     <w:name w:val="Normal (Web)"/>
-    <w:basedOn w:val="708"/>
+    <w:basedOn w:val="915"/>
     <w:uiPriority w:val="99"/>
     <w:unhideWhenUsed/>
     <w:pPr>
@@ -36405,9 +37158,9 @@
       <w:lang w:eastAsia="es-CL"/>
     </w:rPr>
   </w:style>
-  <w:style w:type="table" w:styleId="724">
+  <w:style w:type="table" w:styleId="931">
     <w:name w:val="Table Grid"/>
-    <w:basedOn w:val="720"/>
+    <w:basedOn w:val="927"/>
     <w:uiPriority w:val="39"/>
     <w:pPr>
       <w:pBdr/>
@@ -36597,10 +37350,10 @@
       </w:tcPr>
     </w:tblStylePr>
   </w:style>
-  <w:style w:type="paragraph" w:styleId="725">
+  <w:style w:type="paragraph" w:styleId="932">
     <w:name w:val="Header"/>
-    <w:basedOn w:val="708"/>
-    <w:link w:val="726"/>
+    <w:basedOn w:val="915"/>
+    <w:link w:val="933"/>
     <w:uiPriority w:val="99"/>
     <w:unhideWhenUsed/>
     <w:pPr>
@@ -36613,10 +37366,10 @@
       <w:ind/>
     </w:pPr>
   </w:style>
-  <w:style w:type="character" w:styleId="726" w:customStyle="1">
+  <w:style w:type="character" w:styleId="933" w:customStyle="1">
     <w:name w:val="Encabezado Car"/>
-    <w:basedOn w:val="719"/>
-    <w:link w:val="725"/>
+    <w:basedOn w:val="926"/>
+    <w:link w:val="932"/>
     <w:uiPriority w:val="99"/>
     <w:pPr>
       <w:pBdr/>
@@ -36624,10 +37377,10 @@
       <w:ind/>
     </w:pPr>
   </w:style>
-  <w:style w:type="paragraph" w:styleId="727">
+  <w:style w:type="paragraph" w:styleId="934">
     <w:name w:val="Footer"/>
-    <w:basedOn w:val="708"/>
-    <w:link w:val="728"/>
+    <w:basedOn w:val="915"/>
+    <w:link w:val="935"/>
     <w:uiPriority w:val="99"/>
     <w:unhideWhenUsed/>
     <w:pPr>
@@ -36640,10 +37393,10 @@
       <w:ind/>
     </w:pPr>
   </w:style>
-  <w:style w:type="character" w:styleId="728" w:customStyle="1">
+  <w:style w:type="character" w:styleId="935" w:customStyle="1">
     <w:name w:val="Pie de página Car"/>
-    <w:basedOn w:val="719"/>
-    <w:link w:val="727"/>
+    <w:basedOn w:val="926"/>
+    <w:link w:val="934"/>
     <w:uiPriority w:val="99"/>
     <w:pPr>
       <w:pBdr/>
@@ -36651,10 +37404,10 @@
       <w:ind/>
     </w:pPr>
   </w:style>
-  <w:style w:type="paragraph" w:styleId="729">
+  <w:style w:type="paragraph" w:styleId="936">
     <w:name w:val="Balloon Text"/>
-    <w:basedOn w:val="708"/>
-    <w:link w:val="730"/>
+    <w:basedOn w:val="915"/>
+    <w:link w:val="937"/>
     <w:uiPriority w:val="99"/>
     <w:semiHidden/>
     <w:unhideWhenUsed/>
@@ -36669,10 +37422,10 @@
       <w:szCs w:val="16"/>
     </w:rPr>
   </w:style>
-  <w:style w:type="character" w:styleId="730" w:customStyle="1">
+  <w:style w:type="character" w:styleId="937" w:customStyle="1">
     <w:name w:val="Texto de globo Car"/>
-    <w:basedOn w:val="719"/>
-    <w:link w:val="729"/>
+    <w:basedOn w:val="926"/>
+    <w:link w:val="936"/>
     <w:uiPriority w:val="99"/>
     <w:semiHidden/>
     <w:pPr>
@@ -36686,9 +37439,9 @@
       <w:szCs w:val="16"/>
     </w:rPr>
   </w:style>
-  <w:style w:type="character" w:styleId="731" w:customStyle="1">
+  <w:style w:type="character" w:styleId="938" w:customStyle="1">
     <w:name w:val="Título Car"/>
-    <w:basedOn w:val="719"/>
+    <w:basedOn w:val="926"/>
     <w:pPr>
       <w:pBdr/>
       <w:spacing/>
@@ -36703,9 +37456,9 @@
       <w:lang w:val="es-ES" w:eastAsia="es-ES"/>
     </w:rPr>
   </w:style>
-  <w:style w:type="paragraph" w:styleId="732" w:customStyle="1">
+  <w:style w:type="paragraph" w:styleId="939" w:customStyle="1">
     <w:name w:val="tabletext"/>
-    <w:basedOn w:val="708"/>
+    <w:basedOn w:val="915"/>
     <w:pPr>
       <w:pBdr/>
       <w:spacing w:after="120" w:line="240" w:lineRule="atLeast"/>
@@ -36718,9 +37471,9 @@
       <w:lang w:val="es-ES" w:eastAsia="es-ES"/>
     </w:rPr>
   </w:style>
-  <w:style w:type="paragraph" w:styleId="733">
+  <w:style w:type="paragraph" w:styleId="940">
     <w:name w:val="No Spacing"/>
-    <w:link w:val="734"/>
+    <w:link w:val="941"/>
     <w:uiPriority w:val="1"/>
     <w:qFormat/>
     <w:pPr>
@@ -36733,10 +37486,10 @@
       <w:lang w:val="es-ES"/>
     </w:rPr>
   </w:style>
-  <w:style w:type="character" w:styleId="734" w:customStyle="1">
+  <w:style w:type="character" w:styleId="941" w:customStyle="1">
     <w:name w:val="Sin espaciado Car"/>
-    <w:basedOn w:val="719"/>
-    <w:link w:val="733"/>
+    <w:basedOn w:val="926"/>
+    <w:link w:val="940"/>
     <w:uiPriority w:val="1"/>
     <w:pPr>
       <w:pBdr/>
@@ -36748,10 +37501,10 @@
       <w:lang w:val="es-ES"/>
     </w:rPr>
   </w:style>
-  <w:style w:type="paragraph" w:styleId="735" w:customStyle="1">
+  <w:style w:type="paragraph" w:styleId="942" w:customStyle="1">
     <w:name w:val="Estilo1"/>
-    <w:basedOn w:val="708"/>
-    <w:link w:val="737"/>
+    <w:basedOn w:val="915"/>
+    <w:link w:val="944"/>
     <w:qFormat/>
     <w:pPr>
       <w:pBdr/>
@@ -36765,9 +37518,9 @@
       <w:u w:val="single"/>
     </w:rPr>
   </w:style>
-  <w:style w:type="character" w:styleId="736" w:customStyle="1">
+  <w:style w:type="character" w:styleId="943" w:customStyle="1">
     <w:name w:val="Título 1 Car"/>
-    <w:basedOn w:val="719"/>
+    <w:basedOn w:val="926"/>
     <w:uiPriority w:val="9"/>
     <w:pPr>
       <w:pBdr/>
@@ -36783,10 +37536,10 @@
       <w:szCs w:val="28"/>
     </w:rPr>
   </w:style>
-  <w:style w:type="character" w:styleId="737" w:customStyle="1">
+  <w:style w:type="character" w:styleId="944" w:customStyle="1">
     <w:name w:val="Estilo1 Car"/>
-    <w:basedOn w:val="719"/>
-    <w:link w:val="735"/>
+    <w:basedOn w:val="926"/>
+    <w:link w:val="942"/>
     <w:pPr>
       <w:pBdr/>
       <w:spacing/>
@@ -36799,9 +37552,9 @@
       <w:u w:val="single"/>
     </w:rPr>
   </w:style>
-  <w:style w:type="character" w:styleId="738" w:customStyle="1">
+  <w:style w:type="character" w:styleId="945" w:customStyle="1">
     <w:name w:val="Título 2 Car"/>
-    <w:basedOn w:val="719"/>
+    <w:basedOn w:val="926"/>
     <w:uiPriority w:val="9"/>
     <w:pPr>
       <w:pBdr/>
@@ -36817,9 +37570,9 @@
       <w:szCs w:val="26"/>
     </w:rPr>
   </w:style>
-  <w:style w:type="paragraph" w:styleId="739">
+  <w:style w:type="paragraph" w:styleId="946">
     <w:name w:val="TOC Heading"/>
-    <w:next w:val="708"/>
+    <w:next w:val="915"/>
     <w:uiPriority w:val="39"/>
     <w:unhideWhenUsed/>
     <w:qFormat/>
@@ -36833,10 +37586,10 @@
       <w:lang w:val="es-ES"/>
     </w:rPr>
   </w:style>
-  <w:style w:type="paragraph" w:styleId="740">
+  <w:style w:type="paragraph" w:styleId="947">
     <w:name w:val="toc 1"/>
-    <w:basedOn w:val="708"/>
-    <w:next w:val="708"/>
+    <w:basedOn w:val="915"/>
+    <w:next w:val="915"/>
     <w:uiPriority w:val="39"/>
     <w:unhideWhenUsed/>
     <w:pPr>
@@ -36845,10 +37598,10 @@
       <w:ind/>
     </w:pPr>
   </w:style>
-  <w:style w:type="paragraph" w:styleId="741">
+  <w:style w:type="paragraph" w:styleId="948">
     <w:name w:val="toc 2"/>
-    <w:basedOn w:val="708"/>
-    <w:next w:val="708"/>
+    <w:basedOn w:val="915"/>
+    <w:next w:val="915"/>
     <w:uiPriority w:val="39"/>
     <w:unhideWhenUsed/>
     <w:pPr>
@@ -36857,9 +37610,9 @@
       <w:ind w:left="220"/>
     </w:pPr>
   </w:style>
-  <w:style w:type="character" w:styleId="742">
+  <w:style w:type="character" w:styleId="949">
     <w:name w:val="Hyperlink"/>
-    <w:basedOn w:val="719"/>
+    <w:basedOn w:val="926"/>
     <w:uiPriority w:val="99"/>
     <w:unhideWhenUsed/>
     <w:pPr>
@@ -36872,9 +37625,9 @@
       <w:u w:val="single"/>
     </w:rPr>
   </w:style>
-  <w:style w:type="paragraph" w:styleId="743" w:customStyle="1">
+  <w:style w:type="paragraph" w:styleId="950" w:customStyle="1">
     <w:name w:val="Table Text"/>
-    <w:basedOn w:val="708"/>
+    <w:basedOn w:val="915"/>
     <w:pPr>
       <w:pBdr/>
       <w:spacing w:after="0" w:line="240" w:lineRule="auto"/>
@@ -36890,9 +37643,9 @@
       <w:lang w:val="es-CO"/>
     </w:rPr>
   </w:style>
-  <w:style w:type="character" w:styleId="744" w:customStyle="1">
+  <w:style w:type="character" w:styleId="951" w:customStyle="1">
     <w:name w:val="Título 3 Car"/>
-    <w:basedOn w:val="719"/>
+    <w:basedOn w:val="926"/>
     <w:pPr>
       <w:pBdr/>
       <w:spacing/>
@@ -36906,9 +37659,9 @@
       <w:lang w:val="en-US"/>
     </w:rPr>
   </w:style>
-  <w:style w:type="character" w:styleId="745" w:customStyle="1">
+  <w:style w:type="character" w:styleId="952" w:customStyle="1">
     <w:name w:val="Título 4 Car"/>
-    <w:basedOn w:val="719"/>
+    <w:basedOn w:val="926"/>
     <w:pPr>
       <w:pBdr/>
       <w:spacing/>
@@ -36921,9 +37674,9 @@
       <w:lang w:val="en-US"/>
     </w:rPr>
   </w:style>
-  <w:style w:type="character" w:styleId="746" w:customStyle="1">
+  <w:style w:type="character" w:styleId="953" w:customStyle="1">
     <w:name w:val="Título 5 Car"/>
-    <w:basedOn w:val="719"/>
+    <w:basedOn w:val="926"/>
     <w:pPr>
       <w:pBdr/>
       <w:spacing/>
@@ -36935,9 +37688,9 @@
       <w:lang w:val="en-US"/>
     </w:rPr>
   </w:style>
-  <w:style w:type="character" w:styleId="747" w:customStyle="1">
+  <w:style w:type="character" w:styleId="954" w:customStyle="1">
     <w:name w:val="Título 6 Car"/>
-    <w:basedOn w:val="719"/>
+    <w:basedOn w:val="926"/>
     <w:pPr>
       <w:pBdr/>
       <w:spacing/>
@@ -36950,10 +37703,10 @@
       <w:lang w:val="en-US"/>
     </w:rPr>
   </w:style>
-  <w:style w:type="character" w:styleId="748" w:customStyle="1">
+  <w:style w:type="character" w:styleId="955" w:customStyle="1">
     <w:name w:val="Título 7 Car"/>
-    <w:basedOn w:val="719"/>
-    <w:link w:val="716"/>
+    <w:basedOn w:val="926"/>
+    <w:link w:val="923"/>
     <w:pPr>
       <w:pBdr/>
       <w:spacing/>
@@ -36966,10 +37719,10 @@
       <w:lang w:val="en-US"/>
     </w:rPr>
   </w:style>
-  <w:style w:type="character" w:styleId="749" w:customStyle="1">
+  <w:style w:type="character" w:styleId="956" w:customStyle="1">
     <w:name w:val="Título 8 Car"/>
-    <w:basedOn w:val="719"/>
-    <w:link w:val="717"/>
+    <w:basedOn w:val="926"/>
+    <w:link w:val="924"/>
     <w:pPr>
       <w:pBdr/>
       <w:spacing/>
@@ -36983,10 +37736,10 @@
       <w:lang w:val="en-US"/>
     </w:rPr>
   </w:style>
-  <w:style w:type="character" w:styleId="750" w:customStyle="1">
+  <w:style w:type="character" w:styleId="957" w:customStyle="1">
     <w:name w:val="Título 9 Car"/>
-    <w:basedOn w:val="719"/>
-    <w:link w:val="718"/>
+    <w:basedOn w:val="926"/>
+    <w:link w:val="925"/>
     <w:pPr>
       <w:pBdr/>
       <w:spacing/>
@@ -37001,10 +37754,10 @@
       <w:lang w:val="en-US"/>
     </w:rPr>
   </w:style>
-  <w:style w:type="paragraph" w:styleId="751">
+  <w:style w:type="paragraph" w:styleId="958">
     <w:name w:val="Body Text"/>
-    <w:basedOn w:val="708"/>
-    <w:link w:val="752"/>
+    <w:basedOn w:val="915"/>
+    <w:link w:val="959"/>
     <w:pPr>
       <w:keepLines w:val="true"/>
       <w:widowControl w:val="false"/>
@@ -37020,10 +37773,10 @@
       <w:lang w:val="en-US"/>
     </w:rPr>
   </w:style>
-  <w:style w:type="character" w:styleId="752" w:customStyle="1">
+  <w:style w:type="character" w:styleId="959" w:customStyle="1">
     <w:name w:val="Texto independiente Car"/>
-    <w:basedOn w:val="719"/>
-    <w:link w:val="751"/>
+    <w:basedOn w:val="926"/>
+    <w:link w:val="958"/>
     <w:pPr>
       <w:pBdr/>
       <w:spacing/>
@@ -37036,10 +37789,10 @@
       <w:lang w:val="en-US"/>
     </w:rPr>
   </w:style>
-  <w:style w:type="paragraph" w:styleId="753">
+  <w:style w:type="paragraph" w:styleId="960">
     <w:name w:val="Subtitle"/>
-    <w:basedOn w:val="708"/>
-    <w:next w:val="708"/>
+    <w:basedOn w:val="915"/>
+    <w:next w:val="915"/>
     <w:pPr>
       <w:keepNext w:val="true"/>
       <w:keepLines w:val="true"/>
@@ -37057,9 +37810,9 @@
       <w:szCs w:val="48"/>
     </w:rPr>
   </w:style>
-  <w:style w:type="table" w:styleId="754">
+  <w:style w:type="table" w:styleId="961">
     <w:name w:val="StGen0"/>
-    <w:basedOn w:val="707"/>
+    <w:basedOn w:val="914"/>
     <w:pPr>
       <w:pBdr/>
       <w:spacing w:after="0" w:line="240" w:lineRule="auto"/>
@@ -37249,9 +38002,9 @@
       </w:tcPr>
     </w:tblStylePr>
   </w:style>
-  <w:style w:type="table" w:styleId="755">
+  <w:style w:type="table" w:styleId="962">
     <w:name w:val="StGen1"/>
-    <w:basedOn w:val="707"/>
+    <w:basedOn w:val="914"/>
     <w:pPr>
       <w:pBdr/>
       <w:spacing/>
@@ -37441,9 +38194,9 @@
       </w:tcPr>
     </w:tblStylePr>
   </w:style>
-  <w:style w:type="table" w:styleId="756">
+  <w:style w:type="table" w:styleId="963">
     <w:name w:val="StGen2"/>
-    <w:basedOn w:val="707"/>
+    <w:basedOn w:val="914"/>
     <w:pPr>
       <w:pBdr/>
       <w:spacing/>
@@ -37633,9 +38386,9 @@
       </w:tcPr>
     </w:tblStylePr>
   </w:style>
-  <w:style w:type="table" w:styleId="757">
+  <w:style w:type="table" w:styleId="964">
     <w:name w:val="StGen3"/>
-    <w:basedOn w:val="707"/>
+    <w:basedOn w:val="914"/>
     <w:pPr>
       <w:pBdr/>
       <w:spacing w:after="0" w:line="240" w:lineRule="auto"/>
@@ -37825,9 +38578,9 @@
       </w:tcPr>
     </w:tblStylePr>
   </w:style>
-  <w:style w:type="table" w:styleId="758">
+  <w:style w:type="table" w:styleId="965">
     <w:name w:val="StGen4"/>
-    <w:basedOn w:val="707"/>
+    <w:basedOn w:val="914"/>
     <w:pPr>
       <w:pBdr/>
       <w:spacing w:after="0" w:line="240" w:lineRule="auto"/>
@@ -38017,9 +38770,9 @@
       </w:tcPr>
     </w:tblStylePr>
   </w:style>
-  <w:style w:type="table" w:styleId="759">
+  <w:style w:type="table" w:styleId="966">
     <w:name w:val="StGen5"/>
-    <w:basedOn w:val="707"/>
+    <w:basedOn w:val="914"/>
     <w:pPr>
       <w:pBdr/>
       <w:spacing w:after="0" w:line="240" w:lineRule="auto"/>
